--- a/docs/export/validation-and-conversion-rules.docx
+++ b/docs/export/validation-and-conversion-rules.docx
@@ -28,7 +28,7 @@
         </w:p>
       </w:sdtContent>
     </w:sdt>
-    <w:bookmarkStart w:id="75" w:name="validation-and-conversion-rules"/>
+    <w:bookmarkStart w:id="76" w:name="validation-and-conversion-rules"/>
     <w:p>
       <w:pPr>
         <w:pStyle w:val="Heading1"/>
@@ -94,7 +94,7 @@
               <w:pStyle w:val="Compact"/>
             </w:pPr>
             <w:r>
-              <w:t xml:space="preserve">1.0</w:t>
+              <w:t xml:space="preserve">1.1</w:t>
             </w:r>
           </w:p>
         </w:tc>
@@ -118,7 +118,7 @@
               <w:pStyle w:val="Compact"/>
             </w:pPr>
             <w:r>
-              <w:t xml:space="preserve">2026-10-16</w:t>
+              <w:t xml:space="preserve">2026-10-19</w:t>
             </w:r>
           </w:p>
         </w:tc>
@@ -339,7 +339,7 @@
         </w:pict>
       </w:r>
     </w:p>
-    <w:bookmarkStart w:id="28" w:name="identity-and-duplicates"/>
+    <w:bookmarkStart w:id="29" w:name="identity-and-duplicates"/>
     <w:p>
       <w:pPr>
         <w:pStyle w:val="Heading2"/>
@@ -1365,8 +1365,173 @@
       </w:r>
     </w:p>
     <w:bookmarkEnd w:id="27"/>
+    <w:bookmarkStart w:id="28" w:name="X513b3932fb079eed2c1b40091de1c53fb260364"/>
+    <w:p>
+      <w:pPr>
+        <w:pStyle w:val="Heading3"/>
+      </w:pPr>
+      <w:r>
+        <w:t xml:space="preserve">1.6 TallyPrime Edit Log changes nothing the sync reads</w:t>
+      </w:r>
+    </w:p>
+    <w:p>
+      <w:pPr>
+        <w:pStyle w:val="Compact"/>
+        <w:numPr>
+          <w:ilvl w:val="0"/>
+          <w:numId w:val="1006"/>
+        </w:numPr>
+      </w:pPr>
+      <w:r>
+        <w:rPr>
+          <w:b/>
+          <w:bCs/>
+        </w:rPr>
+        <w:t xml:space="preserve">What:</w:t>
+      </w:r>
+      <w:r>
+        <w:t xml:space="preserve"> </w:t>
+      </w:r>
+      <w:r>
+        <w:t xml:space="preserve">a company opened in TallyPrime Edit Log exports the same fields, formats and values as in TallyPrime. An alteration keeps</w:t>
+      </w:r>
+      <w:r>
+        <w:t xml:space="preserve"> </w:t>
+      </w:r>
+      <w:r>
+        <w:rPr>
+          <w:b/>
+          <w:bCs/>
+        </w:rPr>
+        <w:t xml:space="preserve">no edit history in the XML export</w:t>
+      </w:r>
+      <w:r>
+        <w:t xml:space="preserve"> </w:t>
+      </w:r>
+      <w:r>
+        <w:t xml:space="preserve">(its audit lists stay empty); the altered voucher is exported as its current version with a new AlterID, like any alteration, and replaces the stored one (1.2, 1.3). Only</w:t>
+      </w:r>
+      <w:r>
+        <w:t xml:space="preserve"> </w:t>
+      </w:r>
+      <w:r>
+        <w:rPr>
+          <w:rStyle w:val="VerbatimChar"/>
+        </w:rPr>
+        <w:t xml:space="preserve">UPDATEDDATETIME</w:t>
+      </w:r>
+      <w:r>
+        <w:t xml:space="preserve"> </w:t>
+      </w:r>
+      <w:r>
+        <w:t xml:space="preserve">is now filled, which the sync doesn’t fetch, so stored records and their hashes don’t change.</w:t>
+      </w:r>
+    </w:p>
+    <w:p>
+      <w:pPr>
+        <w:pStyle w:val="Compact"/>
+        <w:numPr>
+          <w:ilvl w:val="0"/>
+          <w:numId w:val="1006"/>
+        </w:numPr>
+      </w:pPr>
+      <w:r>
+        <w:rPr>
+          <w:b/>
+          <w:bCs/>
+        </w:rPr>
+        <w:t xml:space="preserve">Proven:</w:t>
+      </w:r>
+      <w:r>
+        <w:t xml:space="preserve"> </w:t>
+      </w:r>
+      <w:r>
+        <w:t xml:space="preserve">the test company opened in Edit Log (2026-10-19): every export compared with the responses recorded from TallyPrime (identical, same AlterIDs); a journal created and altered under Edit Log (seed case</w:t>
+      </w:r>
+      <w:r>
+        <w:t xml:space="preserve"> </w:t>
+      </w:r>
+      <w:r>
+        <w:rPr>
+          <w:rStyle w:val="VerbatimChar"/>
+        </w:rPr>
+        <w:t xml:space="preserve">EDITLOG-ALTER-1</w:t>
+      </w:r>
+      <w:r>
+        <w:t xml:space="preserve">); full sync, validation (105 checks) and report passed.</w:t>
+      </w:r>
+    </w:p>
+    <w:p>
+      <w:pPr>
+        <w:pStyle w:val="Compact"/>
+        <w:numPr>
+          <w:ilvl w:val="0"/>
+          <w:numId w:val="1006"/>
+        </w:numPr>
+      </w:pPr>
+      <w:r>
+        <w:rPr>
+          <w:b/>
+          <w:bCs/>
+        </w:rPr>
+        <w:t xml:space="preserve">Code:</w:t>
+      </w:r>
+      <w:r>
+        <w:t xml:space="preserve"> </w:t>
+      </w:r>
+      <w:r>
+        <w:rPr>
+          <w:rStyle w:val="VerbatimChar"/>
+        </w:rPr>
+        <w:t xml:space="preserve">connectors/tally/envelopes.py</w:t>
+      </w:r>
+      <w:r>
+        <w:t xml:space="preserve"> </w:t>
+      </w:r>
+      <w:r>
+        <w:t xml:space="preserve">(</w:t>
+      </w:r>
+      <w:r>
+        <w:rPr>
+          <w:rStyle w:val="VerbatimChar"/>
+        </w:rPr>
+        <w:t xml:space="preserve">VOUCHERS.fetch</w:t>
+      </w:r>
+      <w:r>
+        <w:t xml:space="preserve">).</w:t>
+      </w:r>
+    </w:p>
+    <w:p>
+      <w:pPr>
+        <w:pStyle w:val="Compact"/>
+        <w:numPr>
+          <w:ilvl w:val="0"/>
+          <w:numId w:val="1006"/>
+        </w:numPr>
+      </w:pPr>
+      <w:r>
+        <w:rPr>
+          <w:b/>
+          <w:bCs/>
+        </w:rPr>
+        <w:t xml:space="preserve">Tests:</w:t>
+      </w:r>
+      <w:r>
+        <w:t xml:space="preserve"> </w:t>
+      </w:r>
+      <w:r>
+        <w:rPr>
+          <w:rStyle w:val="VerbatimChar"/>
+        </w:rPr>
+        <w:t xml:space="preserve">tests/test_edit_log.py</w:t>
+      </w:r>
+      <w:r>
+        <w:t xml:space="preserve">.</w:t>
+      </w:r>
+    </w:p>
     <w:bookmarkEnd w:id="28"/>
-    <w:bookmarkStart w:id="32" w:name="signs-and-amounts"/>
+    <w:bookmarkEnd w:id="29"/>
+    <w:bookmarkStart w:id="33" w:name="signs-and-amounts"/>
     <w:p>
       <w:pPr>
         <w:pStyle w:val="Heading2"/>
@@ -1375,7 +1540,7 @@
         <w:t xml:space="preserve">2. Signs and amounts</w:t>
       </w:r>
     </w:p>
-    <w:bookmarkStart w:id="29" w:name="canonical-sign-debit-positive"/>
+    <w:bookmarkStart w:id="30" w:name="canonical-sign-debit-positive"/>
     <w:p>
       <w:pPr>
         <w:pStyle w:val="Heading3"/>
@@ -1389,7 +1554,7 @@
         <w:pStyle w:val="Compact"/>
         <w:numPr>
           <w:ilvl w:val="0"/>
-          <w:numId w:val="1006"/>
+          <w:numId w:val="1007"/>
         </w:numPr>
       </w:pPr>
       <w:r>
@@ -1441,7 +1606,7 @@
         <w:pStyle w:val="Compact"/>
         <w:numPr>
           <w:ilvl w:val="0"/>
-          <w:numId w:val="1006"/>
+          <w:numId w:val="1007"/>
         </w:numPr>
       </w:pPr>
       <w:r>
@@ -1475,7 +1640,7 @@
         <w:pStyle w:val="Compact"/>
         <w:numPr>
           <w:ilvl w:val="0"/>
-          <w:numId w:val="1006"/>
+          <w:numId w:val="1007"/>
         </w:numPr>
       </w:pPr>
       <w:r>
@@ -1539,7 +1704,7 @@
         <w:pStyle w:val="Compact"/>
         <w:numPr>
           <w:ilvl w:val="0"/>
-          <w:numId w:val="1006"/>
+          <w:numId w:val="1007"/>
         </w:numPr>
       </w:pPr>
       <w:r>
@@ -1567,7 +1732,7 @@
         <w:pStyle w:val="Compact"/>
         <w:numPr>
           <w:ilvl w:val="0"/>
-          <w:numId w:val="1006"/>
+          <w:numId w:val="1007"/>
         </w:numPr>
       </w:pPr>
       <w:r>
@@ -1584,8 +1749,8 @@
         <w:t xml:space="preserve">schema.md 7.1.</w:t>
       </w:r>
     </w:p>
-    <w:bookmarkEnd w:id="29"/>
-    <w:bookmarkStart w:id="30" w:name="the-postings-of-a-voucher-are-read-once"/>
+    <w:bookmarkEnd w:id="30"/>
+    <w:bookmarkStart w:id="31" w:name="the-postings-of-a-voucher-are-read-once"/>
     <w:p>
       <w:pPr>
         <w:pStyle w:val="Heading3"/>
@@ -1599,7 +1764,7 @@
         <w:pStyle w:val="Compact"/>
         <w:numPr>
           <w:ilvl w:val="0"/>
-          <w:numId w:val="1007"/>
+          <w:numId w:val="1008"/>
         </w:numPr>
       </w:pPr>
       <w:r>
@@ -1654,7 +1819,7 @@
         <w:pStyle w:val="Compact"/>
         <w:numPr>
           <w:ilvl w:val="0"/>
-          <w:numId w:val="1007"/>
+          <w:numId w:val="1008"/>
         </w:numPr>
       </w:pPr>
       <w:r>
@@ -1694,7 +1859,7 @@
         <w:pStyle w:val="Compact"/>
         <w:numPr>
           <w:ilvl w:val="0"/>
-          <w:numId w:val="1007"/>
+          <w:numId w:val="1008"/>
         </w:numPr>
       </w:pPr>
       <w:r>
@@ -1746,7 +1911,7 @@
         <w:pStyle w:val="Compact"/>
         <w:numPr>
           <w:ilvl w:val="0"/>
-          <w:numId w:val="1007"/>
+          <w:numId w:val="1008"/>
         </w:numPr>
       </w:pPr>
       <w:r>
@@ -1763,8 +1928,8 @@
         <w:t xml:space="preserve">schema.md 7.2.</w:t>
       </w:r>
     </w:p>
-    <w:bookmarkEnd w:id="30"/>
-    <w:bookmarkStart w:id="31" w:name="X7687ca0d8b53ac02f790c5017acbd58ef46d018"/>
+    <w:bookmarkEnd w:id="31"/>
+    <w:bookmarkStart w:id="32" w:name="X7687ca0d8b53ac02f790c5017acbd58ef46d018"/>
     <w:p>
       <w:pPr>
         <w:pStyle w:val="Heading3"/>
@@ -1778,7 +1943,7 @@
         <w:pStyle w:val="Compact"/>
         <w:numPr>
           <w:ilvl w:val="0"/>
-          <w:numId w:val="1008"/>
+          <w:numId w:val="1009"/>
         </w:numPr>
       </w:pPr>
       <w:r>
@@ -1851,7 +2016,7 @@
         <w:pStyle w:val="Compact"/>
         <w:numPr>
           <w:ilvl w:val="0"/>
-          <w:numId w:val="1008"/>
+          <w:numId w:val="1009"/>
         </w:numPr>
       </w:pPr>
       <w:r>
@@ -1903,7 +2068,7 @@
         <w:pStyle w:val="Compact"/>
         <w:numPr>
           <w:ilvl w:val="0"/>
-          <w:numId w:val="1008"/>
+          <w:numId w:val="1009"/>
         </w:numPr>
       </w:pPr>
       <w:r>
@@ -1943,7 +2108,7 @@
         <w:pStyle w:val="Compact"/>
         <w:numPr>
           <w:ilvl w:val="0"/>
-          <w:numId w:val="1008"/>
+          <w:numId w:val="1009"/>
         </w:numPr>
       </w:pPr>
       <w:r>
@@ -1967,9 +2132,9 @@
         </w:pict>
       </w:r>
     </w:p>
-    <w:bookmarkEnd w:id="31"/>
     <w:bookmarkEnd w:id="32"/>
-    <w:bookmarkStart w:id="36" w:name="X16cc5b1ed1b51c6a74d842df1dfb67e2a81ab71"/>
+    <w:bookmarkEnd w:id="33"/>
+    <w:bookmarkStart w:id="37" w:name="X16cc5b1ed1b51c6a74d842df1dfb67e2a81ab71"/>
     <w:p>
       <w:pPr>
         <w:pStyle w:val="Heading2"/>
@@ -1978,7 +2143,7 @@
         <w:t xml:space="preserve">3. Opening balances (as at the books’ beginning)</w:t>
       </w:r>
     </w:p>
-    <w:bookmarkStart w:id="33" w:name="Xda508b92d6a1e15e20e1cda34abc3ff7421175e"/>
+    <w:bookmarkStart w:id="34" w:name="Xda508b92d6a1e15e20e1cda34abc3ff7421175e"/>
     <w:p>
       <w:pPr>
         <w:pStyle w:val="Heading3"/>
@@ -1992,7 +2157,7 @@
         <w:pStyle w:val="Compact"/>
         <w:numPr>
           <w:ilvl w:val="0"/>
-          <w:numId w:val="1009"/>
+          <w:numId w:val="1010"/>
         </w:numPr>
       </w:pPr>
       <w:r>
@@ -2051,7 +2216,7 @@
         <w:pStyle w:val="Compact"/>
         <w:numPr>
           <w:ilvl w:val="0"/>
-          <w:numId w:val="1009"/>
+          <w:numId w:val="1010"/>
         </w:numPr>
       </w:pPr>
       <w:r>
@@ -2073,7 +2238,7 @@
         <w:pStyle w:val="Compact"/>
         <w:numPr>
           <w:ilvl w:val="0"/>
-          <w:numId w:val="1009"/>
+          <w:numId w:val="1010"/>
         </w:numPr>
       </w:pPr>
       <w:r>
@@ -2095,7 +2260,7 @@
         <w:pStyle w:val="Compact"/>
         <w:numPr>
           <w:ilvl w:val="0"/>
-          <w:numId w:val="1009"/>
+          <w:numId w:val="1010"/>
         </w:numPr>
       </w:pPr>
       <w:r>
@@ -2171,7 +2336,7 @@
         <w:pStyle w:val="Compact"/>
         <w:numPr>
           <w:ilvl w:val="0"/>
-          <w:numId w:val="1009"/>
+          <w:numId w:val="1010"/>
         </w:numPr>
       </w:pPr>
       <w:r>
@@ -2223,7 +2388,7 @@
         <w:pStyle w:val="Compact"/>
         <w:numPr>
           <w:ilvl w:val="0"/>
-          <w:numId w:val="1009"/>
+          <w:numId w:val="1010"/>
         </w:numPr>
       </w:pPr>
       <w:r>
@@ -2240,8 +2405,8 @@
         <w:t xml:space="preserve">ADR-029.</w:t>
       </w:r>
     </w:p>
-    <w:bookmarkEnd w:id="33"/>
-    <w:bookmarkStart w:id="34" w:name="X33b53f4a337894a4dcaec3e5ae750245c0b6084"/>
+    <w:bookmarkEnd w:id="34"/>
+    <w:bookmarkStart w:id="35" w:name="X33b53f4a337894a4dcaec3e5ae750245c0b6084"/>
     <w:p>
       <w:pPr>
         <w:pStyle w:val="Heading3"/>
@@ -2255,7 +2420,7 @@
         <w:pStyle w:val="Compact"/>
         <w:numPr>
           <w:ilvl w:val="0"/>
-          <w:numId w:val="1010"/>
+          <w:numId w:val="1011"/>
         </w:numPr>
       </w:pPr>
       <w:r>
@@ -2277,7 +2442,7 @@
         <w:pStyle w:val="Compact"/>
         <w:numPr>
           <w:ilvl w:val="0"/>
-          <w:numId w:val="1010"/>
+          <w:numId w:val="1011"/>
         </w:numPr>
       </w:pPr>
       <w:r>
@@ -2299,7 +2464,7 @@
         <w:pStyle w:val="Compact"/>
         <w:numPr>
           <w:ilvl w:val="0"/>
-          <w:numId w:val="1010"/>
+          <w:numId w:val="1011"/>
         </w:numPr>
       </w:pPr>
       <w:r>
@@ -2339,7 +2504,7 @@
         <w:pStyle w:val="Compact"/>
         <w:numPr>
           <w:ilvl w:val="0"/>
-          <w:numId w:val="1010"/>
+          <w:numId w:val="1011"/>
         </w:numPr>
       </w:pPr>
       <w:r>
@@ -2356,8 +2521,8 @@
         <w:t xml:space="preserve">ADR-031.</w:t>
       </w:r>
     </w:p>
-    <w:bookmarkEnd w:id="34"/>
-    <w:bookmarkStart w:id="35" w:name="X301fd0c8597f8189ab3bd4dcb1bb2e38dd3b5ff"/>
+    <w:bookmarkEnd w:id="35"/>
+    <w:bookmarkStart w:id="36" w:name="X301fd0c8597f8189ab3bd4dcb1bb2e38dd3b5ff"/>
     <w:p>
       <w:pPr>
         <w:pStyle w:val="Heading3"/>
@@ -2371,7 +2536,7 @@
         <w:pStyle w:val="Compact"/>
         <w:numPr>
           <w:ilvl w:val="0"/>
-          <w:numId w:val="1011"/>
+          <w:numId w:val="1012"/>
         </w:numPr>
       </w:pPr>
       <w:r>
@@ -2444,7 +2609,7 @@
         <w:pStyle w:val="Compact"/>
         <w:numPr>
           <w:ilvl w:val="0"/>
-          <w:numId w:val="1011"/>
+          <w:numId w:val="1012"/>
         </w:numPr>
       </w:pPr>
       <w:r>
@@ -2466,7 +2631,7 @@
         <w:pStyle w:val="Compact"/>
         <w:numPr>
           <w:ilvl w:val="0"/>
-          <w:numId w:val="1011"/>
+          <w:numId w:val="1012"/>
         </w:numPr>
       </w:pPr>
       <w:r>
@@ -2488,7 +2653,7 @@
         <w:pStyle w:val="Compact"/>
         <w:numPr>
           <w:ilvl w:val="0"/>
-          <w:numId w:val="1011"/>
+          <w:numId w:val="1012"/>
         </w:numPr>
       </w:pPr>
       <w:r>
@@ -2552,7 +2717,7 @@
         <w:pStyle w:val="Compact"/>
         <w:numPr>
           <w:ilvl w:val="0"/>
-          <w:numId w:val="1011"/>
+          <w:numId w:val="1012"/>
         </w:numPr>
       </w:pPr>
       <w:r>
@@ -2628,7 +2793,7 @@
         <w:pStyle w:val="Compact"/>
         <w:numPr>
           <w:ilvl w:val="0"/>
-          <w:numId w:val="1011"/>
+          <w:numId w:val="1012"/>
         </w:numPr>
       </w:pPr>
       <w:r>
@@ -2652,9 +2817,9 @@
         </w:pict>
       </w:r>
     </w:p>
-    <w:bookmarkEnd w:id="35"/>
     <w:bookmarkEnd w:id="36"/>
-    <w:bookmarkStart w:id="44" w:name="Xb1be46f6d4c47790a9df644a76e1760547f40e7"/>
+    <w:bookmarkEnd w:id="37"/>
+    <w:bookmarkStart w:id="45" w:name="Xb1be46f6d4c47790a9df644a76e1760547f40e7"/>
     <w:p>
       <w:pPr>
         <w:pStyle w:val="Heading2"/>
@@ -2667,24 +2832,24 @@
       <w:pPr>
         <w:pStyle w:val="FirstParagraph"/>
       </w:pPr>
-      <w:hyperlink r:id="rId40">
+      <w:hyperlink r:id="rId41">
         <w:r>
           <w:drawing>
             <wp:inline>
               <wp:extent cx="5334000" cy="7996656"/>
               <wp:effectExtent b="0" l="0" r="0" t="0"/>
-              <wp:docPr descr="Which vouchers count" title="" id="38" name="Picture"/>
+              <wp:docPr descr="Which vouchers count" title="" id="39" name="Picture"/>
               <a:graphic>
                 <a:graphicData uri="http://schemas.openxmlformats.org/drawingml/2006/picture">
                   <pic:pic>
                     <pic:nvPicPr>
-                      <pic:cNvPr descr="../diagrams/rules-vouchers-count.png" id="39" name="Picture"/>
+                      <pic:cNvPr descr="../diagrams/rules-vouchers-count.png" id="40" name="Picture"/>
                       <pic:cNvPicPr>
                         <a:picLocks noChangeArrowheads="1" noChangeAspect="1"/>
                       </pic:cNvPicPr>
                     </pic:nvPicPr>
                     <pic:blipFill>
-                      <a:blip r:embed="rId37"/>
+                      <a:blip r:embed="rId38"/>
                       <a:stretch>
                         <a:fillRect/>
                       </a:stretch>
@@ -2712,7 +2877,7 @@
         </w:r>
       </w:hyperlink>
     </w:p>
-    <w:bookmarkStart w:id="41" w:name="X72459ae3edf5b8d2a74ec03871645459db6d822"/>
+    <w:bookmarkStart w:id="42" w:name="X72459ae3edf5b8d2a74ec03871645459db6d822"/>
     <w:p>
       <w:pPr>
         <w:pStyle w:val="Heading3"/>
@@ -2726,7 +2891,7 @@
         <w:pStyle w:val="Compact"/>
         <w:numPr>
           <w:ilvl w:val="0"/>
-          <w:numId w:val="1012"/>
+          <w:numId w:val="1013"/>
         </w:numPr>
       </w:pPr>
       <w:r>
@@ -2757,7 +2922,7 @@
         <w:pStyle w:val="Compact"/>
         <w:numPr>
           <w:ilvl w:val="0"/>
-          <w:numId w:val="1012"/>
+          <w:numId w:val="1013"/>
         </w:numPr>
       </w:pPr>
       <w:r>
@@ -2812,7 +2977,7 @@
         <w:pStyle w:val="Compact"/>
         <w:numPr>
           <w:ilvl w:val="0"/>
-          <w:numId w:val="1012"/>
+          <w:numId w:val="1013"/>
         </w:numPr>
       </w:pPr>
       <w:r>
@@ -2852,7 +3017,7 @@
         <w:pStyle w:val="Compact"/>
         <w:numPr>
           <w:ilvl w:val="0"/>
-          <w:numId w:val="1012"/>
+          <w:numId w:val="1013"/>
         </w:numPr>
       </w:pPr>
       <w:r>
@@ -2869,8 +3034,8 @@
         <w:t xml:space="preserve">ADR-027, ADR-029.</w:t>
       </w:r>
     </w:p>
-    <w:bookmarkEnd w:id="41"/>
-    <w:bookmarkStart w:id="42" w:name="X569be27e345a5d4a161c7d5c55fa748c47b1e7a"/>
+    <w:bookmarkEnd w:id="42"/>
+    <w:bookmarkStart w:id="43" w:name="X569be27e345a5d4a161c7d5c55fa748c47b1e7a"/>
     <w:p>
       <w:pPr>
         <w:pStyle w:val="Heading3"/>
@@ -2884,7 +3049,7 @@
         <w:pStyle w:val="Compact"/>
         <w:numPr>
           <w:ilvl w:val="0"/>
-          <w:numId w:val="1013"/>
+          <w:numId w:val="1014"/>
         </w:numPr>
       </w:pPr>
       <w:r>
@@ -2919,7 +3084,7 @@
         <w:pStyle w:val="Compact"/>
         <w:numPr>
           <w:ilvl w:val="0"/>
-          <w:numId w:val="1013"/>
+          <w:numId w:val="1014"/>
         </w:numPr>
       </w:pPr>
       <w:r>
@@ -2953,7 +3118,7 @@
         <w:pStyle w:val="Compact"/>
         <w:numPr>
           <w:ilvl w:val="0"/>
-          <w:numId w:val="1013"/>
+          <w:numId w:val="1014"/>
         </w:numPr>
       </w:pPr>
       <w:r>
@@ -2975,7 +3140,7 @@
         <w:pStyle w:val="Compact"/>
         <w:numPr>
           <w:ilvl w:val="0"/>
-          <w:numId w:val="1013"/>
+          <w:numId w:val="1014"/>
         </w:numPr>
       </w:pPr>
       <w:r>
@@ -3063,7 +3228,7 @@
         <w:pStyle w:val="Compact"/>
         <w:numPr>
           <w:ilvl w:val="0"/>
-          <w:numId w:val="1013"/>
+          <w:numId w:val="1014"/>
         </w:numPr>
       </w:pPr>
       <w:r>
@@ -3127,7 +3292,7 @@
         <w:pStyle w:val="Compact"/>
         <w:numPr>
           <w:ilvl w:val="0"/>
-          <w:numId w:val="1013"/>
+          <w:numId w:val="1014"/>
         </w:numPr>
       </w:pPr>
       <w:r>
@@ -3144,8 +3309,8 @@
         <w:t xml:space="preserve">ADR-027, ADR-029.</w:t>
       </w:r>
     </w:p>
-    <w:bookmarkEnd w:id="42"/>
-    <w:bookmarkStart w:id="43" w:name="Xf113cf44abb23eb85167edb9fc080629dd05b0b"/>
+    <w:bookmarkEnd w:id="43"/>
+    <w:bookmarkStart w:id="44" w:name="Xf113cf44abb23eb85167edb9fc080629dd05b0b"/>
     <w:p>
       <w:pPr>
         <w:pStyle w:val="Heading3"/>
@@ -3159,7 +3324,7 @@
         <w:pStyle w:val="Compact"/>
         <w:numPr>
           <w:ilvl w:val="0"/>
-          <w:numId w:val="1014"/>
+          <w:numId w:val="1015"/>
         </w:numPr>
       </w:pPr>
       <w:r>
@@ -3194,7 +3359,7 @@
         <w:pStyle w:val="Compact"/>
         <w:numPr>
           <w:ilvl w:val="0"/>
-          <w:numId w:val="1014"/>
+          <w:numId w:val="1015"/>
         </w:numPr>
       </w:pPr>
       <w:r>
@@ -3216,7 +3381,7 @@
         <w:pStyle w:val="Compact"/>
         <w:numPr>
           <w:ilvl w:val="0"/>
-          <w:numId w:val="1014"/>
+          <w:numId w:val="1015"/>
         </w:numPr>
       </w:pPr>
       <w:r>
@@ -3256,7 +3421,7 @@
         <w:pStyle w:val="Compact"/>
         <w:numPr>
           <w:ilvl w:val="0"/>
-          <w:numId w:val="1014"/>
+          <w:numId w:val="1015"/>
         </w:numPr>
       </w:pPr>
       <w:r>
@@ -3280,9 +3445,9 @@
         </w:pict>
       </w:r>
     </w:p>
-    <w:bookmarkEnd w:id="43"/>
     <w:bookmarkEnd w:id="44"/>
-    <w:bookmarkStart w:id="49" w:name="stock-moved-once-tracked-invoices"/>
+    <w:bookmarkEnd w:id="45"/>
+    <w:bookmarkStart w:id="50" w:name="stock-moved-once-tracked-invoices"/>
     <w:p>
       <w:pPr>
         <w:pStyle w:val="Heading2"/>
@@ -3295,24 +3460,24 @@
       <w:pPr>
         <w:pStyle w:val="FirstParagraph"/>
       </w:pPr>
-      <w:hyperlink r:id="rId48">
+      <w:hyperlink r:id="rId49">
         <w:r>
           <w:drawing>
             <wp:inline>
               <wp:extent cx="5334000" cy="10723466"/>
               <wp:effectExtent b="0" l="0" r="0" t="0"/>
-              <wp:docPr descr="How an inventory line moves stock" title="" id="46" name="Picture"/>
+              <wp:docPr descr="How an inventory line moves stock" title="" id="47" name="Picture"/>
               <a:graphic>
                 <a:graphicData uri="http://schemas.openxmlformats.org/drawingml/2006/picture">
                   <pic:pic>
                     <pic:nvPicPr>
-                      <pic:cNvPr descr="../diagrams/rules-stock-movement.png" id="47" name="Picture"/>
+                      <pic:cNvPr descr="../diagrams/rules-stock-movement.png" id="48" name="Picture"/>
                       <pic:cNvPicPr>
                         <a:picLocks noChangeArrowheads="1" noChangeAspect="1"/>
                       </pic:cNvPicPr>
                     </pic:nvPicPr>
                     <pic:blipFill>
-                      <a:blip r:embed="rId45"/>
+                      <a:blip r:embed="rId46"/>
                       <a:stretch>
                         <a:fillRect/>
                       </a:stretch>
@@ -3345,7 +3510,7 @@
         <w:pStyle w:val="Compact"/>
         <w:numPr>
           <w:ilvl w:val="0"/>
-          <w:numId w:val="1015"/>
+          <w:numId w:val="1016"/>
         </w:numPr>
       </w:pPr>
       <w:r>
@@ -3431,7 +3596,7 @@
         <w:pStyle w:val="Compact"/>
         <w:numPr>
           <w:ilvl w:val="0"/>
-          <w:numId w:val="1015"/>
+          <w:numId w:val="1016"/>
         </w:numPr>
       </w:pPr>
       <w:r>
@@ -3453,7 +3618,7 @@
         <w:pStyle w:val="Compact"/>
         <w:numPr>
           <w:ilvl w:val="0"/>
-          <w:numId w:val="1015"/>
+          <w:numId w:val="1016"/>
         </w:numPr>
       </w:pPr>
       <w:r>
@@ -3475,7 +3640,7 @@
         <w:pStyle w:val="Compact"/>
         <w:numPr>
           <w:ilvl w:val="0"/>
-          <w:numId w:val="1015"/>
+          <w:numId w:val="1016"/>
         </w:numPr>
       </w:pPr>
       <w:r>
@@ -3527,7 +3692,7 @@
         <w:pStyle w:val="Compact"/>
         <w:numPr>
           <w:ilvl w:val="0"/>
-          <w:numId w:val="1015"/>
+          <w:numId w:val="1016"/>
         </w:numPr>
       </w:pPr>
       <w:r>
@@ -3579,7 +3744,7 @@
         <w:pStyle w:val="Compact"/>
         <w:numPr>
           <w:ilvl w:val="0"/>
-          <w:numId w:val="1015"/>
+          <w:numId w:val="1016"/>
         </w:numPr>
       </w:pPr>
       <w:r>
@@ -3603,8 +3768,8 @@
         </w:pict>
       </w:r>
     </w:p>
-    <w:bookmarkEnd w:id="49"/>
-    <w:bookmarkStart w:id="52" w:name="stock-journals-and-job-work"/>
+    <w:bookmarkEnd w:id="50"/>
+    <w:bookmarkStart w:id="53" w:name="stock-journals-and-job-work"/>
     <w:p>
       <w:pPr>
         <w:pStyle w:val="Heading2"/>
@@ -3613,7 +3778,7 @@
         <w:t xml:space="preserve">6. Stock journals and job work</w:t>
       </w:r>
     </w:p>
-    <w:bookmarkStart w:id="50" w:name="stock-journals-are-read-once"/>
+    <w:bookmarkStart w:id="51" w:name="stock-journals-are-read-once"/>
     <w:p>
       <w:pPr>
         <w:pStyle w:val="Heading3"/>
@@ -3627,7 +3792,7 @@
         <w:pStyle w:val="Compact"/>
         <w:numPr>
           <w:ilvl w:val="0"/>
-          <w:numId w:val="1016"/>
+          <w:numId w:val="1017"/>
         </w:numPr>
       </w:pPr>
       <w:r>
@@ -3704,7 +3869,7 @@
         <w:pStyle w:val="Compact"/>
         <w:numPr>
           <w:ilvl w:val="0"/>
-          <w:numId w:val="1016"/>
+          <w:numId w:val="1017"/>
         </w:numPr>
       </w:pPr>
       <w:r>
@@ -3726,7 +3891,7 @@
         <w:pStyle w:val="Compact"/>
         <w:numPr>
           <w:ilvl w:val="0"/>
-          <w:numId w:val="1016"/>
+          <w:numId w:val="1017"/>
         </w:numPr>
       </w:pPr>
       <w:r>
@@ -3748,7 +3913,7 @@
         <w:pStyle w:val="Compact"/>
         <w:numPr>
           <w:ilvl w:val="0"/>
-          <w:numId w:val="1016"/>
+          <w:numId w:val="1017"/>
         </w:numPr>
       </w:pPr>
       <w:r>
@@ -3788,7 +3953,7 @@
         <w:pStyle w:val="Compact"/>
         <w:numPr>
           <w:ilvl w:val="0"/>
-          <w:numId w:val="1016"/>
+          <w:numId w:val="1017"/>
         </w:numPr>
       </w:pPr>
       <w:r>
@@ -3816,7 +3981,7 @@
         <w:pStyle w:val="Compact"/>
         <w:numPr>
           <w:ilvl w:val="0"/>
-          <w:numId w:val="1016"/>
+          <w:numId w:val="1017"/>
         </w:numPr>
       </w:pPr>
       <w:r>
@@ -3833,8 +3998,8 @@
         <w:t xml:space="preserve">ADR-031.</w:t>
       </w:r>
     </w:p>
-    <w:bookmarkEnd w:id="50"/>
-    <w:bookmarkStart w:id="51" w:name="X89fe9a567bd41391cb4caaeefc2465f159d370a"/>
+    <w:bookmarkEnd w:id="51"/>
+    <w:bookmarkStart w:id="52" w:name="X89fe9a567bd41391cb4caaeefc2465f159d370a"/>
     <w:p>
       <w:pPr>
         <w:pStyle w:val="Heading3"/>
@@ -3848,7 +4013,7 @@
         <w:pStyle w:val="Compact"/>
         <w:numPr>
           <w:ilvl w:val="0"/>
-          <w:numId w:val="1017"/>
+          <w:numId w:val="1018"/>
         </w:numPr>
       </w:pPr>
       <w:r>
@@ -3945,7 +4110,7 @@
         <w:pStyle w:val="Compact"/>
         <w:numPr>
           <w:ilvl w:val="0"/>
-          <w:numId w:val="1017"/>
+          <w:numId w:val="1018"/>
         </w:numPr>
       </w:pPr>
       <w:r>
@@ -3967,7 +4132,7 @@
         <w:pStyle w:val="Compact"/>
         <w:numPr>
           <w:ilvl w:val="0"/>
-          <w:numId w:val="1017"/>
+          <w:numId w:val="1018"/>
         </w:numPr>
       </w:pPr>
       <w:r>
@@ -3989,7 +4154,7 @@
         <w:pStyle w:val="Compact"/>
         <w:numPr>
           <w:ilvl w:val="0"/>
-          <w:numId w:val="1017"/>
+          <w:numId w:val="1018"/>
         </w:numPr>
       </w:pPr>
       <w:r>
@@ -4065,7 +4230,7 @@
         <w:pStyle w:val="Compact"/>
         <w:numPr>
           <w:ilvl w:val="0"/>
-          <w:numId w:val="1017"/>
+          <w:numId w:val="1018"/>
         </w:numPr>
       </w:pPr>
       <w:r>
@@ -4093,7 +4258,7 @@
         <w:pStyle w:val="Compact"/>
         <w:numPr>
           <w:ilvl w:val="0"/>
-          <w:numId w:val="1017"/>
+          <w:numId w:val="1018"/>
         </w:numPr>
       </w:pPr>
       <w:r>
@@ -4117,9 +4282,9 @@
         </w:pict>
       </w:r>
     </w:p>
-    <w:bookmarkEnd w:id="51"/>
     <w:bookmarkEnd w:id="52"/>
-    <w:bookmarkStart w:id="53" w:name="stock-ledgers-at-the-stock-value"/>
+    <w:bookmarkEnd w:id="53"/>
+    <w:bookmarkStart w:id="54" w:name="stock-ledgers-at-the-stock-value"/>
     <w:p>
       <w:pPr>
         <w:pStyle w:val="Heading2"/>
@@ -4133,7 +4298,7 @@
         <w:pStyle w:val="Compact"/>
         <w:numPr>
           <w:ilvl w:val="0"/>
-          <w:numId w:val="1018"/>
+          <w:numId w:val="1019"/>
         </w:numPr>
       </w:pPr>
       <w:r>
@@ -4164,7 +4329,7 @@
         <w:pStyle w:val="Compact"/>
         <w:numPr>
           <w:ilvl w:val="0"/>
-          <w:numId w:val="1018"/>
+          <w:numId w:val="1019"/>
         </w:numPr>
       </w:pPr>
       <w:r>
@@ -4186,7 +4351,7 @@
         <w:pStyle w:val="Compact"/>
         <w:numPr>
           <w:ilvl w:val="0"/>
-          <w:numId w:val="1018"/>
+          <w:numId w:val="1019"/>
         </w:numPr>
       </w:pPr>
       <w:r>
@@ -4208,7 +4373,7 @@
         <w:pStyle w:val="Compact"/>
         <w:numPr>
           <w:ilvl w:val="0"/>
-          <w:numId w:val="1018"/>
+          <w:numId w:val="1019"/>
         </w:numPr>
       </w:pPr>
       <w:r>
@@ -4296,7 +4461,7 @@
         <w:pStyle w:val="Compact"/>
         <w:numPr>
           <w:ilvl w:val="0"/>
-          <w:numId w:val="1018"/>
+          <w:numId w:val="1019"/>
         </w:numPr>
       </w:pPr>
       <w:r>
@@ -4336,7 +4501,7 @@
         <w:pStyle w:val="Compact"/>
         <w:numPr>
           <w:ilvl w:val="0"/>
-          <w:numId w:val="1018"/>
+          <w:numId w:val="1019"/>
         </w:numPr>
       </w:pPr>
       <w:r>
@@ -4360,8 +4525,8 @@
         </w:pict>
       </w:r>
     </w:p>
-    <w:bookmarkEnd w:id="53"/>
-    <w:bookmarkStart w:id="58" w:name="foreign-currency-ledgers-at-book-value"/>
+    <w:bookmarkEnd w:id="54"/>
+    <w:bookmarkStart w:id="59" w:name="foreign-currency-ledgers-at-book-value"/>
     <w:p>
       <w:pPr>
         <w:pStyle w:val="Heading2"/>
@@ -4374,24 +4539,24 @@
       <w:pPr>
         <w:pStyle w:val="FirstParagraph"/>
       </w:pPr>
-      <w:hyperlink r:id="rId57">
+      <w:hyperlink r:id="rId58">
         <w:r>
           <w:drawing>
             <wp:inline>
               <wp:extent cx="5334000" cy="12208453"/>
               <wp:effectExtent b="0" l="0" r="0" t="0"/>
-              <wp:docPr descr="Foreign-currency book value" title="" id="55" name="Picture"/>
+              <wp:docPr descr="Foreign-currency book value" title="" id="56" name="Picture"/>
               <a:graphic>
                 <a:graphicData uri="http://schemas.openxmlformats.org/drawingml/2006/picture">
                   <pic:pic>
                     <pic:nvPicPr>
-                      <pic:cNvPr descr="../diagrams/rules-forex-book-value.png" id="56" name="Picture"/>
+                      <pic:cNvPr descr="../diagrams/rules-forex-book-value.png" id="57" name="Picture"/>
                       <pic:cNvPicPr>
                         <a:picLocks noChangeArrowheads="1" noChangeAspect="1"/>
                       </pic:cNvPicPr>
                     </pic:nvPicPr>
                     <pic:blipFill>
-                      <a:blip r:embed="rId54"/>
+                      <a:blip r:embed="rId55"/>
                       <a:stretch>
                         <a:fillRect/>
                       </a:stretch>
@@ -4424,7 +4589,7 @@
         <w:pStyle w:val="Compact"/>
         <w:numPr>
           <w:ilvl w:val="0"/>
-          <w:numId w:val="1019"/>
+          <w:numId w:val="1020"/>
         </w:numPr>
       </w:pPr>
       <w:r>
@@ -4511,7 +4676,7 @@
         <w:pStyle w:val="Compact"/>
         <w:numPr>
           <w:ilvl w:val="0"/>
-          <w:numId w:val="1019"/>
+          <w:numId w:val="1020"/>
         </w:numPr>
       </w:pPr>
       <w:r>
@@ -4548,7 +4713,7 @@
         <w:pStyle w:val="Compact"/>
         <w:numPr>
           <w:ilvl w:val="0"/>
-          <w:numId w:val="1019"/>
+          <w:numId w:val="1020"/>
         </w:numPr>
       </w:pPr>
       <w:r>
@@ -4582,7 +4747,7 @@
         <w:pStyle w:val="Compact"/>
         <w:numPr>
           <w:ilvl w:val="0"/>
-          <w:numId w:val="1019"/>
+          <w:numId w:val="1020"/>
         </w:numPr>
       </w:pPr>
       <w:r>
@@ -4706,7 +4871,7 @@
         <w:pStyle w:val="Compact"/>
         <w:numPr>
           <w:ilvl w:val="0"/>
-          <w:numId w:val="1019"/>
+          <w:numId w:val="1020"/>
         </w:numPr>
       </w:pPr>
       <w:r>
@@ -4746,7 +4911,7 @@
         <w:pStyle w:val="Compact"/>
         <w:numPr>
           <w:ilvl w:val="0"/>
-          <w:numId w:val="1019"/>
+          <w:numId w:val="1020"/>
         </w:numPr>
       </w:pPr>
       <w:r>
@@ -4770,8 +4935,8 @@
         </w:pict>
       </w:r>
     </w:p>
-    <w:bookmarkEnd w:id="58"/>
-    <w:bookmarkStart w:id="59" w:name="effective-dates"/>
+    <w:bookmarkEnd w:id="59"/>
+    <w:bookmarkStart w:id="60" w:name="effective-dates"/>
     <w:p>
       <w:pPr>
         <w:pStyle w:val="Heading2"/>
@@ -4785,7 +4950,7 @@
         <w:pStyle w:val="Compact"/>
         <w:numPr>
           <w:ilvl w:val="0"/>
-          <w:numId w:val="1020"/>
+          <w:numId w:val="1021"/>
         </w:numPr>
       </w:pPr>
       <w:r>
@@ -4838,7 +5003,7 @@
         <w:pStyle w:val="Compact"/>
         <w:numPr>
           <w:ilvl w:val="0"/>
-          <w:numId w:val="1020"/>
+          <w:numId w:val="1021"/>
         </w:numPr>
       </w:pPr>
       <w:r>
@@ -4860,7 +5025,7 @@
         <w:pStyle w:val="Compact"/>
         <w:numPr>
           <w:ilvl w:val="0"/>
-          <w:numId w:val="1020"/>
+          <w:numId w:val="1021"/>
         </w:numPr>
       </w:pPr>
       <w:r>
@@ -4900,7 +5065,7 @@
         <w:pStyle w:val="Compact"/>
         <w:numPr>
           <w:ilvl w:val="0"/>
-          <w:numId w:val="1020"/>
+          <w:numId w:val="1021"/>
         </w:numPr>
       </w:pPr>
       <w:r>
@@ -4952,7 +5117,7 @@
         <w:pStyle w:val="Compact"/>
         <w:numPr>
           <w:ilvl w:val="0"/>
-          <w:numId w:val="1020"/>
+          <w:numId w:val="1021"/>
         </w:numPr>
       </w:pPr>
       <w:r>
@@ -4976,8 +5141,8 @@
         </w:pict>
       </w:r>
     </w:p>
-    <w:bookmarkEnd w:id="59"/>
-    <w:bookmarkStart w:id="64" w:name="reference-resolution"/>
+    <w:bookmarkEnd w:id="60"/>
+    <w:bookmarkStart w:id="65" w:name="reference-resolution"/>
     <w:p>
       <w:pPr>
         <w:pStyle w:val="Heading2"/>
@@ -4990,24 +5155,24 @@
       <w:pPr>
         <w:pStyle w:val="FirstParagraph"/>
       </w:pPr>
-      <w:hyperlink r:id="rId63">
+      <w:hyperlink r:id="rId64">
         <w:r>
           <w:drawing>
             <wp:inline>
               <wp:extent cx="5334000" cy="7734099"/>
               <wp:effectExtent b="0" l="0" r="0" t="0"/>
-              <wp:docPr descr="How a name finds its master" title="" id="61" name="Picture"/>
+              <wp:docPr descr="How a name finds its master" title="" id="62" name="Picture"/>
               <a:graphic>
                 <a:graphicData uri="http://schemas.openxmlformats.org/drawingml/2006/picture">
                   <pic:pic>
                     <pic:nvPicPr>
-                      <pic:cNvPr descr="../diagrams/rules-reference-resolution.png" id="62" name="Picture"/>
+                      <pic:cNvPr descr="../diagrams/rules-reference-resolution.png" id="63" name="Picture"/>
                       <pic:cNvPicPr>
                         <a:picLocks noChangeArrowheads="1" noChangeAspect="1"/>
                       </pic:cNvPicPr>
                     </pic:nvPicPr>
                     <pic:blipFill>
-                      <a:blip r:embed="rId60"/>
+                      <a:blip r:embed="rId61"/>
                       <a:stretch>
                         <a:fillRect/>
                       </a:stretch>
@@ -5040,7 +5205,7 @@
         <w:pStyle w:val="Compact"/>
         <w:numPr>
           <w:ilvl w:val="0"/>
-          <w:numId w:val="1021"/>
+          <w:numId w:val="1022"/>
         </w:numPr>
       </w:pPr>
       <w:r>
@@ -5122,7 +5287,7 @@
         <w:pStyle w:val="Compact"/>
         <w:numPr>
           <w:ilvl w:val="0"/>
-          <w:numId w:val="1021"/>
+          <w:numId w:val="1022"/>
         </w:numPr>
       </w:pPr>
       <w:r>
@@ -5144,7 +5309,7 @@
         <w:pStyle w:val="Compact"/>
         <w:numPr>
           <w:ilvl w:val="0"/>
-          <w:numId w:val="1021"/>
+          <w:numId w:val="1022"/>
         </w:numPr>
       </w:pPr>
       <w:r>
@@ -5208,7 +5373,7 @@
         <w:pStyle w:val="Compact"/>
         <w:numPr>
           <w:ilvl w:val="0"/>
-          <w:numId w:val="1021"/>
+          <w:numId w:val="1022"/>
         </w:numPr>
       </w:pPr>
       <w:r>
@@ -5308,7 +5473,7 @@
         <w:pStyle w:val="Compact"/>
         <w:numPr>
           <w:ilvl w:val="0"/>
-          <w:numId w:val="1021"/>
+          <w:numId w:val="1022"/>
         </w:numPr>
       </w:pPr>
       <w:r>
@@ -5348,7 +5513,7 @@
         <w:pStyle w:val="Compact"/>
         <w:numPr>
           <w:ilvl w:val="0"/>
-          <w:numId w:val="1021"/>
+          <w:numId w:val="1022"/>
         </w:numPr>
       </w:pPr>
       <w:r>
@@ -5372,8 +5537,8 @@
         </w:pict>
       </w:r>
     </w:p>
-    <w:bookmarkEnd w:id="64"/>
-    <w:bookmarkStart w:id="69" w:name="master-classification"/>
+    <w:bookmarkEnd w:id="65"/>
+    <w:bookmarkStart w:id="70" w:name="master-classification"/>
     <w:p>
       <w:pPr>
         <w:pStyle w:val="Heading2"/>
@@ -5382,7 +5547,7 @@
         <w:t xml:space="preserve">11. Master classification</w:t>
       </w:r>
     </w:p>
-    <w:bookmarkStart w:id="65" w:name="groups-natures-and-standard-accounts"/>
+    <w:bookmarkStart w:id="66" w:name="groups-natures-and-standard-accounts"/>
     <w:p>
       <w:pPr>
         <w:pStyle w:val="Heading3"/>
@@ -5396,7 +5561,7 @@
         <w:pStyle w:val="Compact"/>
         <w:numPr>
           <w:ilvl w:val="0"/>
-          <w:numId w:val="1022"/>
+          <w:numId w:val="1023"/>
         </w:numPr>
       </w:pPr>
       <w:r>
@@ -5448,7 +5613,7 @@
         <w:pStyle w:val="Compact"/>
         <w:numPr>
           <w:ilvl w:val="0"/>
-          <w:numId w:val="1022"/>
+          <w:numId w:val="1023"/>
         </w:numPr>
       </w:pPr>
       <w:r>
@@ -5524,7 +5689,7 @@
         <w:pStyle w:val="Compact"/>
         <w:numPr>
           <w:ilvl w:val="0"/>
-          <w:numId w:val="1022"/>
+          <w:numId w:val="1023"/>
         </w:numPr>
       </w:pPr>
       <w:r>
@@ -5576,7 +5741,7 @@
         <w:pStyle w:val="Compact"/>
         <w:numPr>
           <w:ilvl w:val="0"/>
-          <w:numId w:val="1022"/>
+          <w:numId w:val="1023"/>
         </w:numPr>
       </w:pPr>
       <w:r>
@@ -5593,8 +5758,8 @@
         <w:t xml:space="preserve">schema.md 7.3.</w:t>
       </w:r>
     </w:p>
-    <w:bookmarkEnd w:id="65"/>
-    <w:bookmarkStart w:id="66" w:name="parties"/>
+    <w:bookmarkEnd w:id="66"/>
+    <w:bookmarkStart w:id="67" w:name="parties"/>
     <w:p>
       <w:pPr>
         <w:pStyle w:val="Heading3"/>
@@ -5608,7 +5773,7 @@
         <w:pStyle w:val="Compact"/>
         <w:numPr>
           <w:ilvl w:val="0"/>
-          <w:numId w:val="1023"/>
+          <w:numId w:val="1024"/>
         </w:numPr>
       </w:pPr>
       <w:r>
@@ -5654,7 +5819,7 @@
         <w:pStyle w:val="Compact"/>
         <w:numPr>
           <w:ilvl w:val="0"/>
-          <w:numId w:val="1023"/>
+          <w:numId w:val="1024"/>
         </w:numPr>
       </w:pPr>
       <w:r>
@@ -5694,7 +5859,7 @@
         <w:pStyle w:val="Compact"/>
         <w:numPr>
           <w:ilvl w:val="0"/>
-          <w:numId w:val="1023"/>
+          <w:numId w:val="1024"/>
         </w:numPr>
       </w:pPr>
       <w:r>
@@ -5717,8 +5882,8 @@
         <w:t xml:space="preserve">.</w:t>
       </w:r>
     </w:p>
-    <w:bookmarkEnd w:id="66"/>
-    <w:bookmarkStart w:id="67" w:name="duties-taxes-and-gst-tax-lines"/>
+    <w:bookmarkEnd w:id="67"/>
+    <w:bookmarkStart w:id="68" w:name="duties-taxes-and-gst-tax-lines"/>
     <w:p>
       <w:pPr>
         <w:pStyle w:val="Heading3"/>
@@ -5732,7 +5897,7 @@
         <w:pStyle w:val="Compact"/>
         <w:numPr>
           <w:ilvl w:val="0"/>
-          <w:numId w:val="1024"/>
+          <w:numId w:val="1025"/>
         </w:numPr>
       </w:pPr>
       <w:r>
@@ -5814,7 +5979,7 @@
         <w:pStyle w:val="Compact"/>
         <w:numPr>
           <w:ilvl w:val="0"/>
-          <w:numId w:val="1024"/>
+          <w:numId w:val="1025"/>
         </w:numPr>
       </w:pPr>
       <w:r>
@@ -5866,7 +6031,7 @@
         <w:pStyle w:val="Compact"/>
         <w:numPr>
           <w:ilvl w:val="0"/>
-          <w:numId w:val="1024"/>
+          <w:numId w:val="1025"/>
         </w:numPr>
       </w:pPr>
       <w:r>
@@ -5937,8 +6102,8 @@
         <w:t xml:space="preserve">).</w:t>
       </w:r>
     </w:p>
-    <w:bookmarkEnd w:id="67"/>
-    <w:bookmarkStart w:id="68" w:name="branch-divisions"/>
+    <w:bookmarkEnd w:id="68"/>
+    <w:bookmarkStart w:id="69" w:name="branch-divisions"/>
     <w:p>
       <w:pPr>
         <w:pStyle w:val="Heading3"/>
@@ -5952,7 +6117,7 @@
         <w:pStyle w:val="Compact"/>
         <w:numPr>
           <w:ilvl w:val="0"/>
-          <w:numId w:val="1025"/>
+          <w:numId w:val="1026"/>
         </w:numPr>
       </w:pPr>
       <w:r>
@@ -5974,7 +6139,7 @@
         <w:pStyle w:val="Compact"/>
         <w:numPr>
           <w:ilvl w:val="0"/>
-          <w:numId w:val="1025"/>
+          <w:numId w:val="1026"/>
         </w:numPr>
       </w:pPr>
       <w:r>
@@ -6014,7 +6179,7 @@
         <w:pStyle w:val="Compact"/>
         <w:numPr>
           <w:ilvl w:val="0"/>
-          <w:numId w:val="1025"/>
+          <w:numId w:val="1026"/>
         </w:numPr>
       </w:pPr>
       <w:r>
@@ -6056,9 +6221,9 @@
         </w:pict>
       </w:r>
     </w:p>
-    <w:bookmarkEnd w:id="68"/>
     <w:bookmarkEnd w:id="69"/>
-    <w:bookmarkStart w:id="70" w:name="custom-fields-and-the-extra-column"/>
+    <w:bookmarkEnd w:id="70"/>
+    <w:bookmarkStart w:id="71" w:name="custom-fields-and-the-extra-column"/>
     <w:p>
       <w:pPr>
         <w:pStyle w:val="Heading2"/>
@@ -6087,7 +6252,7 @@
         <w:pStyle w:val="Compact"/>
         <w:numPr>
           <w:ilvl w:val="0"/>
-          <w:numId w:val="1026"/>
+          <w:numId w:val="1027"/>
         </w:numPr>
       </w:pPr>
       <w:r>
@@ -6172,7 +6337,7 @@
         <w:pStyle w:val="Compact"/>
         <w:numPr>
           <w:ilvl w:val="0"/>
-          <w:numId w:val="1026"/>
+          <w:numId w:val="1027"/>
         </w:numPr>
       </w:pPr>
       <w:r>
@@ -6194,7 +6359,7 @@
         <w:pStyle w:val="Compact"/>
         <w:numPr>
           <w:ilvl w:val="0"/>
-          <w:numId w:val="1026"/>
+          <w:numId w:val="1027"/>
         </w:numPr>
       </w:pPr>
       <w:r>
@@ -6306,7 +6471,7 @@
         <w:pStyle w:val="Compact"/>
         <w:numPr>
           <w:ilvl w:val="0"/>
-          <w:numId w:val="1026"/>
+          <w:numId w:val="1027"/>
         </w:numPr>
       </w:pPr>
       <w:r>
@@ -6358,7 +6523,7 @@
         <w:pStyle w:val="Compact"/>
         <w:numPr>
           <w:ilvl w:val="0"/>
-          <w:numId w:val="1026"/>
+          <w:numId w:val="1027"/>
         </w:numPr>
       </w:pPr>
       <w:r>
@@ -6382,8 +6547,8 @@
         </w:pict>
       </w:r>
     </w:p>
-    <w:bookmarkEnd w:id="70"/>
-    <w:bookmarkStart w:id="71" w:name="error-handling"/>
+    <w:bookmarkEnd w:id="71"/>
+    <w:bookmarkStart w:id="72" w:name="error-handling"/>
     <w:p>
       <w:pPr>
         <w:pStyle w:val="Heading2"/>
@@ -6397,7 +6562,7 @@
         <w:pStyle w:val="Compact"/>
         <w:numPr>
           <w:ilvl w:val="0"/>
-          <w:numId w:val="1027"/>
+          <w:numId w:val="1028"/>
         </w:numPr>
       </w:pPr>
       <w:r>
@@ -6477,7 +6642,7 @@
         <w:pStyle w:val="Compact"/>
         <w:numPr>
           <w:ilvl w:val="0"/>
-          <w:numId w:val="1027"/>
+          <w:numId w:val="1028"/>
         </w:numPr>
       </w:pPr>
       <w:r>
@@ -6499,7 +6664,7 @@
         <w:pStyle w:val="Compact"/>
         <w:numPr>
           <w:ilvl w:val="0"/>
-          <w:numId w:val="1027"/>
+          <w:numId w:val="1028"/>
         </w:numPr>
       </w:pPr>
       <w:r>
@@ -6602,7 +6767,7 @@
         <w:pStyle w:val="Compact"/>
         <w:numPr>
           <w:ilvl w:val="0"/>
-          <w:numId w:val="1027"/>
+          <w:numId w:val="1028"/>
         </w:numPr>
       </w:pPr>
       <w:r>
@@ -6666,7 +6831,7 @@
         <w:pStyle w:val="Compact"/>
         <w:numPr>
           <w:ilvl w:val="0"/>
-          <w:numId w:val="1027"/>
+          <w:numId w:val="1028"/>
         </w:numPr>
       </w:pPr>
       <w:r>
@@ -6698,8 +6863,8 @@
         </w:pict>
       </w:r>
     </w:p>
-    <w:bookmarkEnd w:id="71"/>
-    <w:bookmarkStart w:id="72" w:name="educational-mode-reliable-dates-only"/>
+    <w:bookmarkEnd w:id="72"/>
+    <w:bookmarkStart w:id="73" w:name="educational-mode-reliable-dates-only"/>
     <w:p>
       <w:pPr>
         <w:pStyle w:val="Heading2"/>
@@ -6713,7 +6878,7 @@
         <w:pStyle w:val="Compact"/>
         <w:numPr>
           <w:ilvl w:val="0"/>
-          <w:numId w:val="1028"/>
+          <w:numId w:val="1029"/>
         </w:numPr>
       </w:pPr>
       <w:r>
@@ -6759,7 +6924,7 @@
         <w:pStyle w:val="Compact"/>
         <w:numPr>
           <w:ilvl w:val="0"/>
-          <w:numId w:val="1028"/>
+          <w:numId w:val="1029"/>
         </w:numPr>
       </w:pPr>
       <w:r>
@@ -6781,7 +6946,7 @@
         <w:pStyle w:val="Compact"/>
         <w:numPr>
           <w:ilvl w:val="0"/>
-          <w:numId w:val="1028"/>
+          <w:numId w:val="1029"/>
         </w:numPr>
       </w:pPr>
       <w:r>
@@ -6869,7 +7034,7 @@
         <w:pStyle w:val="Compact"/>
         <w:numPr>
           <w:ilvl w:val="0"/>
-          <w:numId w:val="1028"/>
+          <w:numId w:val="1029"/>
         </w:numPr>
       </w:pPr>
       <w:r>
@@ -6897,7 +7062,7 @@
         <w:pStyle w:val="Compact"/>
         <w:numPr>
           <w:ilvl w:val="0"/>
-          <w:numId w:val="1028"/>
+          <w:numId w:val="1029"/>
         </w:numPr>
       </w:pPr>
       <w:r>
@@ -6921,8 +7086,8 @@
         </w:pict>
       </w:r>
     </w:p>
-    <w:bookmarkEnd w:id="72"/>
-    <w:bookmarkStart w:id="73" w:name="validation-checks"/>
+    <w:bookmarkEnd w:id="73"/>
+    <w:bookmarkStart w:id="74" w:name="validation-checks"/>
     <w:p>
       <w:pPr>
         <w:pStyle w:val="Heading2"/>
@@ -8475,7 +8640,7 @@
         <w:pStyle w:val="Compact"/>
         <w:numPr>
           <w:ilvl w:val="0"/>
-          <w:numId w:val="1029"/>
+          <w:numId w:val="1030"/>
         </w:numPr>
       </w:pPr>
       <w:r>
@@ -8566,7 +8731,7 @@
         <w:pStyle w:val="Compact"/>
         <w:numPr>
           <w:ilvl w:val="0"/>
-          <w:numId w:val="1029"/>
+          <w:numId w:val="1030"/>
         </w:numPr>
       </w:pPr>
       <w:r>
@@ -8642,7 +8807,7 @@
         <w:pStyle w:val="Compact"/>
         <w:numPr>
           <w:ilvl w:val="0"/>
-          <w:numId w:val="1029"/>
+          <w:numId w:val="1030"/>
         </w:numPr>
       </w:pPr>
       <w:r>
@@ -8688,7 +8853,7 @@
         <w:pStyle w:val="Compact"/>
         <w:numPr>
           <w:ilvl w:val="0"/>
-          <w:numId w:val="1029"/>
+          <w:numId w:val="1030"/>
         </w:numPr>
       </w:pPr>
       <w:r>
@@ -8705,8 +8870,8 @@
         <w:t xml:space="preserve">ADR-019, ADR-028, ADR-029.</w:t>
       </w:r>
     </w:p>
-    <w:bookmarkEnd w:id="73"/>
-    <w:bookmarkStart w:id="74" w:name="change-log"/>
+    <w:bookmarkEnd w:id="74"/>
+    <w:bookmarkStart w:id="75" w:name="change-log"/>
     <w:p>
       <w:pPr>
         <w:pStyle w:val="Heading2"/>
@@ -8773,6 +8938,41 @@
               <w:pStyle w:val="Compact"/>
             </w:pPr>
             <w:r>
+              <w:t xml:space="preserve">2026-10-19</w:t>
+            </w:r>
+          </w:p>
+        </w:tc>
+        <w:tc>
+          <w:tcPr/>
+          <w:p>
+            <w:pPr>
+              <w:pStyle w:val="Compact"/>
+            </w:pPr>
+            <w:r>
+              <w:t xml:space="preserve">1.1</w:t>
+            </w:r>
+          </w:p>
+        </w:tc>
+        <w:tc>
+          <w:tcPr/>
+          <w:p>
+            <w:pPr>
+              <w:pStyle w:val="Compact"/>
+            </w:pPr>
+            <w:r>
+              <w:t xml:space="preserve">Rule 1.6: TallyPrime Edit Log.</w:t>
+            </w:r>
+          </w:p>
+        </w:tc>
+      </w:tr>
+      <w:tr>
+        <w:tc>
+          <w:tcPr/>
+          <w:p>
+            <w:pPr>
+              <w:pStyle w:val="Compact"/>
+            </w:pPr>
+            <w:r>
               <w:t xml:space="preserve">2026-10-16</w:t>
             </w:r>
           </w:p>
@@ -8801,8 +9001,8 @@
         </w:tc>
       </w:tr>
     </w:tbl>
-    <w:bookmarkEnd w:id="74"/>
     <w:bookmarkEnd w:id="75"/>
+    <w:bookmarkEnd w:id="76"/>
     <w:sectPr/>
   </w:body>
 </w:document>
@@ -9100,6 +9300,9 @@
     <w:abstractNumId w:val="991"/>
   </w:num>
   <w:num w:numId="1029">
+    <w:abstractNumId w:val="991"/>
+  </w:num>
+  <w:num w:numId="1030">
     <w:abstractNumId w:val="991"/>
   </w:num>
 </w:numbering>

--- a/docs/export/validation-and-conversion-rules.docx
+++ b/docs/export/validation-and-conversion-rules.docx
@@ -94,7 +94,7 @@
               <w:pStyle w:val="Compact"/>
             </w:pPr>
             <w:r>
-              <w:t xml:space="preserve">1.1</w:t>
+              <w:t xml:space="preserve">1.2</w:t>
             </w:r>
           </w:p>
         </w:tc>
@@ -4102,7 +4102,7 @@
         <w:t xml:space="preserve">ISINTERNAL</w:t>
       </w:r>
       <w:r>
-        <w:t xml:space="preserve">). Stock at a job worker’s godown is in no item balance, Stock Summary or closing stock value; a principal’s stock with us is counted. A Material In/Out moves stock at its line’s godown; its destination godown moves nothing. An entry spread over several godowns becomes one inventory line per godown.</w:t>
+        <w:t xml:space="preserve">). Stock at a job worker’s godown is in no item balance, Stock Summary or closing stock value; a principal’s stock with us is counted. A Material In/Out moves stock at its line’s godown; its destination godown moves nothing. An entry spread over several godowns becomes one inventory line per godown, each going in or out as the entry does; a batch without its own amount gets its share by quantity, so an entry with no quantity of its own whose batches lack amounts stays one line.</w:t>
       </w:r>
     </w:p>
     <w:p>
@@ -8926,6 +8926,41 @@
             </w:pPr>
             <w:r>
               <w:t xml:space="preserve">Change</w:t>
+            </w:r>
+          </w:p>
+        </w:tc>
+      </w:tr>
+      <w:tr>
+        <w:tc>
+          <w:tcPr/>
+          <w:p>
+            <w:pPr>
+              <w:pStyle w:val="Compact"/>
+            </w:pPr>
+            <w:r>
+              <w:t xml:space="preserve">2026-10-19</w:t>
+            </w:r>
+          </w:p>
+        </w:tc>
+        <w:tc>
+          <w:tcPr/>
+          <w:p>
+            <w:pPr>
+              <w:pStyle w:val="Compact"/>
+            </w:pPr>
+            <w:r>
+              <w:t xml:space="preserve">1.2</w:t>
+            </w:r>
+          </w:p>
+        </w:tc>
+        <w:tc>
+          <w:tcPr/>
+          <w:p>
+            <w:pPr>
+              <w:pStyle w:val="Compact"/>
+            </w:pPr>
+            <w:r>
+              <w:t xml:space="preserve">Rule 6.2: entries with no quantity of their own across several godowns.</w:t>
             </w:r>
           </w:p>
         </w:tc>

--- a/docs/export/validation-and-conversion-rules.docx
+++ b/docs/export/validation-and-conversion-rules.docx
@@ -28,7 +28,7 @@
         </w:p>
       </w:sdtContent>
     </w:sdt>
-    <w:bookmarkStart w:id="76" w:name="validation-and-conversion-rules"/>
+    <w:bookmarkStart w:id="82" w:name="validation-and-conversion-rules"/>
     <w:p>
       <w:pPr>
         <w:pStyle w:val="Heading1"/>
@@ -94,7 +94,7 @@
               <w:pStyle w:val="Compact"/>
             </w:pPr>
             <w:r>
-              <w:t xml:space="preserve">1.2</w:t>
+              <w:t xml:space="preserve">1.4</w:t>
             </w:r>
           </w:p>
         </w:tc>
@@ -4509,13 +4509,47 @@
           <w:b/>
           <w:bCs/>
         </w:rPr>
+        <w:t xml:space="preserve">Not integrated</w:t>
+      </w:r>
+      <w:r>
+        <w:t xml:space="preserve"> </w:t>
+      </w:r>
+      <w:r>
+        <w:t xml:space="preserve">(recorded on the test company with the feature switched off, 2026-10-22): Tally’s trial balance, balance sheet and Profit and Loss count the stock ledgers as ordinary ledgers, and its opening and closing stock are their own balances; the items’ values aren’t used. The connector reads each company’s own setting (</w:t>
+      </w:r>
+      <w:r>
+        <w:rPr>
+          <w:rStyle w:val="VerbatimChar"/>
+        </w:rPr>
+        <w:t xml:space="preserve">ISINTEGRATED</w:t>
+      </w:r>
+      <w:r>
+        <w:t xml:space="preserve"> </w:t>
+      </w:r>
+      <w:r>
+        <w:t xml:space="preserve">Yes or No).</w:t>
+      </w:r>
+    </w:p>
+    <w:p>
+      <w:pPr>
+        <w:pStyle w:val="Compact"/>
+        <w:numPr>
+          <w:ilvl w:val="0"/>
+          <w:numId w:val="1019"/>
+        </w:numPr>
+      </w:pPr>
+      <w:r>
+        <w:rPr>
+          <w:b/>
+          <w:bCs/>
+        </w:rPr>
         <w:t xml:space="preserve">ADR:</w:t>
       </w:r>
       <w:r>
         <w:t xml:space="preserve"> </w:t>
       </w:r>
       <w:r>
-        <w:t xml:space="preserve">ADR-031, ADR-033.</w:t>
+        <w:t xml:space="preserve">ADR-031, ADR-033, ADR-040.</w:t>
       </w:r>
     </w:p>
     <w:p>
@@ -6329,7 +6363,37 @@
         <w:t xml:space="preserve"> </w:t>
       </w:r>
       <w:r>
-        <w:t xml:space="preserve">(never truncated) and reported (LB-TRF-003). Undeclared XML prefixes are parsed and kept as written.</w:t>
+        <w:t xml:space="preserve">(never truncated) and reported (LB-TRF-003); a value with characters MySQL can’t store is cleaned, and if it is then still too long it is kept in</w:t>
+      </w:r>
+      <w:r>
+        <w:t xml:space="preserve"> </w:t>
+      </w:r>
+      <w:r>
+        <w:rPr>
+          <w:rStyle w:val="VerbatimChar"/>
+        </w:rPr>
+        <w:t xml:space="preserve">extra</w:t>
+      </w:r>
+      <w:r>
+        <w:t xml:space="preserve"> </w:t>
+      </w:r>
+      <w:r>
+        <w:t xml:space="preserve">too. Names kept in</w:t>
+      </w:r>
+      <w:r>
+        <w:t xml:space="preserve"> </w:t>
+      </w:r>
+      <w:r>
+        <w:rPr>
+          <w:rStyle w:val="VerbatimChar"/>
+        </w:rPr>
+        <w:t xml:space="preserve">extra</w:t>
+      </w:r>
+      <w:r>
+        <w:t xml:space="preserve"> </w:t>
+      </w:r>
+      <w:r>
+        <w:t xml:space="preserve">because they were too long are found by those names, with the same rule as every name: a deleted row never takes a live row’s name (ADR-034). Undeclared XML prefixes are parsed and kept as written.</w:t>
       </w:r>
     </w:p>
     <w:p>
@@ -6917,6 +6981,37 @@
       </w:r>
       <w:r>
         <w:t xml:space="preserve">). Voucher listings always request whole months.</w:t>
+      </w:r>
+    </w:p>
+    <w:p>
+      <w:pPr>
+        <w:pStyle w:val="Compact"/>
+        <w:numPr>
+          <w:ilvl w:val="0"/>
+          <w:numId w:val="1029"/>
+        </w:numPr>
+      </w:pPr>
+      <w:r>
+        <w:rPr>
+          <w:b/>
+          <w:bCs/>
+        </w:rPr>
+        <w:t xml:space="preserve">Statements are stricter:</w:t>
+      </w:r>
+      <w:r>
+        <w:t xml:space="preserve"> </w:t>
+      </w:r>
+      <w:r>
+        <w:t xml:space="preserve">on the 1st, Tally’s own Trial Balance, Profit and Loss and computed profit don’t agree with its own ledger balances that day (test company, 2026-10-22: as of 1 October its ledgers equalled ours, while its reports and its Profit &amp; Loss A/c balance didn’t; the 2nd and the 31st agreed). Statements therefore move a date on the 1st to the 2nd (</w:t>
+      </w:r>
+      <w:r>
+        <w:rPr>
+          <w:rStyle w:val="VerbatimChar"/>
+        </w:rPr>
+        <w:t xml:space="preserve">DateRule.for_statements</w:t>
+      </w:r>
+      <w:r>
+        <w:t xml:space="preserve">). Year-end checks still use the 1st; their profit carrier comparison may be affected in Educational mode (open point).</w:t>
       </w:r>
     </w:p>
     <w:p>
@@ -8634,6 +8729,195 @@
           </w:p>
         </w:tc>
       </w:tr>
+      <w:tr>
+        <w:tc>
+          <w:tcPr/>
+          <w:p>
+            <w:pPr>
+              <w:pStyle w:val="Compact"/>
+            </w:pPr>
+            <w:r>
+              <w:t xml:space="preserve">LB-VAL-023</w:t>
+            </w:r>
+          </w:p>
+        </w:tc>
+        <w:tc>
+          <w:tcPr/>
+          <w:p>
+            <w:pPr>
+              <w:pStyle w:val="Compact"/>
+            </w:pPr>
+            <w:r>
+              <w:rPr>
+                <w:rStyle w:val="VerbatimChar"/>
+              </w:rPr>
+              <w:t xml:space="preserve">stock_value_mismatch</w:t>
+            </w:r>
+          </w:p>
+        </w:tc>
+        <w:tc>
+          <w:tcPr/>
+          <w:p>
+            <w:pPr>
+              <w:pStyle w:val="Compact"/>
+            </w:pPr>
+            <w:r>
+              <w:t xml:space="preserve">The stock value stored for a date against the source’s now (Section 16.2)</w:t>
+            </w:r>
+          </w:p>
+        </w:tc>
+        <w:tc>
+          <w:tcPr/>
+          <w:p>
+            <w:pPr>
+              <w:pStyle w:val="Compact"/>
+            </w:pPr>
+            <w:r>
+              <w:t xml:space="preserve">tolerance</w:t>
+            </w:r>
+          </w:p>
+        </w:tc>
+        <w:tc>
+          <w:tcPr/>
+          <w:p>
+            <w:pPr>
+              <w:pStyle w:val="Compact"/>
+            </w:pPr>
+            <w:r>
+              <w:t xml:space="preserve">as of, year ends</w:t>
+            </w:r>
+          </w:p>
+        </w:tc>
+      </w:tr>
+      <w:tr>
+        <w:tc>
+          <w:tcPr/>
+          <w:p>
+            <w:pPr>
+              <w:pStyle w:val="Compact"/>
+            </w:pPr>
+            <w:r>
+              <w:t xml:space="preserve">LB-VAL-024</w:t>
+            </w:r>
+          </w:p>
+        </w:tc>
+        <w:tc>
+          <w:tcPr/>
+          <w:p>
+            <w:pPr>
+              <w:pStyle w:val="Compact"/>
+            </w:pPr>
+            <w:r>
+              <w:rPr>
+                <w:rStyle w:val="VerbatimChar"/>
+              </w:rPr>
+              <w:t xml:space="preserve">statement_mismatch</w:t>
+            </w:r>
+          </w:p>
+        </w:tc>
+        <w:tc>
+          <w:tcPr/>
+          <w:p>
+            <w:pPr>
+              <w:pStyle w:val="Compact"/>
+            </w:pPr>
+            <w:r>
+              <w:t xml:space="preserve">Our Trial Balance, Profit &amp; Loss and Balance Sheet against the source’s own, line by line and in total (Section 16.1)</w:t>
+            </w:r>
+          </w:p>
+        </w:tc>
+        <w:tc>
+          <w:tcPr/>
+          <w:p>
+            <w:pPr>
+              <w:pStyle w:val="Compact"/>
+            </w:pPr>
+            <w:r>
+              <w:t xml:space="preserve">tolerance</w:t>
+            </w:r>
+          </w:p>
+        </w:tc>
+        <w:tc>
+          <w:tcPr/>
+          <w:p>
+            <w:pPr>
+              <w:pStyle w:val="Compact"/>
+            </w:pPr>
+            <w:r>
+              <w:t xml:space="preserve">as of, year ends; every month end with</w:t>
+            </w:r>
+            <w:r>
+              <w:t xml:space="preserve"> </w:t>
+            </w:r>
+            <w:r>
+              <w:rPr>
+                <w:rStyle w:val="VerbatimChar"/>
+              </w:rPr>
+              <w:t xml:space="preserve">statements</w:t>
+            </w:r>
+          </w:p>
+        </w:tc>
+      </w:tr>
+      <w:tr>
+        <w:tc>
+          <w:tcPr/>
+          <w:p>
+            <w:pPr>
+              <w:pStyle w:val="Compact"/>
+            </w:pPr>
+            <w:r>
+              <w:t xml:space="preserve">LB-VAL-025</w:t>
+            </w:r>
+          </w:p>
+        </w:tc>
+        <w:tc>
+          <w:tcPr/>
+          <w:p>
+            <w:pPr>
+              <w:pStyle w:val="Compact"/>
+            </w:pPr>
+            <w:r>
+              <w:rPr>
+                <w:rStyle w:val="VerbatimChar"/>
+              </w:rPr>
+              <w:t xml:space="preserve">statements_unavailable</w:t>
+            </w:r>
+          </w:p>
+        </w:tc>
+        <w:tc>
+          <w:tcPr/>
+          <w:p>
+            <w:pPr>
+              <w:pStyle w:val="Compact"/>
+            </w:pPr>
+            <w:r>
+              <w:t xml:space="preserve">The source’s statements couldn’t be read for a date</w:t>
+            </w:r>
+          </w:p>
+        </w:tc>
+        <w:tc>
+          <w:tcPr/>
+          <w:p>
+            <w:pPr>
+              <w:pStyle w:val="Compact"/>
+            </w:pPr>
+            <w:r>
+              <w:t xml:space="preserve">n/a</w:t>
+            </w:r>
+          </w:p>
+        </w:tc>
+        <w:tc>
+          <w:tcPr/>
+          <w:p>
+            <w:pPr>
+              <w:pStyle w:val="Compact"/>
+            </w:pPr>
+            <w:r>
+              <w:t xml:space="preserve">as of, year ends</w:t>
+            </w:r>
+          </w:p>
+        </w:tc>
+      </w:tr>
     </w:tbl>
     <w:p>
       <w:pPr>
@@ -8871,7 +9155,599 @@
       </w:r>
     </w:p>
     <w:bookmarkEnd w:id="74"/>
-    <w:bookmarkStart w:id="75" w:name="change-log"/>
+    <w:bookmarkStart w:id="80" w:name="statements-from-the-sources-own-figures"/>
+    <w:p>
+      <w:pPr>
+        <w:pStyle w:val="Heading2"/>
+      </w:pPr>
+      <w:r>
+        <w:t xml:space="preserve">16. Statements from the source’s own figures</w:t>
+      </w:r>
+    </w:p>
+    <w:bookmarkStart w:id="75" w:name="X9dcdd54bfbbb6bacb4bce33d79a790cdfd19688"/>
+    <w:p>
+      <w:pPr>
+        <w:pStyle w:val="Heading3"/>
+      </w:pPr>
+      <w:r>
+        <w:t xml:space="preserve">16.1 Statements are laid out as Tally’s and match them line by line</w:t>
+      </w:r>
+    </w:p>
+    <w:p>
+      <w:pPr>
+        <w:pStyle w:val="Compact"/>
+        <w:numPr>
+          <w:ilvl w:val="0"/>
+          <w:numId w:val="1031"/>
+        </w:numPr>
+      </w:pPr>
+      <w:r>
+        <w:rPr>
+          <w:b/>
+          <w:bCs/>
+        </w:rPr>
+        <w:t xml:space="preserve">What:</w:t>
+      </w:r>
+      <w:r>
+        <w:t xml:space="preserve"> </w:t>
+      </w:r>
+      <w:r>
+        <w:t xml:space="preserve">our Trial Balance, Profit &amp; Loss and Balance Sheet have one line per primary group (its current name), plus Tally’s own lines: Cost of Sales (Opening Stock, Add: the purchase groups, Less: Closing Stock), Profit &amp; Loss A/c and Unadjusted Forex Gain/Loss. Each is compared with Tally’s own report export line by line (by label, without</w:t>
+      </w:r>
+      <w:r>
+        <w:t xml:space="preserve"> </w:t>
+      </w:r>
+      <w:r>
+        <w:t xml:space="preserve">“Add:”</w:t>
+      </w:r>
+      <w:r>
+        <w:t xml:space="preserve"> </w:t>
+      </w:r>
+      <w:r>
+        <w:t xml:space="preserve">/</w:t>
+      </w:r>
+      <w:r>
+        <w:t xml:space="preserve"> </w:t>
+      </w:r>
+      <w:r>
+        <w:t xml:space="preserve">“Less:”</w:t>
+      </w:r>
+      <w:r>
+        <w:t xml:space="preserve">) and in total at the as-of date and every year end (LB-VAL-024);</w:t>
+      </w:r>
+      <w:r>
+        <w:t xml:space="preserve"> </w:t>
+      </w:r>
+      <w:r>
+        <w:rPr>
+          <w:rStyle w:val="VerbatimChar"/>
+        </w:rPr>
+        <w:t xml:space="preserve">./dev.ps1 statements</w:t>
+      </w:r>
+      <w:r>
+        <w:t xml:space="preserve"> </w:t>
+      </w:r>
+      <w:r>
+        <w:t xml:space="preserve">does the same at every month end. Trial balance lines compare their debit and credit totals.</w:t>
+      </w:r>
+    </w:p>
+    <w:p>
+      <w:pPr>
+        <w:pStyle w:val="Compact"/>
+        <w:numPr>
+          <w:ilvl w:val="0"/>
+          <w:numId w:val="1031"/>
+        </w:numPr>
+      </w:pPr>
+      <w:r>
+        <w:rPr>
+          <w:b/>
+          <w:bCs/>
+        </w:rPr>
+        <w:t xml:space="preserve">Why:</w:t>
+      </w:r>
+      <w:r>
+        <w:t xml:space="preserve"> </w:t>
+      </w:r>
+      <w:r>
+        <w:t xml:space="preserve">reports must equal what the client sees in Tally (RPT-012).</w:t>
+      </w:r>
+    </w:p>
+    <w:p>
+      <w:pPr>
+        <w:pStyle w:val="Compact"/>
+        <w:numPr>
+          <w:ilvl w:val="0"/>
+          <w:numId w:val="1031"/>
+        </w:numPr>
+      </w:pPr>
+      <w:r>
+        <w:rPr>
+          <w:b/>
+          <w:bCs/>
+        </w:rPr>
+        <w:t xml:space="preserve">Proven:</w:t>
+      </w:r>
+      <w:r>
+        <w:t xml:space="preserve"> </w:t>
+      </w:r>
+      <w:r>
+        <w:t xml:space="preserve">the test company at four dates (books’ beginning, two month ends, the as-of date), with integration on and off: every line and total equal.</w:t>
+      </w:r>
+    </w:p>
+    <w:p>
+      <w:pPr>
+        <w:pStyle w:val="Compact"/>
+        <w:numPr>
+          <w:ilvl w:val="0"/>
+          <w:numId w:val="1031"/>
+        </w:numPr>
+      </w:pPr>
+      <w:r>
+        <w:rPr>
+          <w:b/>
+          <w:bCs/>
+        </w:rPr>
+        <w:t xml:space="preserve">Code:</w:t>
+      </w:r>
+      <w:r>
+        <w:t xml:space="preserve"> </w:t>
+      </w:r>
+      <w:r>
+        <w:rPr>
+          <w:rStyle w:val="VerbatimChar"/>
+        </w:rPr>
+        <w:t xml:space="preserve">core/statements.py</w:t>
+      </w:r>
+      <w:r>
+        <w:t xml:space="preserve">,</w:t>
+      </w:r>
+      <w:r>
+        <w:t xml:space="preserve"> </w:t>
+      </w:r>
+      <w:r>
+        <w:rPr>
+          <w:rStyle w:val="VerbatimChar"/>
+        </w:rPr>
+        <w:t xml:space="preserve">connectors/tally/reports.py</w:t>
+      </w:r>
+      <w:r>
+        <w:t xml:space="preserve">,</w:t>
+      </w:r>
+      <w:r>
+        <w:t xml:space="preserve"> </w:t>
+      </w:r>
+      <w:r>
+        <w:rPr>
+          <w:rStyle w:val="VerbatimChar"/>
+        </w:rPr>
+        <w:t xml:space="preserve">connector.source_statements</w:t>
+      </w:r>
+      <w:r>
+        <w:t xml:space="preserve">.</w:t>
+      </w:r>
+    </w:p>
+    <w:p>
+      <w:pPr>
+        <w:pStyle w:val="Compact"/>
+        <w:numPr>
+          <w:ilvl w:val="0"/>
+          <w:numId w:val="1031"/>
+        </w:numPr>
+      </w:pPr>
+      <w:r>
+        <w:rPr>
+          <w:b/>
+          <w:bCs/>
+        </w:rPr>
+        <w:t xml:space="preserve">Tests:</w:t>
+      </w:r>
+      <w:r>
+        <w:t xml:space="preserve"> </w:t>
+      </w:r>
+      <w:r>
+        <w:rPr>
+          <w:rStyle w:val="VerbatimChar"/>
+        </w:rPr>
+        <w:t xml:space="preserve">tests/test_statements.py</w:t>
+      </w:r>
+      <w:r>
+        <w:t xml:space="preserve">.</w:t>
+      </w:r>
+    </w:p>
+    <w:p>
+      <w:pPr>
+        <w:pStyle w:val="Compact"/>
+        <w:numPr>
+          <w:ilvl w:val="0"/>
+          <w:numId w:val="1031"/>
+        </w:numPr>
+      </w:pPr>
+      <w:r>
+        <w:rPr>
+          <w:b/>
+          <w:bCs/>
+        </w:rPr>
+        <w:t xml:space="preserve">ADR:</w:t>
+      </w:r>
+      <w:r>
+        <w:t xml:space="preserve"> </w:t>
+      </w:r>
+      <w:r>
+        <w:t xml:space="preserve">ADR-040.</w:t>
+      </w:r>
+    </w:p>
+    <w:bookmarkEnd w:id="75"/>
+    <w:bookmarkStart w:id="76" w:name="X5ea6ba4f5d25dbfabfb9d05acac353f8262b4c6"/>
+    <w:p>
+      <w:pPr>
+        <w:pStyle w:val="Heading3"/>
+      </w:pPr>
+      <w:r>
+        <w:t xml:space="preserve">16.2 Stock in the statements is the source’s own figure</w:t>
+      </w:r>
+    </w:p>
+    <w:p>
+      <w:pPr>
+        <w:pStyle w:val="Compact"/>
+        <w:numPr>
+          <w:ilvl w:val="0"/>
+          <w:numId w:val="1032"/>
+        </w:numPr>
+      </w:pPr>
+      <w:r>
+        <w:rPr>
+          <w:b/>
+          <w:bCs/>
+        </w:rPr>
+        <w:t xml:space="preserve">What:</w:t>
+      </w:r>
+      <w:r>
+        <w:t xml:space="preserve"> </w:t>
+      </w:r>
+      <w:r>
+        <w:t xml:space="preserve">the opening and closing stock are those of Tally’s Profit and Loss, stored in</w:t>
+      </w:r>
+      <w:r>
+        <w:t xml:space="preserve"> </w:t>
+      </w:r>
+      <w:r>
+        <w:rPr>
+          <w:rStyle w:val="VerbatimChar"/>
+        </w:rPr>
+        <w:t xml:space="preserve">stock_values</w:t>
+      </w:r>
+      <w:r>
+        <w:t xml:space="preserve">. Integrated: the stock ledgers are left out and the stock appears at its opening value in the Trial Balance and its closing value in the Balance Sheet (Current Assets). Not integrated: the stock ledgers are ordinary ledgers (their balances are Tally’s stock). The stored value is checked against Tally’s at each date validated (LB-VAL-023).</w:t>
+      </w:r>
+    </w:p>
+    <w:p>
+      <w:pPr>
+        <w:pStyle w:val="Compact"/>
+        <w:numPr>
+          <w:ilvl w:val="0"/>
+          <w:numId w:val="1032"/>
+        </w:numPr>
+      </w:pPr>
+      <w:r>
+        <w:rPr>
+          <w:b/>
+          <w:bCs/>
+        </w:rPr>
+        <w:t xml:space="preserve">Why:</w:t>
+      </w:r>
+      <w:r>
+        <w:t xml:space="preserve"> </w:t>
+      </w:r>
+      <w:r>
+        <w:t xml:space="preserve">with integration off Tally takes the stock ledger’s balances (1,500), not the items’ values (2,010 / 5,580): following Tally’s own figures keeps our statements equal whatever the setting.</w:t>
+      </w:r>
+    </w:p>
+    <w:p>
+      <w:pPr>
+        <w:pStyle w:val="Compact"/>
+        <w:numPr>
+          <w:ilvl w:val="0"/>
+          <w:numId w:val="1032"/>
+        </w:numPr>
+      </w:pPr>
+      <w:r>
+        <w:rPr>
+          <w:b/>
+          <w:bCs/>
+        </w:rPr>
+        <w:t xml:space="preserve">Proven:</w:t>
+      </w:r>
+      <w:r>
+        <w:t xml:space="preserve"> </w:t>
+      </w:r>
+      <w:r>
+        <w:t xml:space="preserve">the recordings above; the connector reads Yes and No.</w:t>
+      </w:r>
+    </w:p>
+    <w:p>
+      <w:pPr>
+        <w:pStyle w:val="Compact"/>
+        <w:numPr>
+          <w:ilvl w:val="0"/>
+          <w:numId w:val="1032"/>
+        </w:numPr>
+      </w:pPr>
+      <w:r>
+        <w:rPr>
+          <w:b/>
+          <w:bCs/>
+        </w:rPr>
+        <w:t xml:space="preserve">Code:</w:t>
+      </w:r>
+      <w:r>
+        <w:t xml:space="preserve"> </w:t>
+      </w:r>
+      <w:r>
+        <w:rPr>
+          <w:rStyle w:val="VerbatimChar"/>
+        </w:rPr>
+        <w:t xml:space="preserve">core/statements.py</w:t>
+      </w:r>
+      <w:r>
+        <w:t xml:space="preserve"> </w:t>
+      </w:r>
+      <w:r>
+        <w:t xml:space="preserve">(</w:t>
+      </w:r>
+      <w:r>
+        <w:rPr>
+          <w:rStyle w:val="VerbatimChar"/>
+        </w:rPr>
+        <w:t xml:space="preserve">_Figures</w:t>
+      </w:r>
+      <w:r>
+        <w:t xml:space="preserve">),</w:t>
+      </w:r>
+      <w:r>
+        <w:t xml:space="preserve"> </w:t>
+      </w:r>
+      <w:r>
+        <w:rPr>
+          <w:rStyle w:val="VerbatimChar"/>
+        </w:rPr>
+        <w:t xml:space="preserve">core/validation.py</w:t>
+      </w:r>
+      <w:r>
+        <w:t xml:space="preserve"> </w:t>
+      </w:r>
+      <w:r>
+        <w:t xml:space="preserve">(</w:t>
+      </w:r>
+      <w:r>
+        <w:rPr>
+          <w:rStyle w:val="VerbatimChar"/>
+        </w:rPr>
+        <w:t xml:space="preserve">_statements</w:t>
+      </w:r>
+      <w:r>
+        <w:t xml:space="preserve">,</w:t>
+      </w:r>
+      <w:r>
+        <w:t xml:space="preserve"> </w:t>
+      </w:r>
+      <w:r>
+        <w:rPr>
+          <w:rStyle w:val="VerbatimChar"/>
+        </w:rPr>
+        <w:t xml:space="preserve">_stock_value</w:t>
+      </w:r>
+      <w:r>
+        <w:t xml:space="preserve">).</w:t>
+      </w:r>
+    </w:p>
+    <w:p>
+      <w:pPr>
+        <w:pStyle w:val="Compact"/>
+        <w:numPr>
+          <w:ilvl w:val="0"/>
+          <w:numId w:val="1032"/>
+        </w:numPr>
+      </w:pPr>
+      <w:r>
+        <w:rPr>
+          <w:b/>
+          <w:bCs/>
+        </w:rPr>
+        <w:t xml:space="preserve">Tests:</w:t>
+      </w:r>
+      <w:r>
+        <w:t xml:space="preserve"> </w:t>
+      </w:r>
+      <w:r>
+        <w:rPr>
+          <w:rStyle w:val="VerbatimChar"/>
+        </w:rPr>
+        <w:t xml:space="preserve">tests/test_statements.py</w:t>
+      </w:r>
+      <w:r>
+        <w:t xml:space="preserve">.</w:t>
+      </w:r>
+    </w:p>
+    <w:bookmarkEnd w:id="76"/>
+    <w:bookmarkStart w:id="77" w:name="Xe8001d195b030f0bd1cda0148ed887f4c226277"/>
+    <w:p>
+      <w:pPr>
+        <w:pStyle w:val="Heading3"/>
+      </w:pPr>
+      <w:r>
+        <w:t xml:space="preserve">16.3 Ledgers directly under Primary are Profit &amp; Loss A/c</w:t>
+      </w:r>
+    </w:p>
+    <w:p>
+      <w:pPr>
+        <w:pStyle w:val="Compact"/>
+        <w:numPr>
+          <w:ilvl w:val="0"/>
+          <w:numId w:val="1033"/>
+        </w:numPr>
+      </w:pPr>
+      <w:r>
+        <w:rPr>
+          <w:b/>
+          <w:bCs/>
+        </w:rPr>
+        <w:t xml:space="preserve">What:</w:t>
+      </w:r>
+      <w:r>
+        <w:t xml:space="preserve"> </w:t>
+      </w:r>
+      <w:r>
+        <w:t xml:space="preserve">Tally’s Profit &amp; Loss A/c line on the Balance Sheet is the balance of the ledgers directly under Primary (Opening Balance) plus the period’s profit (Current Period): liabilities side for a profit, assets side for a loss. In the Trial Balance they are listed by name when not zero.</w:t>
+      </w:r>
+    </w:p>
+    <w:p>
+      <w:pPr>
+        <w:pStyle w:val="Compact"/>
+        <w:numPr>
+          <w:ilvl w:val="0"/>
+          <w:numId w:val="1033"/>
+        </w:numPr>
+      </w:pPr>
+      <w:r>
+        <w:rPr>
+          <w:b/>
+          <w:bCs/>
+        </w:rPr>
+        <w:t xml:space="preserve">Proven:</w:t>
+      </w:r>
+      <w:r>
+        <w:t xml:space="preserve"> </w:t>
+      </w:r>
+      <w:r>
+        <w:t xml:space="preserve">the test company: Profit &amp; Loss A/c equal to the period’s loss at every date.</w:t>
+      </w:r>
+    </w:p>
+    <w:bookmarkEnd w:id="77"/>
+    <w:bookmarkStart w:id="78" w:name="Xf65889b036ae372f354bb51db6b2ae755979f98"/>
+    <w:p>
+      <w:pPr>
+        <w:pStyle w:val="Heading3"/>
+      </w:pPr>
+      <w:r>
+        <w:t xml:space="preserve">16.4 Foreign-currency ledgers at Tally’s revalued balance</w:t>
+      </w:r>
+    </w:p>
+    <w:p>
+      <w:pPr>
+        <w:pStyle w:val="Compact"/>
+        <w:numPr>
+          <w:ilvl w:val="0"/>
+          <w:numId w:val="1034"/>
+        </w:numPr>
+      </w:pPr>
+      <w:r>
+        <w:rPr>
+          <w:b/>
+          <w:bCs/>
+        </w:rPr>
+        <w:t xml:space="preserve">What:</w:t>
+      </w:r>
+      <w:r>
+        <w:t xml:space="preserve"> </w:t>
+      </w:r>
+      <w:r>
+        <w:t xml:space="preserve">in the statements, a foreign-currency ledger counts at the balance Tally reports (revalued at current rates), stored in</w:t>
+      </w:r>
+      <w:r>
+        <w:t xml:space="preserve"> </w:t>
+      </w:r>
+      <w:r>
+        <w:rPr>
+          <w:rStyle w:val="VerbatimChar"/>
+        </w:rPr>
+        <w:t xml:space="preserve">fx_revaluation_snapshots</w:t>
+      </w:r>
+      <w:r>
+        <w:t xml:space="preserve">; the difference to its book value is one</w:t>
+      </w:r>
+      <w:r>
+        <w:t xml:space="preserve"> </w:t>
+      </w:r>
+      <w:r>
+        <w:t xml:space="preserve">“Unadjusted Forex Gain/Loss”</w:t>
+      </w:r>
+      <w:r>
+        <w:t xml:space="preserve"> </w:t>
+      </w:r>
+      <w:r>
+        <w:t xml:space="preserve">line, as in Tally’s reports. Validation still compares the ledger itself at book value (rule 8).</w:t>
+      </w:r>
+    </w:p>
+    <w:p>
+      <w:pPr>
+        <w:pStyle w:val="Compact"/>
+        <w:numPr>
+          <w:ilvl w:val="0"/>
+          <w:numId w:val="1034"/>
+        </w:numPr>
+      </w:pPr>
+      <w:r>
+        <w:rPr>
+          <w:b/>
+          <w:bCs/>
+        </w:rPr>
+        <w:t xml:space="preserve">Proven:</w:t>
+      </w:r>
+      <w:r>
+        <w:t xml:space="preserve"> </w:t>
+      </w:r>
+      <w:r>
+        <w:t xml:space="preserve">the test company’s dollar customer: 0 revalued, 8,200 book, the line 8,200 Dr.</w:t>
+      </w:r>
+    </w:p>
+    <w:bookmarkEnd w:id="78"/>
+    <w:bookmarkStart w:id="79" w:name="Xaf925a680570824bdceb18bd9be85b0d0eec14e"/>
+    <w:p>
+      <w:pPr>
+        <w:pStyle w:val="Heading3"/>
+      </w:pPr>
+      <w:r>
+        <w:t xml:space="preserve">16.5 A difference in opening balances is a note</w:t>
+      </w:r>
+    </w:p>
+    <w:p>
+      <w:pPr>
+        <w:pStyle w:val="Compact"/>
+        <w:numPr>
+          <w:ilvl w:val="0"/>
+          <w:numId w:val="1035"/>
+        </w:numPr>
+      </w:pPr>
+      <w:r>
+        <w:rPr>
+          <w:b/>
+          <w:bCs/>
+        </w:rPr>
+        <w:t xml:space="preserve">What:</w:t>
+      </w:r>
+      <w:r>
+        <w:t xml:space="preserve"> </w:t>
+      </w:r>
+      <w:r>
+        <w:t xml:space="preserve">when the openings don’t total zero (e.g. not integrated: the items’ opening value 2,010 against the stock ledger’s 1,500, a difference of 510), Tally’s exported Trial Balance and Balance Sheet don’t balance and show no line for it. Ours add</w:t>
+      </w:r>
+      <w:r>
+        <w:t xml:space="preserve"> </w:t>
+      </w:r>
+      <w:r>
+        <w:t xml:space="preserve">“Difference in opening balances”</w:t>
+      </w:r>
+      <w:r>
+        <w:t xml:space="preserve"> </w:t>
+      </w:r>
+      <w:r>
+        <w:t xml:space="preserve">as a detail line (not compared), so ours balance and still equal Tally’s line by line.</w:t>
+      </w:r>
+    </w:p>
+    <w:bookmarkEnd w:id="79"/>
+    <w:bookmarkEnd w:id="80"/>
+    <w:bookmarkStart w:id="81" w:name="change-log"/>
     <w:p>
       <w:pPr>
         <w:pStyle w:val="Heading2"/>
@@ -8938,29 +9814,29 @@
               <w:pStyle w:val="Compact"/>
             </w:pPr>
             <w:r>
-              <w:t xml:space="preserve">2026-10-19</w:t>
-            </w:r>
-          </w:p>
-        </w:tc>
-        <w:tc>
-          <w:tcPr/>
-          <w:p>
-            <w:pPr>
-              <w:pStyle w:val="Compact"/>
-            </w:pPr>
-            <w:r>
-              <w:t xml:space="preserve">1.2</w:t>
-            </w:r>
-          </w:p>
-        </w:tc>
-        <w:tc>
-          <w:tcPr/>
-          <w:p>
-            <w:pPr>
-              <w:pStyle w:val="Compact"/>
-            </w:pPr>
-            <w:r>
-              <w:t xml:space="preserve">Rule 6.2: entries with no quantity of their own across several godowns.</w:t>
+              <w:t xml:space="preserve">2026-10-22</w:t>
+            </w:r>
+          </w:p>
+        </w:tc>
+        <w:tc>
+          <w:tcPr/>
+          <w:p>
+            <w:pPr>
+              <w:pStyle w:val="Compact"/>
+            </w:pPr>
+            <w:r>
+              <w:t xml:space="preserve">1.4</w:t>
+            </w:r>
+          </w:p>
+        </w:tc>
+        <w:tc>
+          <w:tcPr/>
+          <w:p>
+            <w:pPr>
+              <w:pStyle w:val="Compact"/>
+            </w:pPr>
+            <w:r>
+              <w:t xml:space="preserve">Section 16: statements from the source’s own figures; rule 7 without integration; checks LB-VAL-023 to LB-VAL-025.</w:t>
             </w:r>
           </w:p>
         </w:tc>
@@ -8973,29 +9849,29 @@
               <w:pStyle w:val="Compact"/>
             </w:pPr>
             <w:r>
-              <w:t xml:space="preserve">2026-10-19</w:t>
-            </w:r>
-          </w:p>
-        </w:tc>
-        <w:tc>
-          <w:tcPr/>
-          <w:p>
-            <w:pPr>
-              <w:pStyle w:val="Compact"/>
-            </w:pPr>
-            <w:r>
-              <w:t xml:space="preserve">1.1</w:t>
-            </w:r>
-          </w:p>
-        </w:tc>
-        <w:tc>
-          <w:tcPr/>
-          <w:p>
-            <w:pPr>
-              <w:pStyle w:val="Compact"/>
-            </w:pPr>
-            <w:r>
-              <w:t xml:space="preserve">Rule 1.6: TallyPrime Edit Log.</w:t>
+              <w:t xml:space="preserve">2026-10-22</w:t>
+            </w:r>
+          </w:p>
+        </w:tc>
+        <w:tc>
+          <w:tcPr/>
+          <w:p>
+            <w:pPr>
+              <w:pStyle w:val="Compact"/>
+            </w:pPr>
+            <w:r>
+              <w:t xml:space="preserve">1.3</w:t>
+            </w:r>
+          </w:p>
+        </w:tc>
+        <w:tc>
+          <w:tcPr/>
+          <w:p>
+            <w:pPr>
+              <w:pStyle w:val="Compact"/>
+            </w:pPr>
+            <w:r>
+              <w:t xml:space="preserve">Values with invalid characters that are too long; long names of deleted rows.</w:t>
             </w:r>
           </w:p>
         </w:tc>
@@ -9008,6 +9884,76 @@
               <w:pStyle w:val="Compact"/>
             </w:pPr>
             <w:r>
+              <w:t xml:space="preserve">2026-10-19</w:t>
+            </w:r>
+          </w:p>
+        </w:tc>
+        <w:tc>
+          <w:tcPr/>
+          <w:p>
+            <w:pPr>
+              <w:pStyle w:val="Compact"/>
+            </w:pPr>
+            <w:r>
+              <w:t xml:space="preserve">1.2</w:t>
+            </w:r>
+          </w:p>
+        </w:tc>
+        <w:tc>
+          <w:tcPr/>
+          <w:p>
+            <w:pPr>
+              <w:pStyle w:val="Compact"/>
+            </w:pPr>
+            <w:r>
+              <w:t xml:space="preserve">Rule 6.2: entries with no quantity of their own across several godowns.</w:t>
+            </w:r>
+          </w:p>
+        </w:tc>
+      </w:tr>
+      <w:tr>
+        <w:tc>
+          <w:tcPr/>
+          <w:p>
+            <w:pPr>
+              <w:pStyle w:val="Compact"/>
+            </w:pPr>
+            <w:r>
+              <w:t xml:space="preserve">2026-10-19</w:t>
+            </w:r>
+          </w:p>
+        </w:tc>
+        <w:tc>
+          <w:tcPr/>
+          <w:p>
+            <w:pPr>
+              <w:pStyle w:val="Compact"/>
+            </w:pPr>
+            <w:r>
+              <w:t xml:space="preserve">1.1</w:t>
+            </w:r>
+          </w:p>
+        </w:tc>
+        <w:tc>
+          <w:tcPr/>
+          <w:p>
+            <w:pPr>
+              <w:pStyle w:val="Compact"/>
+            </w:pPr>
+            <w:r>
+              <w:t xml:space="preserve">Rule 1.6: TallyPrime Edit Log.</w:t>
+            </w:r>
+          </w:p>
+        </w:tc>
+      </w:tr>
+      <w:tr>
+        <w:tc>
+          <w:tcPr/>
+          <w:p>
+            <w:pPr>
+              <w:pStyle w:val="Compact"/>
+            </w:pPr>
+            <w:r>
               <w:t xml:space="preserve">2026-10-16</w:t>
             </w:r>
           </w:p>
@@ -9036,8 +9982,8 @@
         </w:tc>
       </w:tr>
     </w:tbl>
-    <w:bookmarkEnd w:id="75"/>
-    <w:bookmarkEnd w:id="76"/>
+    <w:bookmarkEnd w:id="81"/>
+    <w:bookmarkEnd w:id="82"/>
     <w:sectPr/>
   </w:body>
 </w:document>
@@ -9338,6 +10284,21 @@
     <w:abstractNumId w:val="991"/>
   </w:num>
   <w:num w:numId="1030">
+    <w:abstractNumId w:val="991"/>
+  </w:num>
+  <w:num w:numId="1031">
+    <w:abstractNumId w:val="991"/>
+  </w:num>
+  <w:num w:numId="1032">
+    <w:abstractNumId w:val="991"/>
+  </w:num>
+  <w:num w:numId="1033">
+    <w:abstractNumId w:val="991"/>
+  </w:num>
+  <w:num w:numId="1034">
+    <w:abstractNumId w:val="991"/>
+  </w:num>
+  <w:num w:numId="1035">
     <w:abstractNumId w:val="991"/>
   </w:num>
 </w:numbering>

--- a/docs/export/validation-and-conversion-rules.docx
+++ b/docs/export/validation-and-conversion-rules.docx
@@ -94,7 +94,7 @@
               <w:pStyle w:val="Compact"/>
             </w:pPr>
             <w:r>
-              <w:t xml:space="preserve">1.4</w:t>
+              <w:t xml:space="preserve">1.5</w:t>
             </w:r>
           </w:p>
         </w:tc>
@@ -118,7 +118,7 @@
               <w:pStyle w:val="Compact"/>
             </w:pPr>
             <w:r>
-              <w:t xml:space="preserve">2026-10-19</w:t>
+              <w:t xml:space="preserve">2026-10-22</w:t>
             </w:r>
           </w:p>
         </w:tc>
@@ -6431,6 +6431,49 @@
           <w:b/>
           <w:bCs/>
         </w:rPr>
+        <w:t xml:space="preserve">Known limitation:</w:t>
+      </w:r>
+      <w:r>
+        <w:t xml:space="preserve"> </w:t>
+      </w:r>
+      <w:r>
+        <w:t xml:space="preserve">the catalogue keys a field by its path cut to 255 characters (</w:t>
+      </w:r>
+      <w:r>
+        <w:rPr>
+          <w:rStyle w:val="VerbatimChar"/>
+        </w:rPr>
+        <w:t xml:space="preserve">source_fields.field_path</w:t>
+      </w:r>
+      <w:r>
+        <w:t xml:space="preserve">), so two paths that differ only after the 255th character are counted as one field. Values are unaffected (they are kept in full in</w:t>
+      </w:r>
+      <w:r>
+        <w:t xml:space="preserve"> </w:t>
+      </w:r>
+      <w:r>
+        <w:rPr>
+          <w:rStyle w:val="VerbatimChar"/>
+        </w:rPr>
+        <w:t xml:space="preserve">extra</w:t>
+      </w:r>
+      <w:r>
+        <w:t xml:space="preserve">); only the catalogue’s counts merge. Not seen in the test company or the pilot; fixing it needs a schema change (a hash of the full path as the key), left until such paths appear (developer’s decision, 2026-10-22).</w:t>
+      </w:r>
+    </w:p>
+    <w:p>
+      <w:pPr>
+        <w:pStyle w:val="Compact"/>
+        <w:numPr>
+          <w:ilvl w:val="0"/>
+          <w:numId w:val="1027"/>
+        </w:numPr>
+      </w:pPr>
+      <w:r>
+        <w:rPr>
+          <w:b/>
+          <w:bCs/>
+        </w:rPr>
         <w:t xml:space="preserve">Code:</w:t>
       </w:r>
       <w:r>
@@ -6956,7 +6999,7 @@
         <w:t xml:space="preserve"> </w:t>
       </w:r>
       <w:r>
-        <w:t xml:space="preserve">TallyPrime in Educational mode gives correct balances only on the 1st, 2nd and 31st of a month. Validation runs as of the latest such date on or before the date asked; year ends and month ends move to the next one (a 30 June year end is checked on 1 July); the output names the dates used. The connection setting</w:t>
+        <w:t xml:space="preserve">TallyPrime in Educational mode gives correct balances only on the 1st, 2nd and 31st of a month. Validation runs as of the latest such date on or before the date asked; the analysis’s month ends move to the next one (a 30 June month end is compared on 1 July); the output names the dates used. The connection setting</w:t>
       </w:r>
       <w:r>
         <w:t xml:space="preserve"> </w:t>
@@ -7002,16 +7045,19 @@
         <w:t xml:space="preserve"> </w:t>
       </w:r>
       <w:r>
-        <w:t xml:space="preserve">on the 1st, Tally’s own Trial Balance, Profit and Loss and computed profit don’t agree with its own ledger balances that day (test company, 2026-10-22: as of 1 October its ledgers equalled ours, while its reports and its Profit &amp; Loss A/c balance didn’t; the 2nd and the 31st agreed). Statements therefore move a date on the 1st to the 2nd (</w:t>
-      </w:r>
-      <w:r>
-        <w:rPr>
-          <w:rStyle w:val="VerbatimChar"/>
-        </w:rPr>
-        <w:t xml:space="preserve">DateRule.for_statements</w:t>
-      </w:r>
-      <w:r>
-        <w:t xml:space="preserve">). Year-end checks still use the 1st; their profit carrier comparison may be affected in Educational mode (open point).</w:t>
+        <w:t xml:space="preserve">on the 1st, Tally’s own Trial Balance, Profit and Loss and computed profit don’t agree with its own ledger balances that day (test company, 2026-10-22: as of 1 October its ledgers equalled ours, while its reports and its Profit &amp; Loss A/c balance didn’t; the 2nd and the 31st agreed). Statements and year-end checks (whose profit carrier comparison uses Tally’s computed profit) therefore use</w:t>
+      </w:r>
+      <w:r>
+        <w:t xml:space="preserve"> </w:t>
+      </w:r>
+      <w:r>
+        <w:rPr>
+          <w:rStyle w:val="VerbatimChar"/>
+        </w:rPr>
+        <w:t xml:space="preserve">DateRule.period_end</w:t>
+      </w:r>
+      <w:r>
+        <w:t xml:space="preserve">: the 31st where the month has one, otherwise the 2nd of the next month, never the 1st (a 31 March year end is checked on 31 March, a 30 June one on 2 July; developer’s decision, 2026-10-22). A year end whose date is after the as-of date waits for the next validation.</w:t>
       </w:r>
     </w:p>
     <w:p>
@@ -7073,6 +7119,18 @@
         <w:t xml:space="preserve">DateRule</w:t>
       </w:r>
       <w:r>
+        <w:t xml:space="preserve">,</w:t>
+      </w:r>
+      <w:r>
+        <w:t xml:space="preserve"> </w:t>
+      </w:r>
+      <w:r>
+        <w:rPr>
+          <w:rStyle w:val="VerbatimChar"/>
+        </w:rPr>
+        <w:t xml:space="preserve">period_end</w:t>
+      </w:r>
+      <w:r>
         <w:t xml:space="preserve">),</w:t>
       </w:r>
       <w:r>
@@ -7121,6 +7179,42 @@
         <w:t xml:space="preserve">workers/validate.py</w:t>
       </w:r>
       <w:r>
+        <w:t xml:space="preserve"> </w:t>
+      </w:r>
+      <w:r>
+        <w:t xml:space="preserve">(</w:t>
+      </w:r>
+      <w:r>
+        <w:rPr>
+          <w:rStyle w:val="VerbatimChar"/>
+        </w:rPr>
+        <w:t xml:space="preserve">source_controls</w:t>
+      </w:r>
+      <w:r>
+        <w:t xml:space="preserve">),</w:t>
+      </w:r>
+      <w:r>
+        <w:t xml:space="preserve"> </w:t>
+      </w:r>
+      <w:r>
+        <w:rPr>
+          <w:rStyle w:val="VerbatimChar"/>
+        </w:rPr>
+        <w:t xml:space="preserve">workers/analyse.py</w:t>
+      </w:r>
+      <w:r>
+        <w:t xml:space="preserve">,</w:t>
+      </w:r>
+      <w:r>
+        <w:t xml:space="preserve"> </w:t>
+      </w:r>
+      <w:r>
+        <w:rPr>
+          <w:rStyle w:val="VerbatimChar"/>
+        </w:rPr>
+        <w:t xml:space="preserve">workers/statements.py</w:t>
+      </w:r>
+      <w:r>
         <w:t xml:space="preserve">.</w:t>
       </w:r>
     </w:p>
@@ -7149,7 +7243,31 @@
         <w:t xml:space="preserve">tests/test_dates.py</w:t>
       </w:r>
       <w:r>
-        <w:t xml:space="preserve">.</w:t>
+        <w:t xml:space="preserve"> </w:t>
+      </w:r>
+      <w:r>
+        <w:t xml:space="preserve">(</w:t>
+      </w:r>
+      <w:r>
+        <w:rPr>
+          <w:rStyle w:val="VerbatimChar"/>
+        </w:rPr>
+        <w:t xml:space="preserve">test_period_ends_use_the_31st_or_the_2nd_never_the_1st</w:t>
+      </w:r>
+      <w:r>
+        <w:t xml:space="preserve">,</w:t>
+      </w:r>
+      <w:r>
+        <w:t xml:space="preserve"> </w:t>
+      </w:r>
+      <w:r>
+        <w:rPr>
+          <w:rStyle w:val="VerbatimChar"/>
+        </w:rPr>
+        <w:t xml:space="preserve">test_a_30_june_year_end_is_checked_on_2_july</w:t>
+      </w:r>
+      <w:r>
+        <w:t xml:space="preserve">).</w:t>
       </w:r>
     </w:p>
     <w:p>
@@ -9802,6 +9920,41 @@
             </w:pPr>
             <w:r>
               <w:t xml:space="preserve">Change</w:t>
+            </w:r>
+          </w:p>
+        </w:tc>
+      </w:tr>
+      <w:tr>
+        <w:tc>
+          <w:tcPr/>
+          <w:p>
+            <w:pPr>
+              <w:pStyle w:val="Compact"/>
+            </w:pPr>
+            <w:r>
+              <w:t xml:space="preserve">2026-10-22</w:t>
+            </w:r>
+          </w:p>
+        </w:tc>
+        <w:tc>
+          <w:tcPr/>
+          <w:p>
+            <w:pPr>
+              <w:pStyle w:val="Compact"/>
+            </w:pPr>
+            <w:r>
+              <w:t xml:space="preserve">1.5</w:t>
+            </w:r>
+          </w:p>
+        </w:tc>
+        <w:tc>
+          <w:tcPr/>
+          <w:p>
+            <w:pPr>
+              <w:pStyle w:val="Compact"/>
+            </w:pPr>
+            <w:r>
+              <w:t xml:space="preserve">Section 14: year-end checks use the 31st or the 2nd, never the 1st, like statements; Section 12: the 255-character field path limitation.</w:t>
             </w:r>
           </w:p>
         </w:tc>

--- a/docs/export/validation-and-conversion-rules.docx
+++ b/docs/export/validation-and-conversion-rules.docx
@@ -28,7 +28,7 @@
         </w:p>
       </w:sdtContent>
     </w:sdt>
-    <w:bookmarkStart w:id="82" w:name="validation-and-conversion-rules"/>
+    <w:bookmarkStart w:id="83" w:name="validation-and-conversion-rules"/>
     <w:p>
       <w:pPr>
         <w:pStyle w:val="Heading1"/>
@@ -94,7 +94,7 @@
               <w:pStyle w:val="Compact"/>
             </w:pPr>
             <w:r>
-              <w:t xml:space="preserve">1.5</w:t>
+              <w:t xml:space="preserve">1.6</w:t>
             </w:r>
           </w:p>
         </w:tc>
@@ -118,7 +118,7 @@
               <w:pStyle w:val="Compact"/>
             </w:pPr>
             <w:r>
-              <w:t xml:space="preserve">2026-10-22</w:t>
+              <w:t xml:space="preserve">2026-10-23</w:t>
             </w:r>
           </w:p>
         </w:tc>
@@ -9273,7 +9273,7 @@
       </w:r>
     </w:p>
     <w:bookmarkEnd w:id="74"/>
-    <w:bookmarkStart w:id="80" w:name="statements-from-the-sources-own-figures"/>
+    <w:bookmarkStart w:id="81" w:name="statements-from-the-sources-own-figures"/>
     <w:p>
       <w:pPr>
         <w:pStyle w:val="Heading2"/>
@@ -9310,7 +9310,7 @@
         <w:t xml:space="preserve"> </w:t>
       </w:r>
       <w:r>
-        <w:t xml:space="preserve">our Trial Balance, Profit &amp; Loss and Balance Sheet have one line per primary group (its current name), plus Tally’s own lines: Cost of Sales (Opening Stock, Add: the purchase groups, Less: Closing Stock), Profit &amp; Loss A/c and Unadjusted Forex Gain/Loss. Each is compared with Tally’s own report export line by line (by label, without</w:t>
+        <w:t xml:space="preserve">our Trial Balance, Profit &amp; Loss and Balance Sheet have one line per primary group (its current name), plus Tally’s own lines: Cost of Sales (Opening Stock, Add: the purchase groups, Less: Closing Stock, then Direct Expenses and any other expense group that affects gross profit, each under its own name), Profit &amp; Loss A/c and Unadjusted Forex Gain/Loss. Direct Incomes is a line of its own, beside the sales. Each is compared with Tally’s own report export line by line (by label, without</w:t>
       </w:r>
       <w:r>
         <w:t xml:space="preserve"> </w:t>
@@ -9390,7 +9390,19 @@
         <w:t xml:space="preserve"> </w:t>
       </w:r>
       <w:r>
-        <w:t xml:space="preserve">the test company at four dates (books’ beginning, two month ends, the as-of date), with integration on and off: every line and total equal.</w:t>
+        <w:t xml:space="preserve">the test company at four dates (books’ beginning, two month ends, the as-of date), with integration on and off: every line and total equal. Then, after the statement layout seed (2026-10-23: a Direct Expenses ledger with a 300 payment, a Direct Incomes ledger with a 120 receipt), Tally’s Cost of Sales was 12,980 = 2,010 + 16,250 − 5,580 + 300, with</w:t>
+      </w:r>
+      <w:r>
+        <w:t xml:space="preserve"> </w:t>
+      </w:r>
+      <w:r>
+        <w:t xml:space="preserve">“Direct Expenses”</w:t>
+      </w:r>
+      <w:r>
+        <w:t xml:space="preserve"> </w:t>
+      </w:r>
+      <w:r>
+        <w:t xml:space="preserve">listed after Closing Stock, and Direct Incomes a main line: ours equal at both dates recorded. The pilot’s steady two Profit &amp; Loss differences per date (Cost of Sales and the total) were this.</w:t>
       </w:r>
     </w:p>
     <w:p>
@@ -9617,7 +9629,7 @@
         <w:rPr>
           <w:rStyle w:val="VerbatimChar"/>
         </w:rPr>
-        <w:t xml:space="preserve">_Figures</w:t>
+        <w:t xml:space="preserve">Figures</w:t>
       </w:r>
       <w:r>
         <w:t xml:space="preserve">),</w:t>
@@ -9738,7 +9750,7 @@
         <w:t xml:space="preserve"> </w:t>
       </w:r>
       <w:r>
-        <w:t xml:space="preserve">the test company: Profit &amp; Loss A/c equal to the period’s loss at every date.</w:t>
+        <w:t xml:space="preserve">the test company: Profit &amp; Loss A/c equal to the period’s loss at every date; after the seed gave Profit &amp; Loss A/c an opening balance (3,000 Cr, balanced by a fixed asset), Tally’s Balance Sheet line was that opening plus the period’s loss (4,121 Dr), still one line in its export (no Opening Balance or Current Period lines), and the Trial Balance listed the account at 3,000 Cr. How the account looks after a year end is still unproven (the test company has none): the summary below tests it on the pilot.</w:t>
       </w:r>
     </w:p>
     <w:bookmarkEnd w:id="77"/>
@@ -9770,7 +9782,7 @@
         <w:t xml:space="preserve"> </w:t>
       </w:r>
       <w:r>
-        <w:t xml:space="preserve">in the statements, a foreign-currency ledger counts at the balance Tally reports (revalued at current rates), stored in</w:t>
+        <w:t xml:space="preserve">in the statements, a foreign-currency ledger counts at the balance Tally reports (revalued at current rates, read for the same period and date as the statements), stored in</w:t>
       </w:r>
       <w:r>
         <w:t xml:space="preserve"> </w:t>
@@ -9794,7 +9806,7 @@
         <w:t xml:space="preserve"> </w:t>
       </w:r>
       <w:r>
-        <w:t xml:space="preserve">line, as in Tally’s reports. Validation still compares the ledger itself at book value (rule 8).</w:t>
+        <w:t xml:space="preserve">line, as in Tally’s reports. In the Trial Balance that line’s debit is the ledgers’ losses and its credit their gains, ledger by ledger (book value above the revalued balance is a loss); the Balance Sheet shows the net. Validation still compares the ledger itself at book value (rule 8).</w:t>
       </w:r>
     </w:p>
     <w:p>
@@ -9816,7 +9828,59 @@
         <w:t xml:space="preserve"> </w:t>
       </w:r>
       <w:r>
-        <w:t xml:space="preserve">the test company’s dollar customer: 0 revalued, 8,200 book, the line 8,200 Dr.</w:t>
+        <w:t xml:space="preserve">the test company’s dollar customer: 0 revalued, 8,200 book, the line 8,200 Dr. After the seed added a dollar vendor with an expense entered in rupees (4,100 book, 0 revalued: a gain), Tally’s Trial Balance showed the line as 8,200 Dr and 4,100 Cr, its Balance Sheet 4,100 Dr; ours equal. The pilot’s steady four Trial Balance differences per date (the line’s debit and credit, both totals) were this.</w:t>
+      </w:r>
+    </w:p>
+    <w:p>
+      <w:pPr>
+        <w:pStyle w:val="Compact"/>
+        <w:numPr>
+          <w:ilvl w:val="0"/>
+          <w:numId w:val="1034"/>
+        </w:numPr>
+      </w:pPr>
+      <w:r>
+        <w:rPr>
+          <w:b/>
+          <w:bCs/>
+        </w:rPr>
+        <w:t xml:space="preserve">Code:</w:t>
+      </w:r>
+      <w:r>
+        <w:t xml:space="preserve"> </w:t>
+      </w:r>
+      <w:r>
+        <w:rPr>
+          <w:rStyle w:val="VerbatimChar"/>
+        </w:rPr>
+        <w:t xml:space="preserve">core/statements.py</w:t>
+      </w:r>
+      <w:r>
+        <w:t xml:space="preserve"> </w:t>
+      </w:r>
+      <w:r>
+        <w:t xml:space="preserve">(</w:t>
+      </w:r>
+      <w:r>
+        <w:rPr>
+          <w:rStyle w:val="VerbatimChar"/>
+        </w:rPr>
+        <w:t xml:space="preserve">Figures.forex</w:t>
+      </w:r>
+      <w:r>
+        <w:t xml:space="preserve">,</w:t>
+      </w:r>
+      <w:r>
+        <w:t xml:space="preserve"> </w:t>
+      </w:r>
+      <w:r>
+        <w:rPr>
+          <w:rStyle w:val="VerbatimChar"/>
+        </w:rPr>
+        <w:t xml:space="preserve">trial_balance</w:t>
+      </w:r>
+      <w:r>
+        <w:t xml:space="preserve">).</w:t>
       </w:r>
     </w:p>
     <w:bookmarkEnd w:id="78"/>
@@ -9864,8 +9928,316 @@
       </w:r>
     </w:p>
     <w:bookmarkEnd w:id="79"/>
+    <w:bookmarkStart w:id="80" w:name="Xba8fb4525d31bb3fdba5c4f4562bfd6101d124d"/>
+    <w:p>
+      <w:pPr>
+        <w:pStyle w:val="Heading3"/>
+      </w:pPr>
+      <w:r>
+        <w:t xml:space="preserve">16.6 A pilot-safe summary of the lines that differ</w:t>
+      </w:r>
+    </w:p>
+    <w:p>
+      <w:pPr>
+        <w:pStyle w:val="Compact"/>
+        <w:numPr>
+          <w:ilvl w:val="0"/>
+          <w:numId w:val="1036"/>
+        </w:numPr>
+      </w:pPr>
+      <w:r>
+        <w:rPr>
+          <w:b/>
+          <w:bCs/>
+        </w:rPr>
+        <w:t xml:space="preserve">What:</w:t>
+      </w:r>
+      <w:r>
+        <w:t xml:space="preserve"> </w:t>
+      </w:r>
+      <w:r>
+        <w:t xml:space="preserve">when statements differ, validation and</w:t>
+      </w:r>
+      <w:r>
+        <w:t xml:space="preserve"> </w:t>
+      </w:r>
+      <w:r>
+        <w:rPr>
+          <w:rStyle w:val="VerbatimChar"/>
+        </w:rPr>
+        <w:t xml:space="preserve">./dev.ps1 statements</w:t>
+      </w:r>
+      <w:r>
+        <w:t xml:space="preserve"> </w:t>
+      </w:r>
+      <w:r>
+        <w:t xml:space="preserve">print, per company, one line per statement line that differs: its label (the statements’ own lines and Tally’s reserved group names as they are; a renamed reserved group as</w:t>
+      </w:r>
+      <w:r>
+        <w:t xml:space="preserve"> </w:t>
+      </w:r>
+      <w:r>
+        <w:t xml:space="preserve">“</w:t>
+      </w:r>
+      <w:r>
+        <w:t xml:space="preserve"> </w:t>
+      </w:r>
+      <w:r>
+        <w:t xml:space="preserve">(renamed)”</w:t>
+      </w:r>
+      <w:r>
+        <w:t xml:space="preserve">, any other group as</w:t>
+      </w:r>
+      <w:r>
+        <w:t xml:space="preserve"> </w:t>
+      </w:r>
+      <w:r>
+        <w:t xml:space="preserve">“a custom group under</w:t>
+      </w:r>
+      <w:r>
+        <w:t xml:space="preserve"> </w:t>
+      </w:r>
+      <w:r>
+        <w:t xml:space="preserve">”</w:t>
+      </w:r>
+      <w:r>
+        <w:t xml:space="preserve">, a ledger directly under Primary as such, anything else as</w:t>
+      </w:r>
+      <w:r>
+        <w:t xml:space="preserve"> </w:t>
+      </w:r>
+      <w:r>
+        <w:t xml:space="preserve">“a line not recognised”</w:t>
+      </w:r>
+      <w:r>
+        <w:t xml:space="preserve">), whether the line is missing on one side or has a different amount, on how many dates, and which tested amounts the difference equals at how many of them: Direct Expenses, Direct Incomes, the opening and closing stock, the stock ledgers’ opening and closing, the stock gap (the items’ own value against the stock ledgers’, at the books’ beginning and at the date), the foreign-currency revaluation and its losses and gains, Tally’s own Unadjusted Forex Gain/Loss, Profit &amp; Loss A/c’s own balance, the net profit, the difference in opening balances, and after a year end the profit up to it and since, and the stock stored for it. Never other names, never amounts.</w:t>
+      </w:r>
+    </w:p>
+    <w:p>
+      <w:pPr>
+        <w:pStyle w:val="Compact"/>
+        <w:numPr>
+          <w:ilvl w:val="0"/>
+          <w:numId w:val="1036"/>
+        </w:numPr>
+      </w:pPr>
+      <w:r>
+        <w:rPr>
+          <w:b/>
+          <w:bCs/>
+        </w:rPr>
+        <w:t xml:space="preserve">Why:</w:t>
+      </w:r>
+      <w:r>
+        <w:t xml:space="preserve"> </w:t>
+      </w:r>
+      <w:r>
+        <w:t xml:space="preserve">the pilot’s statement differences can’t be shown (names and amounts); the summary says which rule a difference follows, so the layout can be corrected from counts alone.</w:t>
+      </w:r>
+    </w:p>
+    <w:p>
+      <w:pPr>
+        <w:pStyle w:val="Compact"/>
+        <w:numPr>
+          <w:ilvl w:val="0"/>
+          <w:numId w:val="1036"/>
+        </w:numPr>
+      </w:pPr>
+      <w:r>
+        <w:rPr>
+          <w:b/>
+          <w:bCs/>
+        </w:rPr>
+        <w:t xml:space="preserve">Code:</w:t>
+      </w:r>
+      <w:r>
+        <w:t xml:space="preserve"> </w:t>
+      </w:r>
+      <w:r>
+        <w:rPr>
+          <w:rStyle w:val="VerbatimChar"/>
+        </w:rPr>
+        <w:t xml:space="preserve">core/statement_differences.py</w:t>
+      </w:r>
+      <w:r>
+        <w:t xml:space="preserve"> </w:t>
+      </w:r>
+      <w:r>
+        <w:t xml:space="preserve">(</w:t>
+      </w:r>
+      <w:r>
+        <w:rPr>
+          <w:rStyle w:val="VerbatimChar"/>
+        </w:rPr>
+        <w:t xml:space="preserve">Labels</w:t>
+      </w:r>
+      <w:r>
+        <w:t xml:space="preserve">,</w:t>
+      </w:r>
+      <w:r>
+        <w:t xml:space="preserve"> </w:t>
+      </w:r>
+      <w:r>
+        <w:rPr>
+          <w:rStyle w:val="VerbatimChar"/>
+        </w:rPr>
+        <w:t xml:space="preserve">tested_amounts</w:t>
+      </w:r>
+      <w:r>
+        <w:t xml:space="preserve">,</w:t>
+      </w:r>
+      <w:r>
+        <w:t xml:space="preserve"> </w:t>
+      </w:r>
+      <w:r>
+        <w:rPr>
+          <w:rStyle w:val="VerbatimChar"/>
+        </w:rPr>
+        <w:t xml:space="preserve">last_year_end</w:t>
+      </w:r>
+      <w:r>
+        <w:t xml:space="preserve">,</w:t>
+      </w:r>
+      <w:r>
+        <w:t xml:space="preserve"> </w:t>
+      </w:r>
+      <w:r>
+        <w:rPr>
+          <w:rStyle w:val="VerbatimChar"/>
+        </w:rPr>
+        <w:t xml:space="preserve">Summary</w:t>
+      </w:r>
+      <w:r>
+        <w:t xml:space="preserve">),</w:t>
+      </w:r>
+      <w:r>
+        <w:t xml:space="preserve"> </w:t>
+      </w:r>
+      <w:r>
+        <w:rPr>
+          <w:rStyle w:val="VerbatimChar"/>
+        </w:rPr>
+        <w:t xml:space="preserve">core/validation.py</w:t>
+      </w:r>
+      <w:r>
+        <w:t xml:space="preserve"> </w:t>
+      </w:r>
+      <w:r>
+        <w:t xml:space="preserve">(</w:t>
+      </w:r>
+      <w:r>
+        <w:rPr>
+          <w:rStyle w:val="VerbatimChar"/>
+        </w:rPr>
+        <w:t xml:space="preserve">_statements</w:t>
+      </w:r>
+      <w:r>
+        <w:t xml:space="preserve">),</w:t>
+      </w:r>
+      <w:r>
+        <w:t xml:space="preserve"> </w:t>
+      </w:r>
+      <w:r>
+        <w:rPr>
+          <w:rStyle w:val="VerbatimChar"/>
+        </w:rPr>
+        <w:t xml:space="preserve">workers/statements.py</w:t>
+      </w:r>
+      <w:r>
+        <w:t xml:space="preserve">,</w:t>
+      </w:r>
+      <w:r>
+        <w:t xml:space="preserve"> </w:t>
+      </w:r>
+      <w:r>
+        <w:rPr>
+          <w:rStyle w:val="VerbatimChar"/>
+        </w:rPr>
+        <w:t xml:space="preserve">workers/cli.py</w:t>
+      </w:r>
+      <w:r>
+        <w:t xml:space="preserve"> </w:t>
+      </w:r>
+      <w:r>
+        <w:t xml:space="preserve">(</w:t>
+      </w:r>
+      <w:r>
+        <w:rPr>
+          <w:rStyle w:val="VerbatimChar"/>
+        </w:rPr>
+        <w:t xml:space="preserve">_print_statement_summary</w:t>
+      </w:r>
+      <w:r>
+        <w:t xml:space="preserve">).</w:t>
+      </w:r>
+    </w:p>
+    <w:p>
+      <w:pPr>
+        <w:pStyle w:val="Compact"/>
+        <w:numPr>
+          <w:ilvl w:val="0"/>
+          <w:numId w:val="1036"/>
+        </w:numPr>
+      </w:pPr>
+      <w:r>
+        <w:rPr>
+          <w:b/>
+          <w:bCs/>
+        </w:rPr>
+        <w:t xml:space="preserve">Tests:</w:t>
+      </w:r>
+      <w:r>
+        <w:t xml:space="preserve"> </w:t>
+      </w:r>
+      <w:r>
+        <w:rPr>
+          <w:rStyle w:val="VerbatimChar"/>
+        </w:rPr>
+        <w:t xml:space="preserve">tests/test_statements.py</w:t>
+      </w:r>
+      <w:r>
+        <w:t xml:space="preserve"> </w:t>
+      </w:r>
+      <w:r>
+        <w:t xml:space="preserve">(</w:t>
+      </w:r>
+      <w:r>
+        <w:rPr>
+          <w:rStyle w:val="VerbatimChar"/>
+        </w:rPr>
+        <w:t xml:space="preserve">test_the_summary_names_each_line_safely_and_what_it_equals</w:t>
+      </w:r>
+      <w:r>
+        <w:t xml:space="preserve">,</w:t>
+      </w:r>
+      <w:r>
+        <w:t xml:space="preserve"> </w:t>
+      </w:r>
+      <w:r>
+        <w:rPr>
+          <w:rStyle w:val="VerbatimChar"/>
+        </w:rPr>
+        <w:t xml:space="preserve">test_validation_prints_the_summary</w:t>
+      </w:r>
+      <w:r>
+        <w:t xml:space="preserve">,</w:t>
+      </w:r>
+      <w:r>
+        <w:t xml:space="preserve"> </w:t>
+      </w:r>
+      <w:r>
+        <w:rPr>
+          <w:rStyle w:val="VerbatimChar"/>
+        </w:rPr>
+        <w:t xml:space="preserve">test_the_last_year_end_gives_its_profit_and_stock</w:t>
+      </w:r>
+      <w:r>
+        <w:t xml:space="preserve">).</w:t>
+      </w:r>
+    </w:p>
     <w:bookmarkEnd w:id="80"/>
-    <w:bookmarkStart w:id="81" w:name="change-log"/>
+    <w:bookmarkEnd w:id="81"/>
+    <w:bookmarkStart w:id="82" w:name="change-log"/>
     <w:p>
       <w:pPr>
         <w:pStyle w:val="Heading2"/>
@@ -9932,29 +10304,29 @@
               <w:pStyle w:val="Compact"/>
             </w:pPr>
             <w:r>
-              <w:t xml:space="preserve">2026-10-22</w:t>
-            </w:r>
-          </w:p>
-        </w:tc>
-        <w:tc>
-          <w:tcPr/>
-          <w:p>
-            <w:pPr>
-              <w:pStyle w:val="Compact"/>
-            </w:pPr>
-            <w:r>
-              <w:t xml:space="preserve">1.5</w:t>
-            </w:r>
-          </w:p>
-        </w:tc>
-        <w:tc>
-          <w:tcPr/>
-          <w:p>
-            <w:pPr>
-              <w:pStyle w:val="Compact"/>
-            </w:pPr>
-            <w:r>
-              <w:t xml:space="preserve">Section 14: year-end checks use the 31st or the 2nd, never the 1st, like statements; Section 12: the 255-character field path limitation.</w:t>
+              <w:t xml:space="preserve">2026-10-23</w:t>
+            </w:r>
+          </w:p>
+        </w:tc>
+        <w:tc>
+          <w:tcPr/>
+          <w:p>
+            <w:pPr>
+              <w:pStyle w:val="Compact"/>
+            </w:pPr>
+            <w:r>
+              <w:t xml:space="preserve">1.6</w:t>
+            </w:r>
+          </w:p>
+        </w:tc>
+        <w:tc>
+          <w:tcPr/>
+          <w:p>
+            <w:pPr>
+              <w:pStyle w:val="Compact"/>
+            </w:pPr>
+            <w:r>
+              <w:t xml:space="preserve">Section 16: Direct Expenses inside Cost of Sales; the Trial Balance’s forex line with losses as its debit and gains as its credit; Profit &amp; Loss A/c with an opening balance; 16.6 the pilot-safe summary of differences.</w:t>
             </w:r>
           </w:p>
         </w:tc>
@@ -9978,18 +10350,18 @@
               <w:pStyle w:val="Compact"/>
             </w:pPr>
             <w:r>
-              <w:t xml:space="preserve">1.4</w:t>
-            </w:r>
-          </w:p>
-        </w:tc>
-        <w:tc>
-          <w:tcPr/>
-          <w:p>
-            <w:pPr>
-              <w:pStyle w:val="Compact"/>
-            </w:pPr>
-            <w:r>
-              <w:t xml:space="preserve">Section 16: statements from the source’s own figures; rule 7 without integration; checks LB-VAL-023 to LB-VAL-025.</w:t>
+              <w:t xml:space="preserve">1.5</w:t>
+            </w:r>
+          </w:p>
+        </w:tc>
+        <w:tc>
+          <w:tcPr/>
+          <w:p>
+            <w:pPr>
+              <w:pStyle w:val="Compact"/>
+            </w:pPr>
+            <w:r>
+              <w:t xml:space="preserve">Section 14: year-end checks use the 31st or the 2nd, never the 1st, like statements; Section 12: the 255-character field path limitation.</w:t>
             </w:r>
           </w:p>
         </w:tc>
@@ -10013,18 +10385,18 @@
               <w:pStyle w:val="Compact"/>
             </w:pPr>
             <w:r>
-              <w:t xml:space="preserve">1.3</w:t>
-            </w:r>
-          </w:p>
-        </w:tc>
-        <w:tc>
-          <w:tcPr/>
-          <w:p>
-            <w:pPr>
-              <w:pStyle w:val="Compact"/>
-            </w:pPr>
-            <w:r>
-              <w:t xml:space="preserve">Values with invalid characters that are too long; long names of deleted rows.</w:t>
+              <w:t xml:space="preserve">1.4</w:t>
+            </w:r>
+          </w:p>
+        </w:tc>
+        <w:tc>
+          <w:tcPr/>
+          <w:p>
+            <w:pPr>
+              <w:pStyle w:val="Compact"/>
+            </w:pPr>
+            <w:r>
+              <w:t xml:space="preserve">Section 16: statements from the source’s own figures; rule 7 without integration; checks LB-VAL-023 to LB-VAL-025.</w:t>
             </w:r>
           </w:p>
         </w:tc>
@@ -10037,29 +10409,29 @@
               <w:pStyle w:val="Compact"/>
             </w:pPr>
             <w:r>
-              <w:t xml:space="preserve">2026-10-19</w:t>
-            </w:r>
-          </w:p>
-        </w:tc>
-        <w:tc>
-          <w:tcPr/>
-          <w:p>
-            <w:pPr>
-              <w:pStyle w:val="Compact"/>
-            </w:pPr>
-            <w:r>
-              <w:t xml:space="preserve">1.2</w:t>
-            </w:r>
-          </w:p>
-        </w:tc>
-        <w:tc>
-          <w:tcPr/>
-          <w:p>
-            <w:pPr>
-              <w:pStyle w:val="Compact"/>
-            </w:pPr>
-            <w:r>
-              <w:t xml:space="preserve">Rule 6.2: entries with no quantity of their own across several godowns.</w:t>
+              <w:t xml:space="preserve">2026-10-22</w:t>
+            </w:r>
+          </w:p>
+        </w:tc>
+        <w:tc>
+          <w:tcPr/>
+          <w:p>
+            <w:pPr>
+              <w:pStyle w:val="Compact"/>
+            </w:pPr>
+            <w:r>
+              <w:t xml:space="preserve">1.3</w:t>
+            </w:r>
+          </w:p>
+        </w:tc>
+        <w:tc>
+          <w:tcPr/>
+          <w:p>
+            <w:pPr>
+              <w:pStyle w:val="Compact"/>
+            </w:pPr>
+            <w:r>
+              <w:t xml:space="preserve">Values with invalid characters that are too long; long names of deleted rows.</w:t>
             </w:r>
           </w:p>
         </w:tc>
@@ -10083,18 +10455,18 @@
               <w:pStyle w:val="Compact"/>
             </w:pPr>
             <w:r>
-              <w:t xml:space="preserve">1.1</w:t>
-            </w:r>
-          </w:p>
-        </w:tc>
-        <w:tc>
-          <w:tcPr/>
-          <w:p>
-            <w:pPr>
-              <w:pStyle w:val="Compact"/>
-            </w:pPr>
-            <w:r>
-              <w:t xml:space="preserve">Rule 1.6: TallyPrime Edit Log.</w:t>
+              <w:t xml:space="preserve">1.2</w:t>
+            </w:r>
+          </w:p>
+        </w:tc>
+        <w:tc>
+          <w:tcPr/>
+          <w:p>
+            <w:pPr>
+              <w:pStyle w:val="Compact"/>
+            </w:pPr>
+            <w:r>
+              <w:t xml:space="preserve">Rule 6.2: entries with no quantity of their own across several godowns.</w:t>
             </w:r>
           </w:p>
         </w:tc>
@@ -10107,6 +10479,41 @@
               <w:pStyle w:val="Compact"/>
             </w:pPr>
             <w:r>
+              <w:t xml:space="preserve">2026-10-19</w:t>
+            </w:r>
+          </w:p>
+        </w:tc>
+        <w:tc>
+          <w:tcPr/>
+          <w:p>
+            <w:pPr>
+              <w:pStyle w:val="Compact"/>
+            </w:pPr>
+            <w:r>
+              <w:t xml:space="preserve">1.1</w:t>
+            </w:r>
+          </w:p>
+        </w:tc>
+        <w:tc>
+          <w:tcPr/>
+          <w:p>
+            <w:pPr>
+              <w:pStyle w:val="Compact"/>
+            </w:pPr>
+            <w:r>
+              <w:t xml:space="preserve">Rule 1.6: TallyPrime Edit Log.</w:t>
+            </w:r>
+          </w:p>
+        </w:tc>
+      </w:tr>
+      <w:tr>
+        <w:tc>
+          <w:tcPr/>
+          <w:p>
+            <w:pPr>
+              <w:pStyle w:val="Compact"/>
+            </w:pPr>
+            <w:r>
               <w:t xml:space="preserve">2026-10-16</w:t>
             </w:r>
           </w:p>
@@ -10135,8 +10542,8 @@
         </w:tc>
       </w:tr>
     </w:tbl>
-    <w:bookmarkEnd w:id="81"/>
     <w:bookmarkEnd w:id="82"/>
+    <w:bookmarkEnd w:id="83"/>
     <w:sectPr/>
   </w:body>
 </w:document>
@@ -10452,6 +10859,9 @@
     <w:abstractNumId w:val="991"/>
   </w:num>
   <w:num w:numId="1035">
+    <w:abstractNumId w:val="991"/>
+  </w:num>
+  <w:num w:numId="1036">
     <w:abstractNumId w:val="991"/>
   </w:num>
 </w:numbering>

--- a/docs/export/validation-and-conversion-rules.docx
+++ b/docs/export/validation-and-conversion-rules.docx
@@ -28,7 +28,7 @@
         </w:p>
       </w:sdtContent>
     </w:sdt>
-    <w:bookmarkStart w:id="83" w:name="validation-and-conversion-rules"/>
+    <w:bookmarkStart w:id="86" w:name="validation-and-conversion-rules"/>
     <w:p>
       <w:pPr>
         <w:pStyle w:val="Heading1"/>
@@ -94,7 +94,7 @@
               <w:pStyle w:val="Compact"/>
             </w:pPr>
             <w:r>
-              <w:t xml:space="preserve">1.6</w:t>
+              <w:t xml:space="preserve">1.8</w:t>
             </w:r>
           </w:p>
         </w:tc>
@@ -118,7 +118,7 @@
               <w:pStyle w:val="Compact"/>
             </w:pPr>
             <w:r>
-              <w:t xml:space="preserve">2026-10-23</w:t>
+              <w:t xml:space="preserve">2026-10-24</w:t>
             </w:r>
           </w:p>
         </w:tc>
@@ -9273,7 +9273,7 @@
       </w:r>
     </w:p>
     <w:bookmarkEnd w:id="74"/>
-    <w:bookmarkStart w:id="81" w:name="statements-from-the-sources-own-figures"/>
+    <w:bookmarkStart w:id="83" w:name="statements-from-the-sources-own-figures"/>
     <w:p>
       <w:pPr>
         <w:pStyle w:val="Heading2"/>
@@ -9548,7 +9548,7 @@
         <w:t xml:space="preserve">stock_values</w:t>
       </w:r>
       <w:r>
-        <w:t xml:space="preserve">. Integrated: the stock ledgers are left out and the stock appears at its opening value in the Trial Balance and its closing value in the Balance Sheet (Current Assets). Not integrated: the stock ledgers are ordinary ledgers (their balances are Tally’s stock). The stored value is checked against Tally’s at each date validated (LB-VAL-023).</w:t>
+        <w:t xml:space="preserve">. In both settings the stock ledgers are replaced by that stock: at its opening value in the Trial Balance and its closing value in the Balance Sheet, under the stock ledgers’ primary group (Current Assets). Integrated, it is the items’ value; not integrated, the stock ledgers’ own, which in Tally can be closing values entered on the ledger by date rather than its balance. The stored value is checked against Tally’s at each date validated (LB-VAL-023).</w:t>
       </w:r>
     </w:p>
     <w:p>
@@ -9564,13 +9564,35 @@
           <w:b/>
           <w:bCs/>
         </w:rPr>
+        <w:t xml:space="preserve">Across a year end (recorded 2026-10-24, books from 1 April 2025, integration on and off):</w:t>
+      </w:r>
+      <w:r>
+        <w:t xml:space="preserve"> </w:t>
+      </w:r>
+      <w:r>
+        <w:t xml:space="preserve">Tally’s Profit and Loss for the whole period opens with the books’ opening stock and closes with the stock at the date; its Balance Sheet stock is that closing stock; Profit &amp; Loss A/c carries over as its own opening plus the whole period’s result. Ours equal at every date before, on and after the year end. One pilot company’s Balance Sheet stock (integrated) differed from its Profit and Loss’s after its first year end; that line is taken from the source (16.8).</w:t>
+      </w:r>
+    </w:p>
+    <w:p>
+      <w:pPr>
+        <w:pStyle w:val="Compact"/>
+        <w:numPr>
+          <w:ilvl w:val="0"/>
+          <w:numId w:val="1032"/>
+        </w:numPr>
+      </w:pPr>
+      <w:r>
+        <w:rPr>
+          <w:b/>
+          <w:bCs/>
+        </w:rPr>
         <w:t xml:space="preserve">Why:</w:t>
       </w:r>
       <w:r>
         <w:t xml:space="preserve"> </w:t>
       </w:r>
       <w:r>
-        <w:t xml:space="preserve">with integration off Tally takes the stock ledger’s balances (1,500), not the items’ values (2,010 / 5,580): following Tally’s own figures keeps our statements equal whatever the setting.</w:t>
+        <w:t xml:space="preserve">with integration off Tally takes the stock ledger’s balances (1,500), not the items’ values (2,010 / 5,580): following Tally’s own figures keeps our statements equal whatever the setting. Pilot (2026-10-24, not integrated): the Balance Sheet differed by the stock at the last year end less the opening stock at 44 of 67 dates, which is a stock ledger counted at its balance instead of the closing value entered for the year end.</w:t>
       </w:r>
     </w:p>
     <w:p>
@@ -9844,6 +9866,46 @@
           <w:b/>
           <w:bCs/>
         </w:rPr>
+        <w:t xml:space="preserve">The line is taken from the source (fallback, 2026-10-24):</w:t>
+      </w:r>
+      <w:r>
+        <w:t xml:space="preserve"> </w:t>
+      </w:r>
+      <w:r>
+        <w:t xml:space="preserve">pilot entity 1 (customers in foreign currency, an opening difference Tally doesn’t show) had no line in Tally at 37 of 78 dates where ours equalled its difference in opening balances, and elsewhere differed mostly, not always, by that difference. The rule couldn’t be reproduced: rates of exchange and foreign amounts can’t be imported (ADR-035), and a ledger opened in dollars by hand stayed in the base currency, not revalued. So the line is Tally’s own, labelled</w:t>
+      </w:r>
+      <w:r>
+        <w:t xml:space="preserve"> </w:t>
+      </w:r>
+      <w:r>
+        <w:t xml:space="preserve">“Unadjusted Forex Gain/Loss (taken from the source)”</w:t>
+      </w:r>
+      <w:r>
+        <w:t xml:space="preserve">; ours, computed as above, is the detail line</w:t>
+      </w:r>
+      <w:r>
+        <w:t xml:space="preserve"> </w:t>
+      </w:r>
+      <w:r>
+        <w:t xml:space="preserve">“Unadjusted Forex Gain/Loss (computed)”</w:t>
+      </w:r>
+      <w:r>
+        <w:t xml:space="preserve">. Where the two differ, the summary of differences says so and what the difference equals.</w:t>
+      </w:r>
+    </w:p>
+    <w:p>
+      <w:pPr>
+        <w:pStyle w:val="Compact"/>
+        <w:numPr>
+          <w:ilvl w:val="0"/>
+          <w:numId w:val="1034"/>
+        </w:numPr>
+      </w:pPr>
+      <w:r>
+        <w:rPr>
+          <w:b/>
+          <w:bCs/>
+        </w:rPr>
         <w:t xml:space="preserve">Code:</w:t>
       </w:r>
       <w:r>
@@ -9877,7 +9939,31 @@
         <w:rPr>
           <w:rStyle w:val="VerbatimChar"/>
         </w:rPr>
+        <w:t xml:space="preserve">Figures.source_line</w:t>
+      </w:r>
+      <w:r>
+        <w:t xml:space="preserve">,</w:t>
+      </w:r>
+      <w:r>
+        <w:t xml:space="preserve"> </w:t>
+      </w:r>
+      <w:r>
+        <w:rPr>
+          <w:rStyle w:val="VerbatimChar"/>
+        </w:rPr>
         <w:t xml:space="preserve">trial_balance</w:t>
+      </w:r>
+      <w:r>
+        <w:t xml:space="preserve">,</w:t>
+      </w:r>
+      <w:r>
+        <w:t xml:space="preserve"> </w:t>
+      </w:r>
+      <w:r>
+        <w:rPr>
+          <w:rStyle w:val="VerbatimChar"/>
+        </w:rPr>
+        <w:t xml:space="preserve">taken_differences</w:t>
       </w:r>
       <w:r>
         <w:t xml:space="preserve">).</w:t>
@@ -10010,7 +10096,7 @@
         <w:t xml:space="preserve">“a line not recognised”</w:t>
       </w:r>
       <w:r>
-        <w:t xml:space="preserve">), whether the line is missing on one side or has a different amount, on how many dates, and which tested amounts the difference equals at how many of them: Direct Expenses, Direct Incomes, the opening and closing stock, the stock ledgers’ opening and closing, the stock gap (the items’ own value against the stock ledgers’, at the books’ beginning and at the date), the foreign-currency revaluation and its losses and gains, Tally’s own Unadjusted Forex Gain/Loss, Profit &amp; Loss A/c’s own balance, the net profit, the difference in opening balances, and after a year end the profit up to it and since, and the stock stored for it. Never other names, never amounts.</w:t>
+        <w:t xml:space="preserve">), whether the line is missing on one side or has a different amount, on how many dates, and which tested amounts the difference equals at how many of them: Direct Expenses, Direct Incomes, the opening and closing stock, the stock ledgers’ opening and closing, the stock gap (the items’ own value against the stock ledgers’, at the books’ beginning and at the date), the foreign-currency revaluation and its losses and gains, Tally’s own Unadjusted Forex Gain/Loss, Profit &amp; Loss A/c’s own balance, the net profit, the difference in opening balances, and after a year end the profit up to it and since, and the stock stored for it; the foreign-currency ledgers’ openings; for a Trial Balance group line, its split with each sub-group netted first; and for an integrated company after its first year end, the closing stock less each other closing stock Tally reports (its Stock-in-Hand group’s closing balance, the stock items’ closing value, the current financial year’s own closing stock). Never other names, never amounts. When every ledger check passes, the report gives the layout as the likely cause of a statement difference, not a ledger balance.</w:t>
       </w:r>
     </w:p>
     <w:p>
@@ -10026,6 +10112,28 @@
           <w:b/>
           <w:bCs/>
         </w:rPr>
+        <w:t xml:space="preserve">Trial Balance split, as recorded (2026-10-23):</w:t>
+      </w:r>
+      <w:r>
+        <w:t xml:space="preserve"> </w:t>
+      </w:r>
+      <w:r>
+        <w:t xml:space="preserve">Tally splits a group’s line into debit and credit ledger by ledger, also inside a sub-group (Duties &amp; Taxes: input tax ledgers 2,340 Dr, output tax ledgers in the 26,129 Cr); netting each sub-group first would give 0 Dr. A group setting that nets it is the open question for the pilot’s Current Liabilities.</w:t>
+      </w:r>
+    </w:p>
+    <w:p>
+      <w:pPr>
+        <w:pStyle w:val="Compact"/>
+        <w:numPr>
+          <w:ilvl w:val="0"/>
+          <w:numId w:val="1036"/>
+        </w:numPr>
+      </w:pPr>
+      <w:r>
+        <w:rPr>
+          <w:b/>
+          <w:bCs/>
+        </w:rPr>
         <w:t xml:space="preserve">Why:</w:t>
       </w:r>
       <w:r>
@@ -10236,14 +10344,310 @@
       </w:r>
     </w:p>
     <w:bookmarkEnd w:id="80"/>
+    <w:bookmarkStart w:id="81" w:name="Xd8de06f7e0c26e3ecafac8d0b70a52abd1496a0"/>
+    <w:p>
+      <w:pPr>
+        <w:pStyle w:val="Heading3"/>
+      </w:pPr>
+      <w:r>
+        <w:t xml:space="preserve">16.7 A Trial Balance line splits ledger by ledger, groups netted for reporting as one</w:t>
+      </w:r>
+    </w:p>
+    <w:p>
+      <w:pPr>
+        <w:pStyle w:val="Compact"/>
+        <w:numPr>
+          <w:ilvl w:val="0"/>
+          <w:numId w:val="1037"/>
+        </w:numPr>
+      </w:pPr>
+      <w:r>
+        <w:rPr>
+          <w:b/>
+          <w:bCs/>
+        </w:rPr>
+        <w:t xml:space="preserve">What:</w:t>
+      </w:r>
+      <w:r>
+        <w:t xml:space="preserve"> </w:t>
+      </w:r>
+      <w:r>
+        <w:t xml:space="preserve">each Trial Balance line shows the debit balances and the credit balances under the primary group separately, ledger by ledger (also inside sub-groups), except a group Tally nets for reporting (</w:t>
+      </w:r>
+      <w:r>
+        <w:t xml:space="preserve">“Nett Debit/Credit Balances for Reporting”</w:t>
+      </w:r>
+      <w:r>
+        <w:t xml:space="preserve">, ISADDABLE Yes): its balances count as one figure (the highest such group above a ledger).</w:t>
+      </w:r>
+      <w:r>
+        <w:t xml:space="preserve"> </w:t>
+      </w:r>
+      <w:r>
+        <w:t xml:space="preserve">“Group behaves like a sub-ledger”</w:t>
+      </w:r>
+      <w:r>
+        <w:t xml:space="preserve"> </w:t>
+      </w:r>
+      <w:r>
+        <w:t xml:space="preserve">(ISSUBLEDGER, Yes for Sundry Debtors and Sundry Creditors in every company) doesn’t change the split. The setting is read from Tally with the statements at each date.</w:t>
+      </w:r>
+    </w:p>
+    <w:p>
+      <w:pPr>
+        <w:pStyle w:val="Compact"/>
+        <w:numPr>
+          <w:ilvl w:val="0"/>
+          <w:numId w:val="1037"/>
+        </w:numPr>
+      </w:pPr>
+      <w:r>
+        <w:rPr>
+          <w:b/>
+          <w:bCs/>
+        </w:rPr>
+        <w:t xml:space="preserve">Why:</w:t>
+      </w:r>
+      <w:r>
+        <w:t xml:space="preserve"> </w:t>
+      </w:r>
+      <w:r>
+        <w:t xml:space="preserve">pilot: Current Liabilities (and Current Assets, Fixed Assets) differed in their debit and credit columns with equal net amounts.</w:t>
+      </w:r>
+    </w:p>
+    <w:p>
+      <w:pPr>
+        <w:pStyle w:val="Compact"/>
+        <w:numPr>
+          <w:ilvl w:val="0"/>
+          <w:numId w:val="1037"/>
+        </w:numPr>
+      </w:pPr>
+      <w:r>
+        <w:rPr>
+          <w:b/>
+          <w:bCs/>
+        </w:rPr>
+        <w:t xml:space="preserve">Proven:</w:t>
+      </w:r>
+      <w:r>
+        <w:t xml:space="preserve"> </w:t>
+      </w:r>
+      <w:r>
+        <w:t xml:space="preserve">the netting seed (2026-10-24): under Current Assets an ISADDABLE group with 400 Dr and 150 Cr shown as 250 Dr, a sub-ledger group and a plain one each split (200 Dr / 90 Cr, 300 Dr / 120 Cr): Current Assets 72,518 Dr and 210 Cr; a vendor with a 700 advance inside Sundry Creditors: Current Liabilities 3,040 Dr. Ours equal.</w:t>
+      </w:r>
+    </w:p>
+    <w:p>
+      <w:pPr>
+        <w:pStyle w:val="Compact"/>
+        <w:numPr>
+          <w:ilvl w:val="0"/>
+          <w:numId w:val="1037"/>
+        </w:numPr>
+      </w:pPr>
+      <w:r>
+        <w:rPr>
+          <w:b/>
+          <w:bCs/>
+        </w:rPr>
+        <w:t xml:space="preserve">Code:</w:t>
+      </w:r>
+      <w:r>
+        <w:t xml:space="preserve"> </w:t>
+      </w:r>
+      <w:r>
+        <w:rPr>
+          <w:rStyle w:val="VerbatimChar"/>
+        </w:rPr>
+        <w:t xml:space="preserve">core/statements.py</w:t>
+      </w:r>
+      <w:r>
+        <w:t xml:space="preserve"> </w:t>
+      </w:r>
+      <w:r>
+        <w:t xml:space="preserve">(</w:t>
+      </w:r>
+      <w:r>
+        <w:rPr>
+          <w:rStyle w:val="VerbatimChar"/>
+        </w:rPr>
+        <w:t xml:space="preserve">Figures.unit</w:t>
+      </w:r>
+      <w:r>
+        <w:t xml:space="preserve">,</w:t>
+      </w:r>
+      <w:r>
+        <w:t xml:space="preserve"> </w:t>
+      </w:r>
+      <w:r>
+        <w:rPr>
+          <w:rStyle w:val="VerbatimChar"/>
+        </w:rPr>
+        <w:t xml:space="preserve">trial_balance</w:t>
+      </w:r>
+      <w:r>
+        <w:t xml:space="preserve">),</w:t>
+      </w:r>
+      <w:r>
+        <w:t xml:space="preserve"> </w:t>
+      </w:r>
+      <w:r>
+        <w:rPr>
+          <w:rStyle w:val="VerbatimChar"/>
+        </w:rPr>
+        <w:t xml:space="preserve">connector._netted_groups</w:t>
+      </w:r>
+      <w:r>
+        <w:t xml:space="preserve"> </w:t>
+      </w:r>
+      <w:r>
+        <w:t xml:space="preserve">(</w:t>
+      </w:r>
+      <w:r>
+        <w:rPr>
+          <w:rStyle w:val="VerbatimChar"/>
+        </w:rPr>
+        <w:t xml:space="preserve">envelopes.GROUP_REPORTING</w:t>
+      </w:r>
+      <w:r>
+        <w:t xml:space="preserve">).</w:t>
+      </w:r>
+    </w:p>
+    <w:p>
+      <w:pPr>
+        <w:pStyle w:val="Compact"/>
+        <w:numPr>
+          <w:ilvl w:val="0"/>
+          <w:numId w:val="1037"/>
+        </w:numPr>
+      </w:pPr>
+      <w:r>
+        <w:rPr>
+          <w:b/>
+          <w:bCs/>
+        </w:rPr>
+        <w:t xml:space="preserve">Tests:</w:t>
+      </w:r>
+      <w:r>
+        <w:t xml:space="preserve"> </w:t>
+      </w:r>
+      <w:r>
+        <w:rPr>
+          <w:rStyle w:val="VerbatimChar"/>
+        </w:rPr>
+        <w:t xml:space="preserve">tests/test_statements.py</w:t>
+      </w:r>
+      <w:r>
+        <w:t xml:space="preserve"> </w:t>
+      </w:r>
+      <w:r>
+        <w:t xml:space="preserve">(</w:t>
+      </w:r>
+      <w:r>
+        <w:rPr>
+          <w:rStyle w:val="VerbatimChar"/>
+        </w:rPr>
+        <w:t xml:space="preserve">test_a_group_netted_for_reporting_is_one_figure_in_the_trial_balance</w:t>
+      </w:r>
+      <w:r>
+        <w:t xml:space="preserve">,</w:t>
+      </w:r>
+      <w:r>
+        <w:t xml:space="preserve"> </w:t>
+      </w:r>
+      <w:r>
+        <w:rPr>
+          <w:rStyle w:val="VerbatimChar"/>
+        </w:rPr>
+        <w:t xml:space="preserve">test_tally_splits_a_trial_balance_line_ledger_by_ledger</w:t>
+      </w:r>
+      <w:r>
+        <w:t xml:space="preserve">).</w:t>
+      </w:r>
+    </w:p>
+    <w:p>
+      <w:pPr>
+        <w:pStyle w:val="Compact"/>
+        <w:numPr>
+          <w:ilvl w:val="0"/>
+          <w:numId w:val="1037"/>
+        </w:numPr>
+      </w:pPr>
+      <w:r>
+        <w:rPr>
+          <w:b/>
+          <w:bCs/>
+        </w:rPr>
+        <w:t xml:space="preserve">ADR:</w:t>
+      </w:r>
+      <w:r>
+        <w:t xml:space="preserve"> </w:t>
+      </w:r>
+      <w:r>
+        <w:t xml:space="preserve">ADR-042.</w:t>
+      </w:r>
+    </w:p>
     <w:bookmarkEnd w:id="81"/>
-    <w:bookmarkStart w:id="82" w:name="change-log"/>
-    <w:p>
-      <w:pPr>
-        <w:pStyle w:val="Heading2"/>
-      </w:pPr>
-      <w:r>
-        <w:t xml:space="preserve">Change log</w:t>
+    <w:bookmarkStart w:id="82" w:name="lines-taken-from-the-source"/>
+    <w:p>
+      <w:pPr>
+        <w:pStyle w:val="Heading3"/>
+      </w:pPr>
+      <w:r>
+        <w:t xml:space="preserve">16.8 Lines taken from the source</w:t>
+      </w:r>
+    </w:p>
+    <w:p>
+      <w:pPr>
+        <w:pStyle w:val="FirstParagraph"/>
+      </w:pPr>
+      <w:r>
+        <w:t xml:space="preserve">Only where no rule could be found, a line is the source’s own figure, labelled</w:t>
+      </w:r>
+      <w:r>
+        <w:t xml:space="preserve"> </w:t>
+      </w:r>
+      <w:r>
+        <w:t xml:space="preserve">“(taken from the source)”</w:t>
+      </w:r>
+      <w:r>
+        <w:t xml:space="preserve"> </w:t>
+      </w:r>
+      <w:r>
+        <w:t xml:space="preserve">in the views (</w:t>
+      </w:r>
+      <w:r>
+        <w:rPr>
+          <w:rStyle w:val="VerbatimChar"/>
+        </w:rPr>
+        <w:t xml:space="preserve">v_trial_balance</w:t>
+      </w:r>
+      <w:r>
+        <w:t xml:space="preserve">,</w:t>
+      </w:r>
+      <w:r>
+        <w:t xml:space="preserve"> </w:t>
+      </w:r>
+      <w:r>
+        <w:rPr>
+          <w:rStyle w:val="VerbatimChar"/>
+        </w:rPr>
+        <w:t xml:space="preserve">v_balance_sheet</w:t>
+      </w:r>
+      <w:r>
+        <w:t xml:space="preserve">), with ours computed beside it as a</w:t>
+      </w:r>
+      <w:r>
+        <w:t xml:space="preserve"> </w:t>
+      </w:r>
+      <w:r>
+        <w:t xml:space="preserve">“(computed)”</w:t>
+      </w:r>
+      <w:r>
+        <w:t xml:space="preserve"> </w:t>
+      </w:r>
+      <w:r>
+        <w:t xml:space="preserve">detail line; the label suffix is ignored when lines are compared, and every date where the two differ is reported by the summary with what the difference equals:</w:t>
       </w:r>
     </w:p>
     <w:tbl>
@@ -10269,29 +10673,29 @@
               <w:pStyle w:val="Compact"/>
             </w:pPr>
             <w:r>
-              <w:t xml:space="preserve">Date</w:t>
-            </w:r>
-          </w:p>
-        </w:tc>
-        <w:tc>
-          <w:tcPr/>
-          <w:p>
-            <w:pPr>
-              <w:pStyle w:val="Compact"/>
-            </w:pPr>
-            <w:r>
-              <w:t xml:space="preserve">Version</w:t>
-            </w:r>
-          </w:p>
-        </w:tc>
-        <w:tc>
-          <w:tcPr/>
-          <w:p>
-            <w:pPr>
-              <w:pStyle w:val="Compact"/>
-            </w:pPr>
-            <w:r>
-              <w:t xml:space="preserve">Change</w:t>
+              <w:t xml:space="preserve">Line</w:t>
+            </w:r>
+          </w:p>
+        </w:tc>
+        <w:tc>
+          <w:tcPr/>
+          <w:p>
+            <w:pPr>
+              <w:pStyle w:val="Compact"/>
+            </w:pPr>
+            <w:r>
+              <w:t xml:space="preserve">When</w:t>
+            </w:r>
+          </w:p>
+        </w:tc>
+        <w:tc>
+          <w:tcPr/>
+          <w:p>
+            <w:pPr>
+              <w:pStyle w:val="Compact"/>
+            </w:pPr>
+            <w:r>
+              <w:t xml:space="preserve">Why</w:t>
             </w:r>
           </w:p>
         </w:tc>
@@ -10304,29 +10708,29 @@
               <w:pStyle w:val="Compact"/>
             </w:pPr>
             <w:r>
-              <w:t xml:space="preserve">2026-10-23</w:t>
-            </w:r>
-          </w:p>
-        </w:tc>
-        <w:tc>
-          <w:tcPr/>
-          <w:p>
-            <w:pPr>
-              <w:pStyle w:val="Compact"/>
-            </w:pPr>
-            <w:r>
-              <w:t xml:space="preserve">1.6</w:t>
-            </w:r>
-          </w:p>
-        </w:tc>
-        <w:tc>
-          <w:tcPr/>
-          <w:p>
-            <w:pPr>
-              <w:pStyle w:val="Compact"/>
-            </w:pPr>
-            <w:r>
-              <w:t xml:space="preserve">Section 16: Direct Expenses inside Cost of Sales; the Trial Balance’s forex line with losses as its debit and gains as its credit; Profit &amp; Loss A/c with an opening balance; 16.6 the pilot-safe summary of differences.</w:t>
+              <w:t xml:space="preserve">Unadjusted Forex Gain/Loss (Trial Balance and Balance Sheet)</w:t>
+            </w:r>
+          </w:p>
+        </w:tc>
+        <w:tc>
+          <w:tcPr/>
+          <w:p>
+            <w:pPr>
+              <w:pStyle w:val="Compact"/>
+            </w:pPr>
+            <w:r>
+              <w:t xml:space="preserve">always</w:t>
+            </w:r>
+          </w:p>
+        </w:tc>
+        <w:tc>
+          <w:tcPr/>
+          <w:p>
+            <w:pPr>
+              <w:pStyle w:val="Compact"/>
+            </w:pPr>
+            <w:r>
+              <w:t xml:space="preserve">16.4: the pilot’s line didn’t follow the ledgers’ book value less their revalued balance, and its rule couldn’t be reproduced on the test company.</w:t>
             </w:r>
           </w:p>
         </w:tc>
@@ -10339,29 +10743,505 @@
               <w:pStyle w:val="Compact"/>
             </w:pPr>
             <w:r>
-              <w:t xml:space="preserve">2026-10-22</w:t>
-            </w:r>
-          </w:p>
-        </w:tc>
-        <w:tc>
-          <w:tcPr/>
-          <w:p>
-            <w:pPr>
-              <w:pStyle w:val="Compact"/>
-            </w:pPr>
-            <w:r>
-              <w:t xml:space="preserve">1.5</w:t>
-            </w:r>
-          </w:p>
-        </w:tc>
-        <w:tc>
-          <w:tcPr/>
-          <w:p>
-            <w:pPr>
-              <w:pStyle w:val="Compact"/>
-            </w:pPr>
-            <w:r>
-              <w:t xml:space="preserve">Section 14: year-end checks use the 31st or the 2nd, never the 1st, like statements; Section 12: the 255-character field path limitation.</w:t>
+              <w:t xml:space="preserve">The Balance Sheet line holding the stock (e.g. Current Assets)</w:t>
+            </w:r>
+          </w:p>
+        </w:tc>
+        <w:tc>
+          <w:tcPr/>
+          <w:p>
+            <w:pPr>
+              <w:pStyle w:val="Compact"/>
+            </w:pPr>
+            <w:r>
+              <w:t xml:space="preserve">integrated with inventory, after the first financial year end</w:t>
+            </w:r>
+          </w:p>
+        </w:tc>
+        <w:tc>
+          <w:tcPr/>
+          <w:p>
+            <w:pPr>
+              <w:pStyle w:val="Compact"/>
+            </w:pPr>
+            <w:r>
+              <w:t xml:space="preserve">16.2: one pilot company’s Balance Sheet stock differed from its Profit and Loss’s from its first year end; the test company across a year end showed them equal.</w:t>
+            </w:r>
+          </w:p>
+        </w:tc>
+      </w:tr>
+    </w:tbl>
+    <w:p>
+      <w:pPr>
+        <w:pStyle w:val="Compact"/>
+        <w:numPr>
+          <w:ilvl w:val="0"/>
+          <w:numId w:val="1038"/>
+        </w:numPr>
+      </w:pPr>
+      <w:r>
+        <w:rPr>
+          <w:b/>
+          <w:bCs/>
+        </w:rPr>
+        <w:t xml:space="preserve">Code:</w:t>
+      </w:r>
+      <w:r>
+        <w:t xml:space="preserve"> </w:t>
+      </w:r>
+      <w:r>
+        <w:rPr>
+          <w:rStyle w:val="VerbatimChar"/>
+        </w:rPr>
+        <w:t xml:space="preserve">core/statements.py</w:t>
+      </w:r>
+      <w:r>
+        <w:t xml:space="preserve"> </w:t>
+      </w:r>
+      <w:r>
+        <w:t xml:space="preserve">(</w:t>
+      </w:r>
+      <w:r>
+        <w:rPr>
+          <w:rStyle w:val="VerbatimChar"/>
+        </w:rPr>
+        <w:t xml:space="preserve">TAKEN</w:t>
+      </w:r>
+      <w:r>
+        <w:t xml:space="preserve">,</w:t>
+      </w:r>
+      <w:r>
+        <w:t xml:space="preserve"> </w:t>
+      </w:r>
+      <w:r>
+        <w:rPr>
+          <w:rStyle w:val="VerbatimChar"/>
+        </w:rPr>
+        <w:t xml:space="preserve">COMPUTED</w:t>
+      </w:r>
+      <w:r>
+        <w:t xml:space="preserve">,</w:t>
+      </w:r>
+      <w:r>
+        <w:t xml:space="preserve"> </w:t>
+      </w:r>
+      <w:r>
+        <w:rPr>
+          <w:rStyle w:val="VerbatimChar"/>
+        </w:rPr>
+        <w:t xml:space="preserve">Figures.stock_from_balance_sheet</w:t>
+      </w:r>
+      <w:r>
+        <w:t xml:space="preserve">,</w:t>
+      </w:r>
+      <w:r>
+        <w:t xml:space="preserve"> </w:t>
+      </w:r>
+      <w:r>
+        <w:rPr>
+          <w:rStyle w:val="VerbatimChar"/>
+        </w:rPr>
+        <w:t xml:space="preserve">taken_differences</w:t>
+      </w:r>
+      <w:r>
+        <w:t xml:space="preserve">),</w:t>
+      </w:r>
+      <w:r>
+        <w:t xml:space="preserve"> </w:t>
+      </w:r>
+      <w:r>
+        <w:rPr>
+          <w:rStyle w:val="VerbatimChar"/>
+        </w:rPr>
+        <w:t xml:space="preserve">core/statement_differences.py</w:t>
+      </w:r>
+      <w:r>
+        <w:t xml:space="preserve"> </w:t>
+      </w:r>
+      <w:r>
+        <w:t xml:space="preserve">(kind</w:t>
+      </w:r>
+      <w:r>
+        <w:t xml:space="preserve"> </w:t>
+      </w:r>
+      <w:r>
+        <w:t xml:space="preserve">“taken”</w:t>
+      </w:r>
+      <w:r>
+        <w:t xml:space="preserve">).</w:t>
+      </w:r>
+    </w:p>
+    <w:p>
+      <w:pPr>
+        <w:pStyle w:val="Compact"/>
+        <w:numPr>
+          <w:ilvl w:val="0"/>
+          <w:numId w:val="1038"/>
+        </w:numPr>
+      </w:pPr>
+      <w:r>
+        <w:rPr>
+          <w:b/>
+          <w:bCs/>
+        </w:rPr>
+        <w:t xml:space="preserve">Tests:</w:t>
+      </w:r>
+      <w:r>
+        <w:t xml:space="preserve"> </w:t>
+      </w:r>
+      <w:r>
+        <w:rPr>
+          <w:rStyle w:val="VerbatimChar"/>
+        </w:rPr>
+        <w:t xml:space="preserve">tests/test_statements.py</w:t>
+      </w:r>
+      <w:r>
+        <w:t xml:space="preserve"> </w:t>
+      </w:r>
+      <w:r>
+        <w:t xml:space="preserve">(</w:t>
+      </w:r>
+      <w:r>
+        <w:rPr>
+          <w:rStyle w:val="VerbatimChar"/>
+        </w:rPr>
+        <w:t xml:space="preserve">test_the_forex_line_is_taken_from_the_source_and_ours_kept_as_detail</w:t>
+      </w:r>
+      <w:r>
+        <w:t xml:space="preserve">,</w:t>
+      </w:r>
+      <w:r>
+        <w:t xml:space="preserve"> </w:t>
+      </w:r>
+      <w:r>
+        <w:rPr>
+          <w:rStyle w:val="VerbatimChar"/>
+        </w:rPr>
+        <w:t xml:space="preserve">test_after_the_year_end_the_balance_sheet_stock_line_is_taken_from_the_source</w:t>
+      </w:r>
+      <w:r>
+        <w:t xml:space="preserve">).</w:t>
+      </w:r>
+    </w:p>
+    <w:p>
+      <w:pPr>
+        <w:pStyle w:val="Compact"/>
+        <w:numPr>
+          <w:ilvl w:val="0"/>
+          <w:numId w:val="1038"/>
+        </w:numPr>
+      </w:pPr>
+      <w:r>
+        <w:rPr>
+          <w:b/>
+          <w:bCs/>
+        </w:rPr>
+        <w:t xml:space="preserve">ADR:</w:t>
+      </w:r>
+      <w:r>
+        <w:t xml:space="preserve"> </w:t>
+      </w:r>
+      <w:r>
+        <w:t xml:space="preserve">ADR-043.</w:t>
+      </w:r>
+    </w:p>
+    <w:bookmarkEnd w:id="82"/>
+    <w:bookmarkEnd w:id="83"/>
+    <w:bookmarkStart w:id="84" w:name="only-the-expected-company-is-compared"/>
+    <w:p>
+      <w:pPr>
+        <w:pStyle w:val="Heading2"/>
+      </w:pPr>
+      <w:r>
+        <w:t xml:space="preserve">17. Only the expected company is compared</w:t>
+      </w:r>
+    </w:p>
+    <w:p>
+      <w:pPr>
+        <w:pStyle w:val="Compact"/>
+        <w:numPr>
+          <w:ilvl w:val="0"/>
+          <w:numId w:val="1039"/>
+        </w:numPr>
+      </w:pPr>
+      <w:r>
+        <w:rPr>
+          <w:b/>
+          <w:bCs/>
+        </w:rPr>
+        <w:t xml:space="preserve">What:</w:t>
+      </w:r>
+      <w:r>
+        <w:t xml:space="preserve"> </w:t>
+      </w:r>
+      <w:r>
+        <w:t xml:space="preserve">before every step that reads Tally to compare or store (sync, deletion check, validation,</w:t>
+      </w:r>
+      <w:r>
+        <w:t xml:space="preserve"> </w:t>
+      </w:r>
+      <w:r>
+        <w:rPr>
+          <w:rStyle w:val="VerbatimChar"/>
+        </w:rPr>
+        <w:t xml:space="preserve">validate analyse</w:t>
+      </w:r>
+      <w:r>
+        <w:t xml:space="preserve">,</w:t>
+      </w:r>
+      <w:r>
+        <w:t xml:space="preserve"> </w:t>
+      </w:r>
+      <w:r>
+        <w:rPr>
+          <w:rStyle w:val="VerbatimChar"/>
+        </w:rPr>
+        <w:t xml:space="preserve">statements</w:t>
+      </w:r>
+      <w:r>
+        <w:t xml:space="preserve">) and again after reading, the company the entity was synced from must be loaded (by its GUID) and no other loaded company may have the same name; otherwise the run stops with</w:t>
+      </w:r>
+      <w:r>
+        <w:t xml:space="preserve"> </w:t>
+      </w:r>
+      <w:r>
+        <w:t xml:space="preserve">“Expected company not loaded”</w:t>
+      </w:r>
+      <w:r>
+        <w:t xml:space="preserve"> </w:t>
+      </w:r>
+      <w:r>
+        <w:t xml:space="preserve">(LB-SYNC-011): nothing compared or marked deleted, no validation problems or alerts, a sync run marked interrupted so it resumes.</w:t>
+      </w:r>
+    </w:p>
+    <w:p>
+      <w:pPr>
+        <w:pStyle w:val="Compact"/>
+        <w:numPr>
+          <w:ilvl w:val="0"/>
+          <w:numId w:val="1039"/>
+        </w:numPr>
+      </w:pPr>
+      <w:r>
+        <w:rPr>
+          <w:b/>
+          <w:bCs/>
+        </w:rPr>
+        <w:t xml:space="preserve">Why:</w:t>
+      </w:r>
+      <w:r>
+        <w:t xml:space="preserve"> </w:t>
+      </w:r>
+      <w:r>
+        <w:t xml:space="preserve">pilot: a run with another company loaded reported 3,742 ledgers missing.</w:t>
+      </w:r>
+    </w:p>
+    <w:p>
+      <w:pPr>
+        <w:pStyle w:val="Compact"/>
+        <w:numPr>
+          <w:ilvl w:val="0"/>
+          <w:numId w:val="1039"/>
+        </w:numPr>
+      </w:pPr>
+      <w:r>
+        <w:rPr>
+          <w:b/>
+          <w:bCs/>
+        </w:rPr>
+        <w:t xml:space="preserve">Code:</w:t>
+      </w:r>
+      <w:r>
+        <w:t xml:space="preserve"> </w:t>
+      </w:r>
+      <w:r>
+        <w:rPr>
+          <w:rStyle w:val="VerbatimChar"/>
+        </w:rPr>
+        <w:t xml:space="preserve">workers/entities.py</w:t>
+      </w:r>
+      <w:r>
+        <w:t xml:space="preserve"> </w:t>
+      </w:r>
+      <w:r>
+        <w:t xml:space="preserve">(</w:t>
+      </w:r>
+      <w:r>
+        <w:rPr>
+          <w:rStyle w:val="VerbatimChar"/>
+        </w:rPr>
+        <w:t xml:space="preserve">ensure_loaded</w:t>
+      </w:r>
+      <w:r>
+        <w:t xml:space="preserve">),</w:t>
+      </w:r>
+      <w:r>
+        <w:t xml:space="preserve"> </w:t>
+      </w:r>
+      <w:r>
+        <w:rPr>
+          <w:rStyle w:val="VerbatimChar"/>
+        </w:rPr>
+        <w:t xml:space="preserve">workers/sync.py</w:t>
+      </w:r>
+      <w:r>
+        <w:t xml:space="preserve">,</w:t>
+      </w:r>
+      <w:r>
+        <w:t xml:space="preserve"> </w:t>
+      </w:r>
+      <w:r>
+        <w:rPr>
+          <w:rStyle w:val="VerbatimChar"/>
+        </w:rPr>
+        <w:t xml:space="preserve">workers/validate.py</w:t>
+      </w:r>
+      <w:r>
+        <w:t xml:space="preserve">,</w:t>
+      </w:r>
+      <w:r>
+        <w:t xml:space="preserve"> </w:t>
+      </w:r>
+      <w:r>
+        <w:rPr>
+          <w:rStyle w:val="VerbatimChar"/>
+        </w:rPr>
+        <w:t xml:space="preserve">workers/analyse.py</w:t>
+      </w:r>
+      <w:r>
+        <w:t xml:space="preserve"> </w:t>
+      </w:r>
+      <w:r>
+        <w:t xml:space="preserve">(</w:t>
+      </w:r>
+      <w:r>
+        <w:rPr>
+          <w:rStyle w:val="VerbatimChar"/>
+        </w:rPr>
+        <w:t xml:space="preserve">_read</w:t>
+      </w:r>
+      <w:r>
+        <w:t xml:space="preserve">),</w:t>
+      </w:r>
+      <w:r>
+        <w:t xml:space="preserve"> </w:t>
+      </w:r>
+      <w:r>
+        <w:rPr>
+          <w:rStyle w:val="VerbatimChar"/>
+        </w:rPr>
+        <w:t xml:space="preserve">workers/statements.py</w:t>
+      </w:r>
+      <w:r>
+        <w:t xml:space="preserve">.</w:t>
+      </w:r>
+    </w:p>
+    <w:p>
+      <w:pPr>
+        <w:pStyle w:val="Compact"/>
+        <w:numPr>
+          <w:ilvl w:val="0"/>
+          <w:numId w:val="1039"/>
+        </w:numPr>
+      </w:pPr>
+      <w:r>
+        <w:rPr>
+          <w:b/>
+          <w:bCs/>
+        </w:rPr>
+        <w:t xml:space="preserve">Tests:</w:t>
+      </w:r>
+      <w:r>
+        <w:t xml:space="preserve"> </w:t>
+      </w:r>
+      <w:r>
+        <w:rPr>
+          <w:rStyle w:val="VerbatimChar"/>
+        </w:rPr>
+        <w:t xml:space="preserve">tests/test_entity_guard.py</w:t>
+      </w:r>
+      <w:r>
+        <w:t xml:space="preserve">.</w:t>
+      </w:r>
+    </w:p>
+    <w:p>
+      <w:pPr>
+        <w:pStyle w:val="Compact"/>
+        <w:numPr>
+          <w:ilvl w:val="0"/>
+          <w:numId w:val="1039"/>
+        </w:numPr>
+      </w:pPr>
+      <w:r>
+        <w:rPr>
+          <w:b/>
+          <w:bCs/>
+        </w:rPr>
+        <w:t xml:space="preserve">ADR:</w:t>
+      </w:r>
+      <w:r>
+        <w:t xml:space="preserve"> </w:t>
+      </w:r>
+      <w:r>
+        <w:t xml:space="preserve">ADR-041.</w:t>
+      </w:r>
+    </w:p>
+    <w:bookmarkEnd w:id="84"/>
+    <w:bookmarkStart w:id="85" w:name="change-log"/>
+    <w:p>
+      <w:pPr>
+        <w:pStyle w:val="Heading2"/>
+      </w:pPr>
+      <w:r>
+        <w:t xml:space="preserve">Change log</w:t>
+      </w:r>
+    </w:p>
+    <w:tbl>
+      <w:tblPr>
+        <w:tblStyle w:val="Table"/>
+        <w:tblW w:type="pct" w:w="5000"/>
+        <w:tblLayout w:type="fixed"/>
+        <w:tblLook w:firstRow="1" w:lastRow="0" w:firstColumn="0" w:lastColumn="0" w:noHBand="0" w:noVBand="0" w:val="0020"/>
+      </w:tblPr>
+      <w:tblGrid>
+        <w:gridCol w:w="2640"/>
+        <w:gridCol w:w="2640"/>
+        <w:gridCol w:w="2640"/>
+      </w:tblGrid>
+      <w:tr>
+        <w:trPr>
+          <w:tblHeader w:val="on"/>
+        </w:trPr>
+        <w:tc>
+          <w:tcPr/>
+          <w:p>
+            <w:pPr>
+              <w:pStyle w:val="Compact"/>
+            </w:pPr>
+            <w:r>
+              <w:t xml:space="preserve">Date</w:t>
+            </w:r>
+          </w:p>
+        </w:tc>
+        <w:tc>
+          <w:tcPr/>
+          <w:p>
+            <w:pPr>
+              <w:pStyle w:val="Compact"/>
+            </w:pPr>
+            <w:r>
+              <w:t xml:space="preserve">Version</w:t>
+            </w:r>
+          </w:p>
+        </w:tc>
+        <w:tc>
+          <w:tcPr/>
+          <w:p>
+            <w:pPr>
+              <w:pStyle w:val="Compact"/>
+            </w:pPr>
+            <w:r>
+              <w:t xml:space="preserve">Change</w:t>
             </w:r>
           </w:p>
         </w:tc>
@@ -10374,29 +11254,29 @@
               <w:pStyle w:val="Compact"/>
             </w:pPr>
             <w:r>
-              <w:t xml:space="preserve">2026-10-22</w:t>
-            </w:r>
-          </w:p>
-        </w:tc>
-        <w:tc>
-          <w:tcPr/>
-          <w:p>
-            <w:pPr>
-              <w:pStyle w:val="Compact"/>
-            </w:pPr>
-            <w:r>
-              <w:t xml:space="preserve">1.4</w:t>
-            </w:r>
-          </w:p>
-        </w:tc>
-        <w:tc>
-          <w:tcPr/>
-          <w:p>
-            <w:pPr>
-              <w:pStyle w:val="Compact"/>
-            </w:pPr>
-            <w:r>
-              <w:t xml:space="preserve">Section 16: statements from the source’s own figures; rule 7 without integration; checks LB-VAL-023 to LB-VAL-025.</w:t>
+              <w:t xml:space="preserve">2026-10-24</w:t>
+            </w:r>
+          </w:p>
+        </w:tc>
+        <w:tc>
+          <w:tcPr/>
+          <w:p>
+            <w:pPr>
+              <w:pStyle w:val="Compact"/>
+            </w:pPr>
+            <w:r>
+              <w:t xml:space="preserve">1.8</w:t>
+            </w:r>
+          </w:p>
+        </w:tc>
+        <w:tc>
+          <w:tcPr/>
+          <w:p>
+            <w:pPr>
+              <w:pStyle w:val="Compact"/>
+            </w:pPr>
+            <w:r>
+              <w:t xml:space="preserve">16.2 stock ledgers replaced by the source’s stock in both settings, and the year end recorded; 16.4 and 16.8 lines taken from the source; 16.7 Trial Balance netting; 17 the expected company.</w:t>
             </w:r>
           </w:p>
         </w:tc>
@@ -10409,29 +11289,29 @@
               <w:pStyle w:val="Compact"/>
             </w:pPr>
             <w:r>
-              <w:t xml:space="preserve">2026-10-22</w:t>
-            </w:r>
-          </w:p>
-        </w:tc>
-        <w:tc>
-          <w:tcPr/>
-          <w:p>
-            <w:pPr>
-              <w:pStyle w:val="Compact"/>
-            </w:pPr>
-            <w:r>
-              <w:t xml:space="preserve">1.3</w:t>
-            </w:r>
-          </w:p>
-        </w:tc>
-        <w:tc>
-          <w:tcPr/>
-          <w:p>
-            <w:pPr>
-              <w:pStyle w:val="Compact"/>
-            </w:pPr>
-            <w:r>
-              <w:t xml:space="preserve">Values with invalid characters that are too long; long names of deleted rows.</w:t>
+              <w:t xml:space="preserve">2026-10-24</w:t>
+            </w:r>
+          </w:p>
+        </w:tc>
+        <w:tc>
+          <w:tcPr/>
+          <w:p>
+            <w:pPr>
+              <w:pStyle w:val="Compact"/>
+            </w:pPr>
+            <w:r>
+              <w:t xml:space="preserve">1.7</w:t>
+            </w:r>
+          </w:p>
+        </w:tc>
+        <w:tc>
+          <w:tcPr/>
+          <w:p>
+            <w:pPr>
+              <w:pStyle w:val="Compact"/>
+            </w:pPr>
+            <w:r>
+              <w:t xml:space="preserve">16.6: more tested amounts (netted split, other stock figures, foreign-currency openings); the Trial Balance split as recorded; the report’s likely cause without ledger differences.</w:t>
             </w:r>
           </w:p>
         </w:tc>
@@ -10444,29 +11324,29 @@
               <w:pStyle w:val="Compact"/>
             </w:pPr>
             <w:r>
-              <w:t xml:space="preserve">2026-10-19</w:t>
-            </w:r>
-          </w:p>
-        </w:tc>
-        <w:tc>
-          <w:tcPr/>
-          <w:p>
-            <w:pPr>
-              <w:pStyle w:val="Compact"/>
-            </w:pPr>
-            <w:r>
-              <w:t xml:space="preserve">1.2</w:t>
-            </w:r>
-          </w:p>
-        </w:tc>
-        <w:tc>
-          <w:tcPr/>
-          <w:p>
-            <w:pPr>
-              <w:pStyle w:val="Compact"/>
-            </w:pPr>
-            <w:r>
-              <w:t xml:space="preserve">Rule 6.2: entries with no quantity of their own across several godowns.</w:t>
+              <w:t xml:space="preserve">2026-10-23</w:t>
+            </w:r>
+          </w:p>
+        </w:tc>
+        <w:tc>
+          <w:tcPr/>
+          <w:p>
+            <w:pPr>
+              <w:pStyle w:val="Compact"/>
+            </w:pPr>
+            <w:r>
+              <w:t xml:space="preserve">1.6</w:t>
+            </w:r>
+          </w:p>
+        </w:tc>
+        <w:tc>
+          <w:tcPr/>
+          <w:p>
+            <w:pPr>
+              <w:pStyle w:val="Compact"/>
+            </w:pPr>
+            <w:r>
+              <w:t xml:space="preserve">Section 16: Direct Expenses inside Cost of Sales; the Trial Balance’s forex line with losses as its debit and gains as its credit; Profit &amp; Loss A/c with an opening balance; 16.6 the pilot-safe summary of differences.</w:t>
             </w:r>
           </w:p>
         </w:tc>
@@ -10479,29 +11359,29 @@
               <w:pStyle w:val="Compact"/>
             </w:pPr>
             <w:r>
-              <w:t xml:space="preserve">2026-10-19</w:t>
-            </w:r>
-          </w:p>
-        </w:tc>
-        <w:tc>
-          <w:tcPr/>
-          <w:p>
-            <w:pPr>
-              <w:pStyle w:val="Compact"/>
-            </w:pPr>
-            <w:r>
-              <w:t xml:space="preserve">1.1</w:t>
-            </w:r>
-          </w:p>
-        </w:tc>
-        <w:tc>
-          <w:tcPr/>
-          <w:p>
-            <w:pPr>
-              <w:pStyle w:val="Compact"/>
-            </w:pPr>
-            <w:r>
-              <w:t xml:space="preserve">Rule 1.6: TallyPrime Edit Log.</w:t>
+              <w:t xml:space="preserve">2026-10-22</w:t>
+            </w:r>
+          </w:p>
+        </w:tc>
+        <w:tc>
+          <w:tcPr/>
+          <w:p>
+            <w:pPr>
+              <w:pStyle w:val="Compact"/>
+            </w:pPr>
+            <w:r>
+              <w:t xml:space="preserve">1.5</w:t>
+            </w:r>
+          </w:p>
+        </w:tc>
+        <w:tc>
+          <w:tcPr/>
+          <w:p>
+            <w:pPr>
+              <w:pStyle w:val="Compact"/>
+            </w:pPr>
+            <w:r>
+              <w:t xml:space="preserve">Section 14: year-end checks use the 31st or the 2nd, never the 1st, like statements; Section 12: the 255-character field path limitation.</w:t>
             </w:r>
           </w:p>
         </w:tc>
@@ -10514,6 +11394,146 @@
               <w:pStyle w:val="Compact"/>
             </w:pPr>
             <w:r>
+              <w:t xml:space="preserve">2026-10-22</w:t>
+            </w:r>
+          </w:p>
+        </w:tc>
+        <w:tc>
+          <w:tcPr/>
+          <w:p>
+            <w:pPr>
+              <w:pStyle w:val="Compact"/>
+            </w:pPr>
+            <w:r>
+              <w:t xml:space="preserve">1.4</w:t>
+            </w:r>
+          </w:p>
+        </w:tc>
+        <w:tc>
+          <w:tcPr/>
+          <w:p>
+            <w:pPr>
+              <w:pStyle w:val="Compact"/>
+            </w:pPr>
+            <w:r>
+              <w:t xml:space="preserve">Section 16: statements from the source’s own figures; rule 7 without integration; checks LB-VAL-023 to LB-VAL-025.</w:t>
+            </w:r>
+          </w:p>
+        </w:tc>
+      </w:tr>
+      <w:tr>
+        <w:tc>
+          <w:tcPr/>
+          <w:p>
+            <w:pPr>
+              <w:pStyle w:val="Compact"/>
+            </w:pPr>
+            <w:r>
+              <w:t xml:space="preserve">2026-10-22</w:t>
+            </w:r>
+          </w:p>
+        </w:tc>
+        <w:tc>
+          <w:tcPr/>
+          <w:p>
+            <w:pPr>
+              <w:pStyle w:val="Compact"/>
+            </w:pPr>
+            <w:r>
+              <w:t xml:space="preserve">1.3</w:t>
+            </w:r>
+          </w:p>
+        </w:tc>
+        <w:tc>
+          <w:tcPr/>
+          <w:p>
+            <w:pPr>
+              <w:pStyle w:val="Compact"/>
+            </w:pPr>
+            <w:r>
+              <w:t xml:space="preserve">Values with invalid characters that are too long; long names of deleted rows.</w:t>
+            </w:r>
+          </w:p>
+        </w:tc>
+      </w:tr>
+      <w:tr>
+        <w:tc>
+          <w:tcPr/>
+          <w:p>
+            <w:pPr>
+              <w:pStyle w:val="Compact"/>
+            </w:pPr>
+            <w:r>
+              <w:t xml:space="preserve">2026-10-19</w:t>
+            </w:r>
+          </w:p>
+        </w:tc>
+        <w:tc>
+          <w:tcPr/>
+          <w:p>
+            <w:pPr>
+              <w:pStyle w:val="Compact"/>
+            </w:pPr>
+            <w:r>
+              <w:t xml:space="preserve">1.2</w:t>
+            </w:r>
+          </w:p>
+        </w:tc>
+        <w:tc>
+          <w:tcPr/>
+          <w:p>
+            <w:pPr>
+              <w:pStyle w:val="Compact"/>
+            </w:pPr>
+            <w:r>
+              <w:t xml:space="preserve">Rule 6.2: entries with no quantity of their own across several godowns.</w:t>
+            </w:r>
+          </w:p>
+        </w:tc>
+      </w:tr>
+      <w:tr>
+        <w:tc>
+          <w:tcPr/>
+          <w:p>
+            <w:pPr>
+              <w:pStyle w:val="Compact"/>
+            </w:pPr>
+            <w:r>
+              <w:t xml:space="preserve">2026-10-19</w:t>
+            </w:r>
+          </w:p>
+        </w:tc>
+        <w:tc>
+          <w:tcPr/>
+          <w:p>
+            <w:pPr>
+              <w:pStyle w:val="Compact"/>
+            </w:pPr>
+            <w:r>
+              <w:t xml:space="preserve">1.1</w:t>
+            </w:r>
+          </w:p>
+        </w:tc>
+        <w:tc>
+          <w:tcPr/>
+          <w:p>
+            <w:pPr>
+              <w:pStyle w:val="Compact"/>
+            </w:pPr>
+            <w:r>
+              <w:t xml:space="preserve">Rule 1.6: TallyPrime Edit Log.</w:t>
+            </w:r>
+          </w:p>
+        </w:tc>
+      </w:tr>
+      <w:tr>
+        <w:tc>
+          <w:tcPr/>
+          <w:p>
+            <w:pPr>
+              <w:pStyle w:val="Compact"/>
+            </w:pPr>
+            <w:r>
               <w:t xml:space="preserve">2026-10-16</w:t>
             </w:r>
           </w:p>
@@ -10542,8 +11562,8 @@
         </w:tc>
       </w:tr>
     </w:tbl>
-    <w:bookmarkEnd w:id="82"/>
-    <w:bookmarkEnd w:id="83"/>
+    <w:bookmarkEnd w:id="85"/>
+    <w:bookmarkEnd w:id="86"/>
     <w:sectPr/>
   </w:body>
 </w:document>
@@ -10862,6 +11882,15 @@
     <w:abstractNumId w:val="991"/>
   </w:num>
   <w:num w:numId="1036">
+    <w:abstractNumId w:val="991"/>
+  </w:num>
+  <w:num w:numId="1037">
+    <w:abstractNumId w:val="991"/>
+  </w:num>
+  <w:num w:numId="1038">
+    <w:abstractNumId w:val="991"/>
+  </w:num>
+  <w:num w:numId="1039">
     <w:abstractNumId w:val="991"/>
   </w:num>
 </w:numbering>

--- a/docs/export/validation-and-conversion-rules.docx
+++ b/docs/export/validation-and-conversion-rules.docx
@@ -94,7 +94,7 @@
               <w:pStyle w:val="Compact"/>
             </w:pPr>
             <w:r>
-              <w:t xml:space="preserve">1.8</w:t>
+              <w:t xml:space="preserve">1.9</w:t>
             </w:r>
           </w:p>
         </w:tc>
@@ -10770,10 +10770,82 @@
           </w:p>
         </w:tc>
       </w:tr>
+      <w:tr>
+        <w:tc>
+          <w:tcPr/>
+          <w:p>
+            <w:pPr>
+              <w:pStyle w:val="Compact"/>
+            </w:pPr>
+            <w:r>
+              <w:rPr>
+                <w:b/>
+                <w:bCs/>
+              </w:rPr>
+              <w:t xml:space="preserve">Temporary stopgap:</w:t>
+            </w:r>
+            <w:r>
+              <w:t xml:space="preserve"> </w:t>
+            </w:r>
+            <w:r>
+              <w:t xml:space="preserve">a group line holding foreign-currency ledgers (Trial Balance and Balance Sheet; e.g. Current Assets)</w:t>
+            </w:r>
+          </w:p>
+        </w:tc>
+        <w:tc>
+          <w:tcPr/>
+          <w:p>
+            <w:pPr>
+              <w:pStyle w:val="Compact"/>
+            </w:pPr>
+            <w:r>
+              <w:t xml:space="preserve">only at dates where the source shows its Unadjusted Forex Gain/Loss line and ours differs from the source’s by more than the tolerance; ours at every other date</w:t>
+            </w:r>
+          </w:p>
+        </w:tc>
+        <w:tc>
+          <w:tcPr/>
+          <w:p>
+            <w:pPr>
+              <w:pStyle w:val="Compact"/>
+            </w:pPr>
+            <w:r>
+              <w:t xml:space="preserve">Pilot entity 1 (2026-10-24): Current Assets differed at 18 of 78 dates, by no single ledger’s revaluation nor a fixed mix of them (the revalued figure Tally’s Balance Sheet uses isn’t its ledger-balance export’s). A detail line</w:t>
+            </w:r>
+            <w:r>
+              <w:t xml:space="preserve"> </w:t>
+            </w:r>
+            <w:r>
+              <w:t xml:space="preserve">“Forex revaluation difference (per Tally, under review)”</w:t>
+            </w:r>
+            <w:r>
+              <w:t xml:space="preserve"> </w:t>
+            </w:r>
+            <w:r>
+              <w:t xml:space="preserve">makes the ledgers plus it equal the group’s total.</w:t>
+            </w:r>
+            <w:r>
+              <w:t xml:space="preserve"> </w:t>
+            </w:r>
+            <w:r>
+              <w:rPr>
+                <w:b/>
+                <w:bCs/>
+              </w:rPr>
+              <w:t xml:space="preserve">Exit:</w:t>
+            </w:r>
+            <w:r>
+              <w:t xml:space="preserve"> </w:t>
+            </w:r>
+            <w:r>
+              <w:t xml:space="preserve">replace with the computed figure once the revaluation rule is found.</w:t>
+            </w:r>
+          </w:p>
+        </w:tc>
+      </w:tr>
     </w:tbl>
     <w:p>
       <w:pPr>
-        <w:pStyle w:val="Compact"/>
         <w:numPr>
           <w:ilvl w:val="0"/>
           <w:numId w:val="1038"/>
@@ -10784,6 +10856,142 @@
           <w:b/>
           <w:bCs/>
         </w:rPr>
+        <w:t xml:space="preserve">“Differs”</w:t>
+      </w:r>
+      <w:r>
+        <w:rPr>
+          <w:b/>
+          <w:bCs/>
+        </w:rPr>
+        <w:t xml:space="preserve">:</w:t>
+      </w:r>
+      <w:r>
+        <w:t xml:space="preserve"> </w:t>
+      </w:r>
+      <w:r>
+        <w:t xml:space="preserve">by more than the validation tolerance, the same as the comparison’s:</w:t>
+      </w:r>
+      <w:r>
+        <w:t xml:space="preserve"> </w:t>
+      </w:r>
+      <w:r>
+        <w:rPr>
+          <w:rStyle w:val="VerbatimChar"/>
+        </w:rPr>
+        <w:t xml:space="preserve">connections.config.validation_tolerance</w:t>
+      </w:r>
+      <w:r>
+        <w:t xml:space="preserve">, else</w:t>
+      </w:r>
+      <w:r>
+        <w:t xml:space="preserve"> </w:t>
+      </w:r>
+      <w:r>
+        <w:rPr>
+          <w:rStyle w:val="VerbatimChar"/>
+        </w:rPr>
+        <w:t xml:space="preserve">VALIDATION_TOLERANCE</w:t>
+      </w:r>
+      <w:r>
+        <w:t xml:space="preserve">, default 0 (exact). A trial balance line differs when its debit or its credit does.</w:t>
+      </w:r>
+    </w:p>
+    <w:p>
+      <w:pPr>
+        <w:numPr>
+          <w:ilvl w:val="0"/>
+          <w:numId w:val="1038"/>
+        </w:numPr>
+      </w:pPr>
+      <w:r>
+        <w:rPr>
+          <w:b/>
+          <w:bCs/>
+        </w:rPr>
+        <w:t xml:space="preserve">Open differences, not passes:</w:t>
+      </w:r>
+      <w:r>
+        <w:t xml:space="preserve"> </w:t>
+      </w:r>
+      <w:r>
+        <w:t xml:space="preserve">every date where a taken line differs from ours computed is a warning,</w:t>
+      </w:r>
+      <w:r>
+        <w:t xml:space="preserve"> </w:t>
+      </w:r>
+      <w:r>
+        <w:t xml:space="preserve">“Statement line taken from the source (open difference)”</w:t>
+      </w:r>
+      <w:r>
+        <w:t xml:space="preserve"> </w:t>
+      </w:r>
+      <w:r>
+        <w:t xml:space="preserve">(LB-VAL-026): not counted as passed, not a failure. Validation then reports OK with warnings and exits 0; the summary gives one line per statement line with its number of dates;</w:t>
+      </w:r>
+      <w:r>
+        <w:t xml:space="preserve"> </w:t>
+      </w:r>
+      <w:r>
+        <w:rPr>
+          <w:rStyle w:val="VerbatimChar"/>
+        </w:rPr>
+        <w:t xml:space="preserve">ledgerbridge_reporting.v_statement_open_differences</w:t>
+      </w:r>
+      <w:r>
+        <w:t xml:space="preserve"> </w:t>
+      </w:r>
+      <w:r>
+        <w:t xml:space="preserve">lists every date (any difference above zero).</w:t>
+      </w:r>
+    </w:p>
+    <w:p>
+      <w:pPr>
+        <w:numPr>
+          <w:ilvl w:val="0"/>
+          <w:numId w:val="1038"/>
+        </w:numPr>
+      </w:pPr>
+      <w:r>
+        <w:rPr>
+          <w:b/>
+          <w:bCs/>
+        </w:rPr>
+        <w:t xml:space="preserve">One number:</w:t>
+      </w:r>
+      <w:r>
+        <w:t xml:space="preserve"> </w:t>
+      </w:r>
+      <w:r>
+        <w:t xml:space="preserve">reports and the AI read the statement views’</w:t>
+      </w:r>
+      <w:r>
+        <w:t xml:space="preserve"> </w:t>
+      </w:r>
+      <w:r>
+        <w:rPr>
+          <w:rStyle w:val="VerbatimChar"/>
+        </w:rPr>
+        <w:t xml:space="preserve">main</w:t>
+      </w:r>
+      <w:r>
+        <w:t xml:space="preserve"> </w:t>
+      </w:r>
+      <w:r>
+        <w:t xml:space="preserve">lines; detail lines (ours computed, the reconciling line, notes) explain them.</w:t>
+      </w:r>
+    </w:p>
+    <w:p>
+      <w:pPr>
+        <w:numPr>
+          <w:ilvl w:val="0"/>
+          <w:numId w:val="1038"/>
+        </w:numPr>
+      </w:pPr>
+      <w:r>
+        <w:rPr>
+          <w:b/>
+          <w:bCs/>
+        </w:rPr>
         <w:t xml:space="preserve">Code:</w:t>
       </w:r>
       <w:r>
@@ -10873,7 +11081,6 @@
     </w:p>
     <w:p>
       <w:pPr>
-        <w:pStyle w:val="Compact"/>
         <w:numPr>
           <w:ilvl w:val="0"/>
           <w:numId w:val="1038"/>
@@ -10925,7 +11132,6 @@
     </w:p>
     <w:p>
       <w:pPr>
-        <w:pStyle w:val="Compact"/>
         <w:numPr>
           <w:ilvl w:val="0"/>
           <w:numId w:val="1038"/>
@@ -11242,6 +11448,41 @@
             </w:pPr>
             <w:r>
               <w:t xml:space="preserve">Change</w:t>
+            </w:r>
+          </w:p>
+        </w:tc>
+      </w:tr>
+      <w:tr>
+        <w:tc>
+          <w:tcPr/>
+          <w:p>
+            <w:pPr>
+              <w:pStyle w:val="Compact"/>
+            </w:pPr>
+            <w:r>
+              <w:t xml:space="preserve">2026-10-24</w:t>
+            </w:r>
+          </w:p>
+        </w:tc>
+        <w:tc>
+          <w:tcPr/>
+          <w:p>
+            <w:pPr>
+              <w:pStyle w:val="Compact"/>
+            </w:pPr>
+            <w:r>
+              <w:t xml:space="preserve">1.9</w:t>
+            </w:r>
+          </w:p>
+        </w:tc>
+        <w:tc>
+          <w:tcPr/>
+          <w:p>
+            <w:pPr>
+              <w:pStyle w:val="Compact"/>
+            </w:pPr>
+            <w:r>
+              <w:t xml:space="preserve">16.8: the Current Assets stopgap, the tolerance stated, open differences (LB-VAL-026).</w:t>
             </w:r>
           </w:p>
         </w:tc>

--- a/docs/export/validation-and-conversion-rules.docx
+++ b/docs/export/validation-and-conversion-rules.docx
@@ -28,7 +28,7 @@
         </w:p>
       </w:sdtContent>
     </w:sdt>
-    <w:bookmarkStart w:id="86" w:name="validation-and-conversion-rules"/>
+    <w:bookmarkStart w:id="87" w:name="validation-and-conversion-rules"/>
     <w:p>
       <w:pPr>
         <w:pStyle w:val="Heading1"/>
@@ -94,7 +94,7 @@
               <w:pStyle w:val="Compact"/>
             </w:pPr>
             <w:r>
-              <w:t xml:space="preserve">1.9</w:t>
+              <w:t xml:space="preserve">1.11</w:t>
             </w:r>
           </w:p>
         </w:tc>
@@ -9570,7 +9570,7 @@
         <w:t xml:space="preserve"> </w:t>
       </w:r>
       <w:r>
-        <w:t xml:space="preserve">Tally’s Profit and Loss for the whole period opens with the books’ opening stock and closes with the stock at the date; its Balance Sheet stock is that closing stock; Profit &amp; Loss A/c carries over as its own opening plus the whole period’s result. Ours equal at every date before, on and after the year end. One pilot company’s Balance Sheet stock (integrated) differed from its Profit and Loss’s after its first year end; that line is taken from the source (16.8).</w:t>
+        <w:t xml:space="preserve">Tally’s Profit and Loss for the whole period opens with the books’ opening stock and closes with the stock at the date; its Balance Sheet stock is that closing stock; Profit &amp; Loss A/c carries over as its own opening plus the whole period’s result. Ours equal at every date before, on and after the year end. One pilot company’s Balance Sheet stock (integrated) differed from its Profit and Loss’s after its first year end; that line was taken from the source until the pilot matched at every date with ours (retired 2026-10-24).</w:t>
       </w:r>
     </w:p>
     <w:p>
@@ -10743,41 +10743,6 @@
               <w:pStyle w:val="Compact"/>
             </w:pPr>
             <w:r>
-              <w:t xml:space="preserve">The Balance Sheet line holding the stock (e.g. Current Assets)</w:t>
-            </w:r>
-          </w:p>
-        </w:tc>
-        <w:tc>
-          <w:tcPr/>
-          <w:p>
-            <w:pPr>
-              <w:pStyle w:val="Compact"/>
-            </w:pPr>
-            <w:r>
-              <w:t xml:space="preserve">integrated with inventory, after the first financial year end</w:t>
-            </w:r>
-          </w:p>
-        </w:tc>
-        <w:tc>
-          <w:tcPr/>
-          <w:p>
-            <w:pPr>
-              <w:pStyle w:val="Compact"/>
-            </w:pPr>
-            <w:r>
-              <w:t xml:space="preserve">16.2: one pilot company’s Balance Sheet stock differed from its Profit and Loss’s from its first year end; the test company across a year end showed them equal.</w:t>
-            </w:r>
-          </w:p>
-        </w:tc>
-      </w:tr>
-      <w:tr>
-        <w:tc>
-          <w:tcPr/>
-          <w:p>
-            <w:pPr>
-              <w:pStyle w:val="Compact"/>
-            </w:pPr>
-            <w:r>
               <w:rPr>
                 <w:b/>
                 <w:bCs/>
@@ -11037,7 +11002,19 @@
         <w:rPr>
           <w:rStyle w:val="VerbatimChar"/>
         </w:rPr>
-        <w:t xml:space="preserve">Figures.stock_from_balance_sheet</w:t>
+        <w:t xml:space="preserve">Figures.foreign_group_from_source</w:t>
+      </w:r>
+      <w:r>
+        <w:t xml:space="preserve">,</w:t>
+      </w:r>
+      <w:r>
+        <w:t xml:space="preserve"> </w:t>
+      </w:r>
+      <w:r>
+        <w:rPr>
+          <w:rStyle w:val="VerbatimChar"/>
+        </w:rPr>
+        <w:t xml:space="preserve">_group_line</w:t>
       </w:r>
       <w:r>
         <w:t xml:space="preserve">,</w:t>
@@ -11393,7 +11370,434 @@
       </w:r>
     </w:p>
     <w:bookmarkEnd w:id="84"/>
-    <w:bookmarkStart w:id="85" w:name="change-log"/>
+    <w:bookmarkStart w:id="85" w:name="foreign-currency-beside-the-books"/>
+    <w:p>
+      <w:pPr>
+        <w:pStyle w:val="Heading2"/>
+      </w:pPr>
+      <w:r>
+        <w:t xml:space="preserve">18. Foreign currency beside the books</w:t>
+      </w:r>
+    </w:p>
+    <w:p>
+      <w:pPr>
+        <w:pStyle w:val="Compact"/>
+        <w:numPr>
+          <w:ilvl w:val="0"/>
+          <w:numId w:val="1040"/>
+        </w:numPr>
+      </w:pPr>
+      <w:r>
+        <w:rPr>
+          <w:b/>
+          <w:bCs/>
+        </w:rPr>
+        <w:t xml:space="preserve">What:</w:t>
+      </w:r>
+      <w:r>
+        <w:t xml:space="preserve"> </w:t>
+      </w:r>
+      <w:r>
+        <w:t xml:space="preserve">a foreign-currency amount is written</w:t>
+      </w:r>
+      <w:r>
+        <w:t xml:space="preserve"> </w:t>
+      </w:r>
+      <w:r>
+        <w:rPr>
+          <w:rStyle w:val="VerbatimChar"/>
+        </w:rPr>
+        <w:t xml:space="preserve">-$100.00 @ ₹82.00/$ = -₹8200.00</w:t>
+      </w:r>
+      <w:r>
+        <w:t xml:space="preserve"> </w:t>
+      </w:r>
+      <w:r>
+        <w:t xml:space="preserve">(the rupee sign exported as</w:t>
+      </w:r>
+      <w:r>
+        <w:t xml:space="preserve"> </w:t>
+      </w:r>
+      <w:r>
+        <w:rPr>
+          <w:rStyle w:val="VerbatimChar"/>
+        </w:rPr>
+        <w:t xml:space="preserve">?</w:t>
+      </w:r>
+      <w:r>
+        <w:t xml:space="preserve">): the base amount after</w:t>
+      </w:r>
+      <w:r>
+        <w:t xml:space="preserve"> </w:t>
+      </w:r>
+      <w:r>
+        <w:rPr>
+          <w:rStyle w:val="VerbatimChar"/>
+        </w:rPr>
+        <w:t xml:space="preserve">=</w:t>
+      </w:r>
+      <w:r>
+        <w:t xml:space="preserve"> </w:t>
+      </w:r>
+      <w:r>
+        <w:t xml:space="preserve">stays the books’ figure; the currency (</w:t>
+      </w:r>
+      <w:r>
+        <w:rPr>
+          <w:rStyle w:val="VerbatimChar"/>
+        </w:rPr>
+        <w:t xml:space="preserve">$</w:t>
+      </w:r>
+      <w:r>
+        <w:t xml:space="preserve">), the foreign amount and the rate (₹ per unit) are kept beside it, on voucher lines and on ledger openings. A ledger’s own currency is Tally’s CURRENCYNAME, mapped to an ISO code through the currency masters (</w:t>
+      </w:r>
+      <w:r>
+        <w:rPr>
+          <w:rStyle w:val="VerbatimChar"/>
+        </w:rPr>
+        <w:t xml:space="preserve">EXPANDEDSYMBOL</w:t>
+      </w:r>
+      <w:r>
+        <w:t xml:space="preserve">, else</w:t>
+      </w:r>
+      <w:r>
+        <w:t xml:space="preserve"> </w:t>
+      </w:r>
+      <w:r>
+        <w:rPr>
+          <w:rStyle w:val="VerbatimChar"/>
+        </w:rPr>
+        <w:t xml:space="preserve">ISOCURRENCYCODE</w:t>
+      </w:r>
+      <w:r>
+        <w:t xml:space="preserve">); a ledger Tally keeps in rupees can still open in dollars (the test company’s Customer Hotel USD), and keeps that opening’s dollars. Rates: Tally’s own lists (standard, buying, selling; each entry read as its first date and first other number, since their fields weren’t known) and, per currency and day, the voucher lines’ base over foreign amounts. Each ledger’s foreign balance at a date is its foreign opening plus the foreign amounts of its counted lines up to it.</w:t>
+      </w:r>
+    </w:p>
+    <w:p>
+      <w:pPr>
+        <w:pStyle w:val="Compact"/>
+        <w:numPr>
+          <w:ilvl w:val="0"/>
+          <w:numId w:val="1040"/>
+        </w:numPr>
+      </w:pPr>
+      <w:r>
+        <w:rPr>
+          <w:b/>
+          <w:bCs/>
+        </w:rPr>
+        <w:t xml:space="preserve">Never changes the books:</w:t>
+      </w:r>
+      <w:r>
+        <w:t xml:space="preserve"> </w:t>
+      </w:r>
+      <w:r>
+        <w:rPr>
+          <w:rStyle w:val="VerbatimChar"/>
+        </w:rPr>
+        <w:t xml:space="preserve">transform rebuild</w:t>
+      </w:r>
+      <w:r>
+        <w:t xml:space="preserve"> </w:t>
+      </w:r>
+      <w:r>
+        <w:t xml:space="preserve">compares every voucher’s base lines and every ledger’s opening and balance before and after, and reports the counts (LB-TRF-010 if any differ).</w:t>
+      </w:r>
+    </w:p>
+    <w:p>
+      <w:pPr>
+        <w:pStyle w:val="Compact"/>
+        <w:numPr>
+          <w:ilvl w:val="0"/>
+          <w:numId w:val="1040"/>
+        </w:numPr>
+      </w:pPr>
+      <w:r>
+        <w:rPr>
+          <w:b/>
+          <w:bCs/>
+        </w:rPr>
+        <w:t xml:space="preserve">Which rule Tally revalues by:</w:t>
+      </w:r>
+      <w:r>
+        <w:t xml:space="preserve"> </w:t>
+      </w:r>
+      <w:r>
+        <w:rPr>
+          <w:rStyle w:val="VerbatimChar"/>
+        </w:rPr>
+        <w:t xml:space="preserve">./dev.ps1 validate fx-rules</w:t>
+      </w:r>
+      <w:r>
+        <w:t xml:space="preserve"> </w:t>
+      </w:r>
+      <w:r>
+        <w:t xml:space="preserve">counts, for each candidate rule, the dates where the groups holding foreign-currency ledgers and the Unadjusted Forex Gain/Loss line equal Tally’s (exactly and within 1), laid out with the statements’ own code;</w:t>
+      </w:r>
+      <w:r>
+        <w:t xml:space="preserve"> </w:t>
+      </w:r>
+      <w:r>
+        <w:t xml:space="preserve">“as exported”</w:t>
+      </w:r>
+      <w:r>
+        <w:t xml:space="preserve"> </w:t>
+      </w:r>
+      <w:r>
+        <w:t xml:space="preserve">(Tally’s ledger-balance export) is the calibration and must reproduce what</w:t>
+      </w:r>
+      <w:r>
+        <w:t xml:space="preserve"> </w:t>
+      </w:r>
+      <w:r>
+        <w:rPr>
+          <w:rStyle w:val="VerbatimChar"/>
+        </w:rPr>
+        <w:t xml:space="preserve">statements</w:t>
+      </w:r>
+      <w:r>
+        <w:t xml:space="preserve"> </w:t>
+      </w:r>
+      <w:r>
+        <w:t xml:space="preserve">found.</w:t>
+      </w:r>
+    </w:p>
+    <w:p>
+      <w:pPr>
+        <w:pStyle w:val="Compact"/>
+        <w:numPr>
+          <w:ilvl w:val="0"/>
+          <w:numId w:val="1040"/>
+        </w:numPr>
+      </w:pPr>
+      <w:r>
+        <w:rPr>
+          <w:b/>
+          <w:bCs/>
+        </w:rPr>
+        <w:t xml:space="preserve">Code:</w:t>
+      </w:r>
+      <w:r>
+        <w:t xml:space="preserve"> </w:t>
+      </w:r>
+      <w:r>
+        <w:rPr>
+          <w:rStyle w:val="VerbatimChar"/>
+        </w:rPr>
+        <w:t xml:space="preserve">connectors/tally/signs.py</w:t>
+      </w:r>
+      <w:r>
+        <w:t xml:space="preserve"> </w:t>
+      </w:r>
+      <w:r>
+        <w:t xml:space="preserve">(</w:t>
+      </w:r>
+      <w:r>
+        <w:rPr>
+          <w:rStyle w:val="VerbatimChar"/>
+        </w:rPr>
+        <w:t xml:space="preserve">tally_foreign_parts</w:t>
+      </w:r>
+      <w:r>
+        <w:t xml:space="preserve">),</w:t>
+      </w:r>
+      <w:r>
+        <w:t xml:space="preserve"> </w:t>
+      </w:r>
+      <w:r>
+        <w:rPr>
+          <w:rStyle w:val="VerbatimChar"/>
+        </w:rPr>
+        <w:t xml:space="preserve">connectors/tally/mapping.py</w:t>
+      </w:r>
+      <w:r>
+        <w:t xml:space="preserve"> </w:t>
+      </w:r>
+      <w:r>
+        <w:t xml:space="preserve">(</w:t>
+      </w:r>
+      <w:r>
+        <w:rPr>
+          <w:rStyle w:val="VerbatimChar"/>
+        </w:rPr>
+        <w:t xml:space="preserve">currency</w:t>
+      </w:r>
+      <w:r>
+        <w:t xml:space="preserve">,</w:t>
+      </w:r>
+      <w:r>
+        <w:t xml:space="preserve"> </w:t>
+      </w:r>
+      <w:r>
+        <w:rPr>
+          <w:rStyle w:val="VerbatimChar"/>
+        </w:rPr>
+        <w:t xml:space="preserve">_foreign</w:t>
+      </w:r>
+      <w:r>
+        <w:t xml:space="preserve">),</w:t>
+      </w:r>
+      <w:r>
+        <w:t xml:space="preserve"> </w:t>
+      </w:r>
+      <w:r>
+        <w:rPr>
+          <w:rStyle w:val="VerbatimChar"/>
+        </w:rPr>
+        <w:t xml:space="preserve">core/transform.py</w:t>
+      </w:r>
+      <w:r>
+        <w:t xml:space="preserve"> </w:t>
+      </w:r>
+      <w:r>
+        <w:t xml:space="preserve">(</w:t>
+      </w:r>
+      <w:r>
+        <w:rPr>
+          <w:rStyle w:val="VerbatimChar"/>
+        </w:rPr>
+        <w:t xml:space="preserve">_currencies</w:t>
+      </w:r>
+      <w:r>
+        <w:t xml:space="preserve">),</w:t>
+      </w:r>
+      <w:r>
+        <w:t xml:space="preserve"> </w:t>
+      </w:r>
+      <w:r>
+        <w:rPr>
+          <w:rStyle w:val="VerbatimChar"/>
+        </w:rPr>
+        <w:t xml:space="preserve">core/fx.py</w:t>
+      </w:r>
+      <w:r>
+        <w:t xml:space="preserve">,</w:t>
+      </w:r>
+      <w:r>
+        <w:t xml:space="preserve"> </w:t>
+      </w:r>
+      <w:r>
+        <w:rPr>
+          <w:rStyle w:val="VerbatimChar"/>
+        </w:rPr>
+        <w:t xml:space="preserve">core/fx_rules.py</w:t>
+      </w:r>
+      <w:r>
+        <w:t xml:space="preserve">,</w:t>
+      </w:r>
+      <w:r>
+        <w:t xml:space="preserve"> </w:t>
+      </w:r>
+      <w:r>
+        <w:rPr>
+          <w:rStyle w:val="VerbatimChar"/>
+        </w:rPr>
+        <w:t xml:space="preserve">core/base_check.py</w:t>
+      </w:r>
+      <w:r>
+        <w:t xml:space="preserve">,</w:t>
+      </w:r>
+      <w:r>
+        <w:t xml:space="preserve"> </w:t>
+      </w:r>
+      <w:r>
+        <w:rPr>
+          <w:rStyle w:val="VerbatimChar"/>
+        </w:rPr>
+        <w:t xml:space="preserve">workers/fx_rules.py</w:t>
+      </w:r>
+      <w:r>
+        <w:t xml:space="preserve">.</w:t>
+      </w:r>
+    </w:p>
+    <w:p>
+      <w:pPr>
+        <w:pStyle w:val="Compact"/>
+        <w:numPr>
+          <w:ilvl w:val="0"/>
+          <w:numId w:val="1040"/>
+        </w:numPr>
+      </w:pPr>
+      <w:r>
+        <w:rPr>
+          <w:b/>
+          <w:bCs/>
+        </w:rPr>
+        <w:t xml:space="preserve">Tests:</w:t>
+      </w:r>
+      <w:r>
+        <w:t xml:space="preserve"> </w:t>
+      </w:r>
+      <w:r>
+        <w:rPr>
+          <w:rStyle w:val="VerbatimChar"/>
+        </w:rPr>
+        <w:t xml:space="preserve">tests/test_fx_core.py</w:t>
+      </w:r>
+      <w:r>
+        <w:t xml:space="preserve">,</w:t>
+      </w:r>
+      <w:r>
+        <w:t xml:space="preserve"> </w:t>
+      </w:r>
+      <w:r>
+        <w:rPr>
+          <w:rStyle w:val="VerbatimChar"/>
+        </w:rPr>
+        <w:t xml:space="preserve">tests/test_fx_rules.py</w:t>
+      </w:r>
+      <w:r>
+        <w:t xml:space="preserve">,</w:t>
+      </w:r>
+      <w:r>
+        <w:t xml:space="preserve"> </w:t>
+      </w:r>
+      <w:r>
+        <w:rPr>
+          <w:rStyle w:val="VerbatimChar"/>
+        </w:rPr>
+        <w:t xml:space="preserve">tests/test_retransform.py</w:t>
+      </w:r>
+      <w:r>
+        <w:t xml:space="preserve"> </w:t>
+      </w:r>
+      <w:r>
+        <w:t xml:space="preserve">(</w:t>
+      </w:r>
+      <w:r>
+        <w:rPr>
+          <w:rStyle w:val="VerbatimChar"/>
+        </w:rPr>
+        <w:t xml:space="preserve">test_transform_rebuild_command</w:t>
+      </w:r>
+      <w:r>
+        <w:t xml:space="preserve">).</w:t>
+      </w:r>
+    </w:p>
+    <w:p>
+      <w:pPr>
+        <w:pStyle w:val="Compact"/>
+        <w:numPr>
+          <w:ilvl w:val="0"/>
+          <w:numId w:val="1040"/>
+        </w:numPr>
+      </w:pPr>
+      <w:r>
+        <w:rPr>
+          <w:b/>
+          <w:bCs/>
+        </w:rPr>
+        <w:t xml:space="preserve">ADR:</w:t>
+      </w:r>
+      <w:r>
+        <w:t xml:space="preserve"> </w:t>
+      </w:r>
+      <w:r>
+        <w:t xml:space="preserve">ADR-046 (and ADR-043, whose stopgap it is meant to end).</w:t>
+      </w:r>
+    </w:p>
+    <w:bookmarkEnd w:id="85"/>
+    <w:bookmarkStart w:id="86" w:name="change-log"/>
     <w:p>
       <w:pPr>
         <w:pStyle w:val="Heading2"/>
@@ -11471,18 +11875,18 @@
               <w:pStyle w:val="Compact"/>
             </w:pPr>
             <w:r>
-              <w:t xml:space="preserve">1.9</w:t>
-            </w:r>
-          </w:p>
-        </w:tc>
-        <w:tc>
-          <w:tcPr/>
-          <w:p>
-            <w:pPr>
-              <w:pStyle w:val="Compact"/>
-            </w:pPr>
-            <w:r>
-              <w:t xml:space="preserve">16.8: the Current Assets stopgap, the tolerance stated, open differences (LB-VAL-026).</w:t>
+              <w:t xml:space="preserve">1.11</w:t>
+            </w:r>
+          </w:p>
+        </w:tc>
+        <w:tc>
+          <w:tcPr/>
+          <w:p>
+            <w:pPr>
+              <w:pStyle w:val="Compact"/>
+            </w:pPr>
+            <w:r>
+              <w:t xml:space="preserve">18: foreign currency beside the books, the base check after a rebuild, the fx-rules finder.</w:t>
             </w:r>
           </w:p>
         </w:tc>
@@ -11506,18 +11910,18 @@
               <w:pStyle w:val="Compact"/>
             </w:pPr>
             <w:r>
-              <w:t xml:space="preserve">1.8</w:t>
-            </w:r>
-          </w:p>
-        </w:tc>
-        <w:tc>
-          <w:tcPr/>
-          <w:p>
-            <w:pPr>
-              <w:pStyle w:val="Compact"/>
-            </w:pPr>
-            <w:r>
-              <w:t xml:space="preserve">16.2 stock ledgers replaced by the source’s stock in both settings, and the year end recorded; 16.4 and 16.8 lines taken from the source; 16.7 Trial Balance netting; 17 the expected company.</w:t>
+              <w:t xml:space="preserve">1.10</w:t>
+            </w:r>
+          </w:p>
+        </w:tc>
+        <w:tc>
+          <w:tcPr/>
+          <w:p>
+            <w:pPr>
+              <w:pStyle w:val="Compact"/>
+            </w:pPr>
+            <w:r>
+              <w:t xml:space="preserve">16.2 and 16.8: the Balance Sheet stock fallback retired; stock computed and compared everywhere.</w:t>
             </w:r>
           </w:p>
         </w:tc>
@@ -11541,18 +11945,18 @@
               <w:pStyle w:val="Compact"/>
             </w:pPr>
             <w:r>
-              <w:t xml:space="preserve">1.7</w:t>
-            </w:r>
-          </w:p>
-        </w:tc>
-        <w:tc>
-          <w:tcPr/>
-          <w:p>
-            <w:pPr>
-              <w:pStyle w:val="Compact"/>
-            </w:pPr>
-            <w:r>
-              <w:t xml:space="preserve">16.6: more tested amounts (netted split, other stock figures, foreign-currency openings); the Trial Balance split as recorded; the report’s likely cause without ledger differences.</w:t>
+              <w:t xml:space="preserve">1.9</w:t>
+            </w:r>
+          </w:p>
+        </w:tc>
+        <w:tc>
+          <w:tcPr/>
+          <w:p>
+            <w:pPr>
+              <w:pStyle w:val="Compact"/>
+            </w:pPr>
+            <w:r>
+              <w:t xml:space="preserve">16.8: the Current Assets stopgap, the tolerance stated, open differences (LB-VAL-026).</w:t>
             </w:r>
           </w:p>
         </w:tc>
@@ -11565,29 +11969,29 @@
               <w:pStyle w:val="Compact"/>
             </w:pPr>
             <w:r>
-              <w:t xml:space="preserve">2026-10-23</w:t>
-            </w:r>
-          </w:p>
-        </w:tc>
-        <w:tc>
-          <w:tcPr/>
-          <w:p>
-            <w:pPr>
-              <w:pStyle w:val="Compact"/>
-            </w:pPr>
-            <w:r>
-              <w:t xml:space="preserve">1.6</w:t>
-            </w:r>
-          </w:p>
-        </w:tc>
-        <w:tc>
-          <w:tcPr/>
-          <w:p>
-            <w:pPr>
-              <w:pStyle w:val="Compact"/>
-            </w:pPr>
-            <w:r>
-              <w:t xml:space="preserve">Section 16: Direct Expenses inside Cost of Sales; the Trial Balance’s forex line with losses as its debit and gains as its credit; Profit &amp; Loss A/c with an opening balance; 16.6 the pilot-safe summary of differences.</w:t>
+              <w:t xml:space="preserve">2026-10-24</w:t>
+            </w:r>
+          </w:p>
+        </w:tc>
+        <w:tc>
+          <w:tcPr/>
+          <w:p>
+            <w:pPr>
+              <w:pStyle w:val="Compact"/>
+            </w:pPr>
+            <w:r>
+              <w:t xml:space="preserve">1.8</w:t>
+            </w:r>
+          </w:p>
+        </w:tc>
+        <w:tc>
+          <w:tcPr/>
+          <w:p>
+            <w:pPr>
+              <w:pStyle w:val="Compact"/>
+            </w:pPr>
+            <w:r>
+              <w:t xml:space="preserve">16.2 stock ledgers replaced by the source’s stock in both settings, and the year end recorded; 16.4 and 16.8 lines taken from the source; 16.7 Trial Balance netting; 17 the expected company.</w:t>
             </w:r>
           </w:p>
         </w:tc>
@@ -11600,29 +12004,29 @@
               <w:pStyle w:val="Compact"/>
             </w:pPr>
             <w:r>
-              <w:t xml:space="preserve">2026-10-22</w:t>
-            </w:r>
-          </w:p>
-        </w:tc>
-        <w:tc>
-          <w:tcPr/>
-          <w:p>
-            <w:pPr>
-              <w:pStyle w:val="Compact"/>
-            </w:pPr>
-            <w:r>
-              <w:t xml:space="preserve">1.5</w:t>
-            </w:r>
-          </w:p>
-        </w:tc>
-        <w:tc>
-          <w:tcPr/>
-          <w:p>
-            <w:pPr>
-              <w:pStyle w:val="Compact"/>
-            </w:pPr>
-            <w:r>
-              <w:t xml:space="preserve">Section 14: year-end checks use the 31st or the 2nd, never the 1st, like statements; Section 12: the 255-character field path limitation.</w:t>
+              <w:t xml:space="preserve">2026-10-24</w:t>
+            </w:r>
+          </w:p>
+        </w:tc>
+        <w:tc>
+          <w:tcPr/>
+          <w:p>
+            <w:pPr>
+              <w:pStyle w:val="Compact"/>
+            </w:pPr>
+            <w:r>
+              <w:t xml:space="preserve">1.7</w:t>
+            </w:r>
+          </w:p>
+        </w:tc>
+        <w:tc>
+          <w:tcPr/>
+          <w:p>
+            <w:pPr>
+              <w:pStyle w:val="Compact"/>
+            </w:pPr>
+            <w:r>
+              <w:t xml:space="preserve">16.6: more tested amounts (netted split, other stock figures, foreign-currency openings); the Trial Balance split as recorded; the report’s likely cause without ledger differences.</w:t>
             </w:r>
           </w:p>
         </w:tc>
@@ -11635,29 +12039,29 @@
               <w:pStyle w:val="Compact"/>
             </w:pPr>
             <w:r>
-              <w:t xml:space="preserve">2026-10-22</w:t>
-            </w:r>
-          </w:p>
-        </w:tc>
-        <w:tc>
-          <w:tcPr/>
-          <w:p>
-            <w:pPr>
-              <w:pStyle w:val="Compact"/>
-            </w:pPr>
-            <w:r>
-              <w:t xml:space="preserve">1.4</w:t>
-            </w:r>
-          </w:p>
-        </w:tc>
-        <w:tc>
-          <w:tcPr/>
-          <w:p>
-            <w:pPr>
-              <w:pStyle w:val="Compact"/>
-            </w:pPr>
-            <w:r>
-              <w:t xml:space="preserve">Section 16: statements from the source’s own figures; rule 7 without integration; checks LB-VAL-023 to LB-VAL-025.</w:t>
+              <w:t xml:space="preserve">2026-10-23</w:t>
+            </w:r>
+          </w:p>
+        </w:tc>
+        <w:tc>
+          <w:tcPr/>
+          <w:p>
+            <w:pPr>
+              <w:pStyle w:val="Compact"/>
+            </w:pPr>
+            <w:r>
+              <w:t xml:space="preserve">1.6</w:t>
+            </w:r>
+          </w:p>
+        </w:tc>
+        <w:tc>
+          <w:tcPr/>
+          <w:p>
+            <w:pPr>
+              <w:pStyle w:val="Compact"/>
+            </w:pPr>
+            <w:r>
+              <w:t xml:space="preserve">Section 16: Direct Expenses inside Cost of Sales; the Trial Balance’s forex line with losses as its debit and gains as its credit; Profit &amp; Loss A/c with an opening balance; 16.6 the pilot-safe summary of differences.</w:t>
             </w:r>
           </w:p>
         </w:tc>
@@ -11681,18 +12085,18 @@
               <w:pStyle w:val="Compact"/>
             </w:pPr>
             <w:r>
-              <w:t xml:space="preserve">1.3</w:t>
-            </w:r>
-          </w:p>
-        </w:tc>
-        <w:tc>
-          <w:tcPr/>
-          <w:p>
-            <w:pPr>
-              <w:pStyle w:val="Compact"/>
-            </w:pPr>
-            <w:r>
-              <w:t xml:space="preserve">Values with invalid characters that are too long; long names of deleted rows.</w:t>
+              <w:t xml:space="preserve">1.5</w:t>
+            </w:r>
+          </w:p>
+        </w:tc>
+        <w:tc>
+          <w:tcPr/>
+          <w:p>
+            <w:pPr>
+              <w:pStyle w:val="Compact"/>
+            </w:pPr>
+            <w:r>
+              <w:t xml:space="preserve">Section 14: year-end checks use the 31st or the 2nd, never the 1st, like statements; Section 12: the 255-character field path limitation.</w:t>
             </w:r>
           </w:p>
         </w:tc>
@@ -11705,29 +12109,29 @@
               <w:pStyle w:val="Compact"/>
             </w:pPr>
             <w:r>
-              <w:t xml:space="preserve">2026-10-19</w:t>
-            </w:r>
-          </w:p>
-        </w:tc>
-        <w:tc>
-          <w:tcPr/>
-          <w:p>
-            <w:pPr>
-              <w:pStyle w:val="Compact"/>
-            </w:pPr>
-            <w:r>
-              <w:t xml:space="preserve">1.2</w:t>
-            </w:r>
-          </w:p>
-        </w:tc>
-        <w:tc>
-          <w:tcPr/>
-          <w:p>
-            <w:pPr>
-              <w:pStyle w:val="Compact"/>
-            </w:pPr>
-            <w:r>
-              <w:t xml:space="preserve">Rule 6.2: entries with no quantity of their own across several godowns.</w:t>
+              <w:t xml:space="preserve">2026-10-22</w:t>
+            </w:r>
+          </w:p>
+        </w:tc>
+        <w:tc>
+          <w:tcPr/>
+          <w:p>
+            <w:pPr>
+              <w:pStyle w:val="Compact"/>
+            </w:pPr>
+            <w:r>
+              <w:t xml:space="preserve">1.4</w:t>
+            </w:r>
+          </w:p>
+        </w:tc>
+        <w:tc>
+          <w:tcPr/>
+          <w:p>
+            <w:pPr>
+              <w:pStyle w:val="Compact"/>
+            </w:pPr>
+            <w:r>
+              <w:t xml:space="preserve">Section 16: statements from the source’s own figures; rule 7 without integration; checks LB-VAL-023 to LB-VAL-025.</w:t>
             </w:r>
           </w:p>
         </w:tc>
@@ -11740,29 +12144,29 @@
               <w:pStyle w:val="Compact"/>
             </w:pPr>
             <w:r>
-              <w:t xml:space="preserve">2026-10-19</w:t>
-            </w:r>
-          </w:p>
-        </w:tc>
-        <w:tc>
-          <w:tcPr/>
-          <w:p>
-            <w:pPr>
-              <w:pStyle w:val="Compact"/>
-            </w:pPr>
-            <w:r>
-              <w:t xml:space="preserve">1.1</w:t>
-            </w:r>
-          </w:p>
-        </w:tc>
-        <w:tc>
-          <w:tcPr/>
-          <w:p>
-            <w:pPr>
-              <w:pStyle w:val="Compact"/>
-            </w:pPr>
-            <w:r>
-              <w:t xml:space="preserve">Rule 1.6: TallyPrime Edit Log.</w:t>
+              <w:t xml:space="preserve">2026-10-22</w:t>
+            </w:r>
+          </w:p>
+        </w:tc>
+        <w:tc>
+          <w:tcPr/>
+          <w:p>
+            <w:pPr>
+              <w:pStyle w:val="Compact"/>
+            </w:pPr>
+            <w:r>
+              <w:t xml:space="preserve">1.3</w:t>
+            </w:r>
+          </w:p>
+        </w:tc>
+        <w:tc>
+          <w:tcPr/>
+          <w:p>
+            <w:pPr>
+              <w:pStyle w:val="Compact"/>
+            </w:pPr>
+            <w:r>
+              <w:t xml:space="preserve">Values with invalid characters that are too long; long names of deleted rows.</w:t>
             </w:r>
           </w:p>
         </w:tc>
@@ -11775,6 +12179,76 @@
               <w:pStyle w:val="Compact"/>
             </w:pPr>
             <w:r>
+              <w:t xml:space="preserve">2026-10-19</w:t>
+            </w:r>
+          </w:p>
+        </w:tc>
+        <w:tc>
+          <w:tcPr/>
+          <w:p>
+            <w:pPr>
+              <w:pStyle w:val="Compact"/>
+            </w:pPr>
+            <w:r>
+              <w:t xml:space="preserve">1.2</w:t>
+            </w:r>
+          </w:p>
+        </w:tc>
+        <w:tc>
+          <w:tcPr/>
+          <w:p>
+            <w:pPr>
+              <w:pStyle w:val="Compact"/>
+            </w:pPr>
+            <w:r>
+              <w:t xml:space="preserve">Rule 6.2: entries with no quantity of their own across several godowns.</w:t>
+            </w:r>
+          </w:p>
+        </w:tc>
+      </w:tr>
+      <w:tr>
+        <w:tc>
+          <w:tcPr/>
+          <w:p>
+            <w:pPr>
+              <w:pStyle w:val="Compact"/>
+            </w:pPr>
+            <w:r>
+              <w:t xml:space="preserve">2026-10-19</w:t>
+            </w:r>
+          </w:p>
+        </w:tc>
+        <w:tc>
+          <w:tcPr/>
+          <w:p>
+            <w:pPr>
+              <w:pStyle w:val="Compact"/>
+            </w:pPr>
+            <w:r>
+              <w:t xml:space="preserve">1.1</w:t>
+            </w:r>
+          </w:p>
+        </w:tc>
+        <w:tc>
+          <w:tcPr/>
+          <w:p>
+            <w:pPr>
+              <w:pStyle w:val="Compact"/>
+            </w:pPr>
+            <w:r>
+              <w:t xml:space="preserve">Rule 1.6: TallyPrime Edit Log.</w:t>
+            </w:r>
+          </w:p>
+        </w:tc>
+      </w:tr>
+      <w:tr>
+        <w:tc>
+          <w:tcPr/>
+          <w:p>
+            <w:pPr>
+              <w:pStyle w:val="Compact"/>
+            </w:pPr>
+            <w:r>
               <w:t xml:space="preserve">2026-10-16</w:t>
             </w:r>
           </w:p>
@@ -11803,8 +12277,8 @@
         </w:tc>
       </w:tr>
     </w:tbl>
-    <w:bookmarkEnd w:id="85"/>
     <w:bookmarkEnd w:id="86"/>
+    <w:bookmarkEnd w:id="87"/>
     <w:sectPr/>
   </w:body>
 </w:document>
@@ -12132,6 +12606,9 @@
     <w:abstractNumId w:val="991"/>
   </w:num>
   <w:num w:numId="1039">
+    <w:abstractNumId w:val="991"/>
+  </w:num>
+  <w:num w:numId="1040">
     <w:abstractNumId w:val="991"/>
   </w:num>
 </w:numbering>

--- a/docs/export/validation-and-conversion-rules.docx
+++ b/docs/export/validation-and-conversion-rules.docx
@@ -94,7 +94,7 @@
               <w:pStyle w:val="Compact"/>
             </w:pPr>
             <w:r>
-              <w:t xml:space="preserve">1.11</w:t>
+              <w:t xml:space="preserve">1.12</w:t>
             </w:r>
           </w:p>
         </w:tc>
@@ -11517,7 +11517,167 @@
           <w:b/>
           <w:bCs/>
         </w:rPr>
-        <w:t xml:space="preserve">Which rule Tally revalues by:</w:t>
+        <w:t xml:space="preserve">No foreign amount unread unnoticed:</w:t>
+      </w:r>
+      <w:r>
+        <w:t xml:space="preserve"> </w:t>
+      </w:r>
+      <w:r>
+        <w:t xml:space="preserve">the rupee sign isn’t read (only the digits around it), so</w:t>
+      </w:r>
+      <w:r>
+        <w:t xml:space="preserve"> </w:t>
+      </w:r>
+      <w:r>
+        <w:rPr>
+          <w:rStyle w:val="VerbatimChar"/>
+        </w:rPr>
+        <w:t xml:space="preserve">?</w:t>
+      </w:r>
+      <w:r>
+        <w:t xml:space="preserve">,</w:t>
+      </w:r>
+      <w:r>
+        <w:t xml:space="preserve"> </w:t>
+      </w:r>
+      <w:r>
+        <w:rPr>
+          <w:rStyle w:val="VerbatimChar"/>
+        </w:rPr>
+        <w:t xml:space="preserve">₹</w:t>
+      </w:r>
+      <w:r>
+        <w:t xml:space="preserve">,</w:t>
+      </w:r>
+      <w:r>
+        <w:t xml:space="preserve"> </w:t>
+      </w:r>
+      <w:r>
+        <w:rPr>
+          <w:rStyle w:val="VerbatimChar"/>
+        </w:rPr>
+        <w:t xml:space="preserve">Rs.</w:t>
+      </w:r>
+      <w:r>
+        <w:t xml:space="preserve">,</w:t>
+      </w:r>
+      <w:r>
+        <w:t xml:space="preserve"> </w:t>
+      </w:r>
+      <w:r>
+        <w:rPr>
+          <w:rStyle w:val="VerbatimChar"/>
+        </w:rPr>
+        <w:t xml:space="preserve">Rs</w:t>
+      </w:r>
+      <w:r>
+        <w:t xml:space="preserve"> </w:t>
+      </w:r>
+      <w:r>
+        <w:t xml:space="preserve">and</w:t>
+      </w:r>
+      <w:r>
+        <w:t xml:space="preserve"> </w:t>
+      </w:r>
+      <w:r>
+        <w:rPr>
+          <w:rStyle w:val="VerbatimChar"/>
+        </w:rPr>
+        <w:t xml:space="preserve">INR</w:t>
+      </w:r>
+      <w:r>
+        <w:t xml:space="preserve"> </w:t>
+      </w:r>
+      <w:r>
+        <w:t xml:space="preserve">all read the same. An amount written as a foreign one (with</w:t>
+      </w:r>
+      <w:r>
+        <w:t xml:space="preserve"> </w:t>
+      </w:r>
+      <w:r>
+        <w:rPr>
+          <w:rStyle w:val="VerbatimChar"/>
+        </w:rPr>
+        <w:t xml:space="preserve">@</w:t>
+      </w:r>
+      <w:r>
+        <w:t xml:space="preserve"> </w:t>
+      </w:r>
+      <w:r>
+        <w:t xml:space="preserve">or</w:t>
+      </w:r>
+      <w:r>
+        <w:t xml:space="preserve"> </w:t>
+      </w:r>
+      <w:r>
+        <w:rPr>
+          <w:rStyle w:val="VerbatimChar"/>
+        </w:rPr>
+        <w:t xml:space="preserve">=</w:t>
+      </w:r>
+      <w:r>
+        <w:t xml:space="preserve">) whose foreign part or base amount can’t be read is counted and noted on its record (LB-TRF-011, in the report);</w:t>
+      </w:r>
+      <w:r>
+        <w:t xml:space="preserve"> </w:t>
+      </w:r>
+      <w:r>
+        <w:rPr>
+          <w:rStyle w:val="VerbatimChar"/>
+        </w:rPr>
+        <w:t xml:space="preserve">transform rebuild</w:t>
+      </w:r>
+      <w:r>
+        <w:t xml:space="preserve"> </w:t>
+      </w:r>
+      <w:r>
+        <w:t xml:space="preserve">prints</w:t>
+      </w:r>
+      <w:r>
+        <w:t xml:space="preserve"> </w:t>
+      </w:r>
+      <w:r>
+        <w:t xml:space="preserve">“Foreign-currency amounts: N read, M not read”</w:t>
+      </w:r>
+      <w:r>
+        <w:t xml:space="preserve">.</w:t>
+      </w:r>
+    </w:p>
+    <w:p>
+      <w:pPr>
+        <w:pStyle w:val="Compact"/>
+        <w:numPr>
+          <w:ilvl w:val="0"/>
+          <w:numId w:val="1040"/>
+        </w:numPr>
+      </w:pPr>
+      <w:r>
+        <w:rPr>
+          <w:b/>
+          <w:bCs/>
+        </w:rPr>
+        <w:t xml:space="preserve">Which rule Tally revalues by, in three parts (2026-10-26):</w:t>
+      </w:r>
+      <w:r>
+        <w:t xml:space="preserve"> </w:t>
+      </w:r>
+      <w:r>
+        <w:t xml:space="preserve">(1) per ledger, each rule’s value against Tally’s own revalued balance (to the paisa, rounded to the rupee, within 1); (2) the layout, with Tally’s per-ledger figures: the ledgers kept in rupees but holding foreign amounts at book value or revalued by each rule, and the forex line ledger by ledger (losses the debit, gains the credit, as</w:t>
+      </w:r>
+      <w:r>
+        <w:t xml:space="preserve"> </w:t>
+      </w:r>
+      <w:r>
+        <w:rPr>
+          <w:rStyle w:val="VerbatimChar"/>
+        </w:rPr>
+        <w:t xml:space="preserve">statements</w:t>
+      </w:r>
+      <w:r>
+        <w:t xml:space="preserve"> </w:t>
+      </w:r>
+      <w:r>
+        <w:t xml:space="preserve">does) or netted in total, per currency or per group, each with either sign; (3) each rule computed throughout, in the same combinations. The last line names the combinations matching every date (ADR-043’s time-box). Before that:</w:t>
       </w:r>
       <w:r>
         <w:t xml:space="preserve"> </w:t>
@@ -11852,6 +12012,41 @@
             </w:pPr>
             <w:r>
               <w:t xml:space="preserve">Change</w:t>
+            </w:r>
+          </w:p>
+        </w:tc>
+      </w:tr>
+      <w:tr>
+        <w:tc>
+          <w:tcPr/>
+          <w:p>
+            <w:pPr>
+              <w:pStyle w:val="Compact"/>
+            </w:pPr>
+            <w:r>
+              <w:t xml:space="preserve">2026-10-26</w:t>
+            </w:r>
+          </w:p>
+        </w:tc>
+        <w:tc>
+          <w:tcPr/>
+          <w:p>
+            <w:pPr>
+              <w:pStyle w:val="Compact"/>
+            </w:pPr>
+            <w:r>
+              <w:t xml:space="preserve">1.12</w:t>
+            </w:r>
+          </w:p>
+        </w:tc>
+        <w:tc>
+          <w:tcPr/>
+          <w:p>
+            <w:pPr>
+              <w:pStyle w:val="Compact"/>
+            </w:pPr>
+            <w:r>
+              <w:t xml:space="preserve">18: the fx-rules finder in three parts (per ledger, layout, computed).</w:t>
             </w:r>
           </w:p>
         </w:tc>

--- a/docs/export/validation-and-conversion-rules.docx
+++ b/docs/export/validation-and-conversion-rules.docx
@@ -28,7 +28,7 @@
         </w:p>
       </w:sdtContent>
     </w:sdt>
-    <w:bookmarkStart w:id="87" w:name="validation-and-conversion-rules"/>
+    <w:bookmarkStart w:id="88" w:name="validation-and-conversion-rules"/>
     <w:p>
       <w:pPr>
         <w:pStyle w:val="Heading1"/>
@@ -94,7 +94,7 @@
               <w:pStyle w:val="Compact"/>
             </w:pPr>
             <w:r>
-              <w:t xml:space="preserve">1.12</w:t>
+              <w:t xml:space="preserve">1.13</w:t>
             </w:r>
           </w:p>
         </w:tc>
@@ -11957,7 +11957,303 @@
       </w:r>
     </w:p>
     <w:bookmarkEnd w:id="85"/>
-    <w:bookmarkStart w:id="86" w:name="change-log"/>
+    <w:bookmarkStart w:id="86" w:name="monthly-sales-rpt-013"/>
+    <w:p>
+      <w:pPr>
+        <w:pStyle w:val="Heading2"/>
+      </w:pPr>
+      <w:r>
+        <w:t xml:space="preserve">19. Monthly sales (RPT-013)</w:t>
+      </w:r>
+    </w:p>
+    <w:p>
+      <w:pPr>
+        <w:pStyle w:val="Compact"/>
+        <w:numPr>
+          <w:ilvl w:val="0"/>
+          <w:numId w:val="1041"/>
+        </w:numPr>
+      </w:pPr>
+      <w:r>
+        <w:rPr>
+          <w:b/>
+          <w:bCs/>
+        </w:rPr>
+        <w:t xml:space="preserve">What counts:</w:t>
+      </w:r>
+      <w:r>
+        <w:t xml:space="preserve"> </w:t>
+      </w:r>
+      <w:r>
+        <w:t xml:space="preserve">every effective entry (not cancelled, optional or memorandum; voucher not deleted in the source) on the ledgers under the source’s own Sales Accounts group and its sub-groups at any depth, by voucher date. The group is the source’s predefined one, renamed or not (Tally: RESERVEDNAME</w:t>
+      </w:r>
+      <w:r>
+        <w:t xml:space="preserve"> </w:t>
+      </w:r>
+      <w:r>
+        <w:t xml:space="preserve">“Sales Accounts”</w:t>
+      </w:r>
+      <w:r>
+        <w:t xml:space="preserve">), never found by its name.</w:t>
+      </w:r>
+    </w:p>
+    <w:p>
+      <w:pPr>
+        <w:pStyle w:val="Compact"/>
+        <w:numPr>
+          <w:ilvl w:val="0"/>
+          <w:numId w:val="1041"/>
+        </w:numPr>
+      </w:pPr>
+      <w:r>
+        <w:rPr>
+          <w:b/>
+          <w:bCs/>
+        </w:rPr>
+        <w:t xml:space="preserve">Split:</w:t>
+      </w:r>
+      <w:r>
+        <w:t xml:space="preserve"> </w:t>
+      </w:r>
+      <w:r>
+        <w:t xml:space="preserve">gross sales are the entries of Sales voucher types, sales returns those of Credit Note types, other adjustments those of every other type (e.g. debit notes, journals). Net sales = gross sales + sales returns + other adjustments. Sales are shown positive, returns negative.</w:t>
+      </w:r>
+    </w:p>
+    <w:p>
+      <w:pPr>
+        <w:pStyle w:val="Compact"/>
+        <w:numPr>
+          <w:ilvl w:val="0"/>
+          <w:numId w:val="1041"/>
+        </w:numPr>
+      </w:pPr>
+      <w:r>
+        <w:rPr>
+          <w:b/>
+          <w:bCs/>
+        </w:rPr>
+        <w:t xml:space="preserve">Cross-checks (warnings, counts only):</w:t>
+      </w:r>
+      <w:r>
+        <w:t xml:space="preserve"> </w:t>
+      </w:r>
+      <w:r>
+        <w:t xml:space="preserve">no predefined Sales Accounts group (LB-VAL-030: nothing compared); ledgers with entries mapped to sale of goods (4110) outside it (LB-VAL-031: not in the report, as not in the source’s line); sales ledgers with an opening balance (LB-VAL-033).</w:t>
+      </w:r>
+    </w:p>
+    <w:p>
+      <w:pPr>
+        <w:pStyle w:val="Compact"/>
+        <w:numPr>
+          <w:ilvl w:val="0"/>
+          <w:numId w:val="1041"/>
+        </w:numPr>
+      </w:pPr>
+      <w:r>
+        <w:rPr>
+          <w:b/>
+          <w:bCs/>
+        </w:rPr>
+        <w:t xml:space="preserve">Proof:</w:t>
+      </w:r>
+      <w:r>
+        <w:t xml:space="preserve"> </w:t>
+      </w:r>
+      <w:r>
+        <w:rPr>
+          <w:rStyle w:val="VerbatimChar"/>
+        </w:rPr>
+        <w:t xml:space="preserve">./dev.ps1 validate monthly-sales</w:t>
+      </w:r>
+      <w:r>
+        <w:t xml:space="preserve"> </w:t>
+      </w:r>
+      <w:r>
+        <w:t xml:space="preserve">compares, for each period between consecutive dates</w:t>
+      </w:r>
+      <w:r>
+        <w:t xml:space="preserve"> </w:t>
+      </w:r>
+      <w:r>
+        <w:rPr>
+          <w:rStyle w:val="VerbatimChar"/>
+        </w:rPr>
+        <w:t xml:space="preserve">statements</w:t>
+      </w:r>
+      <w:r>
+        <w:t xml:space="preserve"> </w:t>
+      </w:r>
+      <w:r>
+        <w:t xml:space="preserve">stored, the sum of</w:t>
+      </w:r>
+      <w:r>
+        <w:t xml:space="preserve"> </w:t>
+      </w:r>
+      <w:r>
+        <w:rPr>
+          <w:rStyle w:val="VerbatimChar"/>
+        </w:rPr>
+        <w:t xml:space="preserve">v_daily_sales</w:t>
+      </w:r>
+      <w:r>
+        <w:t xml:space="preserve"> </w:t>
+      </w:r>
+      <w:r>
+        <w:t xml:space="preserve">with the difference of the source’s Sales Accounts line in its Profit and Loss (cumulative from the books’ beginning); the first period starts at the books’ beginning. Every day up to the last stored date is compared once; the output says how many periods were exact calendar months (in Educational mode a 30-day month’s statements are stored on the 2nd of the next month). Refused when the statements are older than the latest sync or transform (LB-VAL-032). A differing period is LB-VAL-029 (exit 1).</w:t>
+      </w:r>
+    </w:p>
+    <w:p>
+      <w:pPr>
+        <w:pStyle w:val="Compact"/>
+        <w:numPr>
+          <w:ilvl w:val="0"/>
+          <w:numId w:val="1041"/>
+        </w:numPr>
+      </w:pPr>
+      <w:r>
+        <w:rPr>
+          <w:b/>
+          <w:bCs/>
+        </w:rPr>
+        <w:t xml:space="preserve">Code:</w:t>
+      </w:r>
+      <w:r>
+        <w:t xml:space="preserve"> </w:t>
+      </w:r>
+      <w:r>
+        <w:t xml:space="preserve">migration 0021 (the views),</w:t>
+      </w:r>
+      <w:r>
+        <w:t xml:space="preserve"> </w:t>
+      </w:r>
+      <w:r>
+        <w:rPr>
+          <w:rStyle w:val="VerbatimChar"/>
+        </w:rPr>
+        <w:t xml:space="preserve">connectors/tally/mapping.py</w:t>
+      </w:r>
+      <w:r>
+        <w:t xml:space="preserve"> </w:t>
+      </w:r>
+      <w:r>
+        <w:t xml:space="preserve">(</w:t>
+      </w:r>
+      <w:r>
+        <w:rPr>
+          <w:rStyle w:val="VerbatimChar"/>
+        </w:rPr>
+        <w:t xml:space="preserve">predefined_role</w:t>
+      </w:r>
+      <w:r>
+        <w:t xml:space="preserve">),</w:t>
+      </w:r>
+      <w:r>
+        <w:t xml:space="preserve"> </w:t>
+      </w:r>
+      <w:r>
+        <w:rPr>
+          <w:rStyle w:val="VerbatimChar"/>
+        </w:rPr>
+        <w:t xml:space="preserve">core/monthly_sales.py</w:t>
+      </w:r>
+      <w:r>
+        <w:t xml:space="preserve">,</w:t>
+      </w:r>
+      <w:r>
+        <w:t xml:space="preserve"> </w:t>
+      </w:r>
+      <w:r>
+        <w:rPr>
+          <w:rStyle w:val="VerbatimChar"/>
+        </w:rPr>
+        <w:t xml:space="preserve">workers/monthly_sales.py</w:t>
+      </w:r>
+      <w:r>
+        <w:t xml:space="preserve">,</w:t>
+      </w:r>
+      <w:r>
+        <w:t xml:space="preserve"> </w:t>
+      </w:r>
+      <w:r>
+        <w:rPr>
+          <w:rStyle w:val="VerbatimChar"/>
+        </w:rPr>
+        <w:t xml:space="preserve">docs/sql/monthly-sales.sql</w:t>
+      </w:r>
+      <w:r>
+        <w:t xml:space="preserve">.</w:t>
+      </w:r>
+    </w:p>
+    <w:p>
+      <w:pPr>
+        <w:pStyle w:val="Compact"/>
+        <w:numPr>
+          <w:ilvl w:val="0"/>
+          <w:numId w:val="1041"/>
+        </w:numPr>
+      </w:pPr>
+      <w:r>
+        <w:rPr>
+          <w:b/>
+          <w:bCs/>
+        </w:rPr>
+        <w:t xml:space="preserve">Tests:</w:t>
+      </w:r>
+      <w:r>
+        <w:t xml:space="preserve"> </w:t>
+      </w:r>
+      <w:r>
+        <w:rPr>
+          <w:rStyle w:val="VerbatimChar"/>
+        </w:rPr>
+        <w:t xml:space="preserve">tests/test_monthly_sales.py</w:t>
+      </w:r>
+      <w:r>
+        <w:t xml:space="preserve"> </w:t>
+      </w:r>
+      <w:r>
+        <w:t xml:space="preserve">(the proof on the test company’s recorded Profit and Loss),</w:t>
+      </w:r>
+      <w:r>
+        <w:t xml:space="preserve"> </w:t>
+      </w:r>
+      <w:r>
+        <w:rPr>
+          <w:rStyle w:val="VerbatimChar"/>
+        </w:rPr>
+        <w:t xml:space="preserve">tests/test_monthly_sales_integration.py</w:t>
+      </w:r>
+      <w:r>
+        <w:t xml:space="preserve"> </w:t>
+      </w:r>
+      <w:r>
+        <w:t xml:space="preserve">(the views and the SQL file on MySQL).</w:t>
+      </w:r>
+    </w:p>
+    <w:p>
+      <w:pPr>
+        <w:pStyle w:val="Compact"/>
+        <w:numPr>
+          <w:ilvl w:val="0"/>
+          <w:numId w:val="1041"/>
+        </w:numPr>
+      </w:pPr>
+      <w:r>
+        <w:rPr>
+          <w:b/>
+          <w:bCs/>
+        </w:rPr>
+        <w:t xml:space="preserve">ADR:</w:t>
+      </w:r>
+      <w:r>
+        <w:t xml:space="preserve"> </w:t>
+      </w:r>
+      <w:r>
+        <w:t xml:space="preserve">ADR-047.</w:t>
+      </w:r>
+    </w:p>
+    <w:bookmarkEnd w:id="86"/>
+    <w:bookmarkStart w:id="87" w:name="change-log"/>
     <w:p>
       <w:pPr>
         <w:pStyle w:val="Heading2"/>
@@ -12024,29 +12320,29 @@
               <w:pStyle w:val="Compact"/>
             </w:pPr>
             <w:r>
-              <w:t xml:space="preserve">2026-10-26</w:t>
-            </w:r>
-          </w:p>
-        </w:tc>
-        <w:tc>
-          <w:tcPr/>
-          <w:p>
-            <w:pPr>
-              <w:pStyle w:val="Compact"/>
-            </w:pPr>
-            <w:r>
-              <w:t xml:space="preserve">1.12</w:t>
-            </w:r>
-          </w:p>
-        </w:tc>
-        <w:tc>
-          <w:tcPr/>
-          <w:p>
-            <w:pPr>
-              <w:pStyle w:val="Compact"/>
-            </w:pPr>
-            <w:r>
-              <w:t xml:space="preserve">18: the fx-rules finder in three parts (per ledger, layout, computed).</w:t>
+              <w:t xml:space="preserve">2026-10-29</w:t>
+            </w:r>
+          </w:p>
+        </w:tc>
+        <w:tc>
+          <w:tcPr/>
+          <w:p>
+            <w:pPr>
+              <w:pStyle w:val="Compact"/>
+            </w:pPr>
+            <w:r>
+              <w:t xml:space="preserve">1.13</w:t>
+            </w:r>
+          </w:p>
+        </w:tc>
+        <w:tc>
+          <w:tcPr/>
+          <w:p>
+            <w:pPr>
+              <w:pStyle w:val="Compact"/>
+            </w:pPr>
+            <w:r>
+              <w:t xml:space="preserve">19: monthly sales and their proof.</w:t>
             </w:r>
           </w:p>
         </w:tc>
@@ -12059,29 +12355,29 @@
               <w:pStyle w:val="Compact"/>
             </w:pPr>
             <w:r>
-              <w:t xml:space="preserve">2026-10-24</w:t>
-            </w:r>
-          </w:p>
-        </w:tc>
-        <w:tc>
-          <w:tcPr/>
-          <w:p>
-            <w:pPr>
-              <w:pStyle w:val="Compact"/>
-            </w:pPr>
-            <w:r>
-              <w:t xml:space="preserve">1.11</w:t>
-            </w:r>
-          </w:p>
-        </w:tc>
-        <w:tc>
-          <w:tcPr/>
-          <w:p>
-            <w:pPr>
-              <w:pStyle w:val="Compact"/>
-            </w:pPr>
-            <w:r>
-              <w:t xml:space="preserve">18: foreign currency beside the books, the base check after a rebuild, the fx-rules finder.</w:t>
+              <w:t xml:space="preserve">2026-10-26</w:t>
+            </w:r>
+          </w:p>
+        </w:tc>
+        <w:tc>
+          <w:tcPr/>
+          <w:p>
+            <w:pPr>
+              <w:pStyle w:val="Compact"/>
+            </w:pPr>
+            <w:r>
+              <w:t xml:space="preserve">1.12</w:t>
+            </w:r>
+          </w:p>
+        </w:tc>
+        <w:tc>
+          <w:tcPr/>
+          <w:p>
+            <w:pPr>
+              <w:pStyle w:val="Compact"/>
+            </w:pPr>
+            <w:r>
+              <w:t xml:space="preserve">18: the fx-rules finder in three parts (per ledger, layout, computed).</w:t>
             </w:r>
           </w:p>
         </w:tc>
@@ -12105,18 +12401,18 @@
               <w:pStyle w:val="Compact"/>
             </w:pPr>
             <w:r>
-              <w:t xml:space="preserve">1.10</w:t>
-            </w:r>
-          </w:p>
-        </w:tc>
-        <w:tc>
-          <w:tcPr/>
-          <w:p>
-            <w:pPr>
-              <w:pStyle w:val="Compact"/>
-            </w:pPr>
-            <w:r>
-              <w:t xml:space="preserve">16.2 and 16.8: the Balance Sheet stock fallback retired; stock computed and compared everywhere.</w:t>
+              <w:t xml:space="preserve">1.11</w:t>
+            </w:r>
+          </w:p>
+        </w:tc>
+        <w:tc>
+          <w:tcPr/>
+          <w:p>
+            <w:pPr>
+              <w:pStyle w:val="Compact"/>
+            </w:pPr>
+            <w:r>
+              <w:t xml:space="preserve">18: foreign currency beside the books, the base check after a rebuild, the fx-rules finder.</w:t>
             </w:r>
           </w:p>
         </w:tc>
@@ -12140,18 +12436,18 @@
               <w:pStyle w:val="Compact"/>
             </w:pPr>
             <w:r>
-              <w:t xml:space="preserve">1.9</w:t>
-            </w:r>
-          </w:p>
-        </w:tc>
-        <w:tc>
-          <w:tcPr/>
-          <w:p>
-            <w:pPr>
-              <w:pStyle w:val="Compact"/>
-            </w:pPr>
-            <w:r>
-              <w:t xml:space="preserve">16.8: the Current Assets stopgap, the tolerance stated, open differences (LB-VAL-026).</w:t>
+              <w:t xml:space="preserve">1.10</w:t>
+            </w:r>
+          </w:p>
+        </w:tc>
+        <w:tc>
+          <w:tcPr/>
+          <w:p>
+            <w:pPr>
+              <w:pStyle w:val="Compact"/>
+            </w:pPr>
+            <w:r>
+              <w:t xml:space="preserve">16.2 and 16.8: the Balance Sheet stock fallback retired; stock computed and compared everywhere.</w:t>
             </w:r>
           </w:p>
         </w:tc>
@@ -12175,18 +12471,18 @@
               <w:pStyle w:val="Compact"/>
             </w:pPr>
             <w:r>
-              <w:t xml:space="preserve">1.8</w:t>
-            </w:r>
-          </w:p>
-        </w:tc>
-        <w:tc>
-          <w:tcPr/>
-          <w:p>
-            <w:pPr>
-              <w:pStyle w:val="Compact"/>
-            </w:pPr>
-            <w:r>
-              <w:t xml:space="preserve">16.2 stock ledgers replaced by the source’s stock in both settings, and the year end recorded; 16.4 and 16.8 lines taken from the source; 16.7 Trial Balance netting; 17 the expected company.</w:t>
+              <w:t xml:space="preserve">1.9</w:t>
+            </w:r>
+          </w:p>
+        </w:tc>
+        <w:tc>
+          <w:tcPr/>
+          <w:p>
+            <w:pPr>
+              <w:pStyle w:val="Compact"/>
+            </w:pPr>
+            <w:r>
+              <w:t xml:space="preserve">16.8: the Current Assets stopgap, the tolerance stated, open differences (LB-VAL-026).</w:t>
             </w:r>
           </w:p>
         </w:tc>
@@ -12210,18 +12506,18 @@
               <w:pStyle w:val="Compact"/>
             </w:pPr>
             <w:r>
-              <w:t xml:space="preserve">1.7</w:t>
-            </w:r>
-          </w:p>
-        </w:tc>
-        <w:tc>
-          <w:tcPr/>
-          <w:p>
-            <w:pPr>
-              <w:pStyle w:val="Compact"/>
-            </w:pPr>
-            <w:r>
-              <w:t xml:space="preserve">16.6: more tested amounts (netted split, other stock figures, foreign-currency openings); the Trial Balance split as recorded; the report’s likely cause without ledger differences.</w:t>
+              <w:t xml:space="preserve">1.8</w:t>
+            </w:r>
+          </w:p>
+        </w:tc>
+        <w:tc>
+          <w:tcPr/>
+          <w:p>
+            <w:pPr>
+              <w:pStyle w:val="Compact"/>
+            </w:pPr>
+            <w:r>
+              <w:t xml:space="preserve">16.2 stock ledgers replaced by the source’s stock in both settings, and the year end recorded; 16.4 and 16.8 lines taken from the source; 16.7 Trial Balance netting; 17 the expected company.</w:t>
             </w:r>
           </w:p>
         </w:tc>
@@ -12234,29 +12530,29 @@
               <w:pStyle w:val="Compact"/>
             </w:pPr>
             <w:r>
-              <w:t xml:space="preserve">2026-10-23</w:t>
-            </w:r>
-          </w:p>
-        </w:tc>
-        <w:tc>
-          <w:tcPr/>
-          <w:p>
-            <w:pPr>
-              <w:pStyle w:val="Compact"/>
-            </w:pPr>
-            <w:r>
-              <w:t xml:space="preserve">1.6</w:t>
-            </w:r>
-          </w:p>
-        </w:tc>
-        <w:tc>
-          <w:tcPr/>
-          <w:p>
-            <w:pPr>
-              <w:pStyle w:val="Compact"/>
-            </w:pPr>
-            <w:r>
-              <w:t xml:space="preserve">Section 16: Direct Expenses inside Cost of Sales; the Trial Balance’s forex line with losses as its debit and gains as its credit; Profit &amp; Loss A/c with an opening balance; 16.6 the pilot-safe summary of differences.</w:t>
+              <w:t xml:space="preserve">2026-10-24</w:t>
+            </w:r>
+          </w:p>
+        </w:tc>
+        <w:tc>
+          <w:tcPr/>
+          <w:p>
+            <w:pPr>
+              <w:pStyle w:val="Compact"/>
+            </w:pPr>
+            <w:r>
+              <w:t xml:space="preserve">1.7</w:t>
+            </w:r>
+          </w:p>
+        </w:tc>
+        <w:tc>
+          <w:tcPr/>
+          <w:p>
+            <w:pPr>
+              <w:pStyle w:val="Compact"/>
+            </w:pPr>
+            <w:r>
+              <w:t xml:space="preserve">16.6: more tested amounts (netted split, other stock figures, foreign-currency openings); the Trial Balance split as recorded; the report’s likely cause without ledger differences.</w:t>
             </w:r>
           </w:p>
         </w:tc>
@@ -12269,29 +12565,29 @@
               <w:pStyle w:val="Compact"/>
             </w:pPr>
             <w:r>
-              <w:t xml:space="preserve">2026-10-22</w:t>
-            </w:r>
-          </w:p>
-        </w:tc>
-        <w:tc>
-          <w:tcPr/>
-          <w:p>
-            <w:pPr>
-              <w:pStyle w:val="Compact"/>
-            </w:pPr>
-            <w:r>
-              <w:t xml:space="preserve">1.5</w:t>
-            </w:r>
-          </w:p>
-        </w:tc>
-        <w:tc>
-          <w:tcPr/>
-          <w:p>
-            <w:pPr>
-              <w:pStyle w:val="Compact"/>
-            </w:pPr>
-            <w:r>
-              <w:t xml:space="preserve">Section 14: year-end checks use the 31st or the 2nd, never the 1st, like statements; Section 12: the 255-character field path limitation.</w:t>
+              <w:t xml:space="preserve">2026-10-23</w:t>
+            </w:r>
+          </w:p>
+        </w:tc>
+        <w:tc>
+          <w:tcPr/>
+          <w:p>
+            <w:pPr>
+              <w:pStyle w:val="Compact"/>
+            </w:pPr>
+            <w:r>
+              <w:t xml:space="preserve">1.6</w:t>
+            </w:r>
+          </w:p>
+        </w:tc>
+        <w:tc>
+          <w:tcPr/>
+          <w:p>
+            <w:pPr>
+              <w:pStyle w:val="Compact"/>
+            </w:pPr>
+            <w:r>
+              <w:t xml:space="preserve">Section 16: Direct Expenses inside Cost of Sales; the Trial Balance’s forex line with losses as its debit and gains as its credit; Profit &amp; Loss A/c with an opening balance; 16.6 the pilot-safe summary of differences.</w:t>
             </w:r>
           </w:p>
         </w:tc>
@@ -12315,18 +12611,18 @@
               <w:pStyle w:val="Compact"/>
             </w:pPr>
             <w:r>
-              <w:t xml:space="preserve">1.4</w:t>
-            </w:r>
-          </w:p>
-        </w:tc>
-        <w:tc>
-          <w:tcPr/>
-          <w:p>
-            <w:pPr>
-              <w:pStyle w:val="Compact"/>
-            </w:pPr>
-            <w:r>
-              <w:t xml:space="preserve">Section 16: statements from the source’s own figures; rule 7 without integration; checks LB-VAL-023 to LB-VAL-025.</w:t>
+              <w:t xml:space="preserve">1.5</w:t>
+            </w:r>
+          </w:p>
+        </w:tc>
+        <w:tc>
+          <w:tcPr/>
+          <w:p>
+            <w:pPr>
+              <w:pStyle w:val="Compact"/>
+            </w:pPr>
+            <w:r>
+              <w:t xml:space="preserve">Section 14: year-end checks use the 31st or the 2nd, never the 1st, like statements; Section 12: the 255-character field path limitation.</w:t>
             </w:r>
           </w:p>
         </w:tc>
@@ -12350,18 +12646,18 @@
               <w:pStyle w:val="Compact"/>
             </w:pPr>
             <w:r>
-              <w:t xml:space="preserve">1.3</w:t>
-            </w:r>
-          </w:p>
-        </w:tc>
-        <w:tc>
-          <w:tcPr/>
-          <w:p>
-            <w:pPr>
-              <w:pStyle w:val="Compact"/>
-            </w:pPr>
-            <w:r>
-              <w:t xml:space="preserve">Values with invalid characters that are too long; long names of deleted rows.</w:t>
+              <w:t xml:space="preserve">1.4</w:t>
+            </w:r>
+          </w:p>
+        </w:tc>
+        <w:tc>
+          <w:tcPr/>
+          <w:p>
+            <w:pPr>
+              <w:pStyle w:val="Compact"/>
+            </w:pPr>
+            <w:r>
+              <w:t xml:space="preserve">Section 16: statements from the source’s own figures; rule 7 without integration; checks LB-VAL-023 to LB-VAL-025.</w:t>
             </w:r>
           </w:p>
         </w:tc>
@@ -12374,29 +12670,29 @@
               <w:pStyle w:val="Compact"/>
             </w:pPr>
             <w:r>
-              <w:t xml:space="preserve">2026-10-19</w:t>
-            </w:r>
-          </w:p>
-        </w:tc>
-        <w:tc>
-          <w:tcPr/>
-          <w:p>
-            <w:pPr>
-              <w:pStyle w:val="Compact"/>
-            </w:pPr>
-            <w:r>
-              <w:t xml:space="preserve">1.2</w:t>
-            </w:r>
-          </w:p>
-        </w:tc>
-        <w:tc>
-          <w:tcPr/>
-          <w:p>
-            <w:pPr>
-              <w:pStyle w:val="Compact"/>
-            </w:pPr>
-            <w:r>
-              <w:t xml:space="preserve">Rule 6.2: entries with no quantity of their own across several godowns.</w:t>
+              <w:t xml:space="preserve">2026-10-22</w:t>
+            </w:r>
+          </w:p>
+        </w:tc>
+        <w:tc>
+          <w:tcPr/>
+          <w:p>
+            <w:pPr>
+              <w:pStyle w:val="Compact"/>
+            </w:pPr>
+            <w:r>
+              <w:t xml:space="preserve">1.3</w:t>
+            </w:r>
+          </w:p>
+        </w:tc>
+        <w:tc>
+          <w:tcPr/>
+          <w:p>
+            <w:pPr>
+              <w:pStyle w:val="Compact"/>
+            </w:pPr>
+            <w:r>
+              <w:t xml:space="preserve">Values with invalid characters that are too long; long names of deleted rows.</w:t>
             </w:r>
           </w:p>
         </w:tc>
@@ -12420,18 +12716,18 @@
               <w:pStyle w:val="Compact"/>
             </w:pPr>
             <w:r>
-              <w:t xml:space="preserve">1.1</w:t>
-            </w:r>
-          </w:p>
-        </w:tc>
-        <w:tc>
-          <w:tcPr/>
-          <w:p>
-            <w:pPr>
-              <w:pStyle w:val="Compact"/>
-            </w:pPr>
-            <w:r>
-              <w:t xml:space="preserve">Rule 1.6: TallyPrime Edit Log.</w:t>
+              <w:t xml:space="preserve">1.2</w:t>
+            </w:r>
+          </w:p>
+        </w:tc>
+        <w:tc>
+          <w:tcPr/>
+          <w:p>
+            <w:pPr>
+              <w:pStyle w:val="Compact"/>
+            </w:pPr>
+            <w:r>
+              <w:t xml:space="preserve">Rule 6.2: entries with no quantity of their own across several godowns.</w:t>
             </w:r>
           </w:p>
         </w:tc>
@@ -12444,6 +12740,41 @@
               <w:pStyle w:val="Compact"/>
             </w:pPr>
             <w:r>
+              <w:t xml:space="preserve">2026-10-19</w:t>
+            </w:r>
+          </w:p>
+        </w:tc>
+        <w:tc>
+          <w:tcPr/>
+          <w:p>
+            <w:pPr>
+              <w:pStyle w:val="Compact"/>
+            </w:pPr>
+            <w:r>
+              <w:t xml:space="preserve">1.1</w:t>
+            </w:r>
+          </w:p>
+        </w:tc>
+        <w:tc>
+          <w:tcPr/>
+          <w:p>
+            <w:pPr>
+              <w:pStyle w:val="Compact"/>
+            </w:pPr>
+            <w:r>
+              <w:t xml:space="preserve">Rule 1.6: TallyPrime Edit Log.</w:t>
+            </w:r>
+          </w:p>
+        </w:tc>
+      </w:tr>
+      <w:tr>
+        <w:tc>
+          <w:tcPr/>
+          <w:p>
+            <w:pPr>
+              <w:pStyle w:val="Compact"/>
+            </w:pPr>
+            <w:r>
               <w:t xml:space="preserve">2026-10-16</w:t>
             </w:r>
           </w:p>
@@ -12472,8 +12803,8 @@
         </w:tc>
       </w:tr>
     </w:tbl>
-    <w:bookmarkEnd w:id="86"/>
     <w:bookmarkEnd w:id="87"/>
+    <w:bookmarkEnd w:id="88"/>
     <w:sectPr/>
   </w:body>
 </w:document>
@@ -12804,6 +13135,9 @@
     <w:abstractNumId w:val="991"/>
   </w:num>
   <w:num w:numId="1040">
+    <w:abstractNumId w:val="991"/>
+  </w:num>
+  <w:num w:numId="1041">
     <w:abstractNumId w:val="991"/>
   </w:num>
 </w:numbering>

--- a/docs/export/validation-and-conversion-rules.docx
+++ b/docs/export/validation-and-conversion-rules.docx
@@ -94,7 +94,7 @@
               <w:pStyle w:val="Compact"/>
             </w:pPr>
             <w:r>
-              <w:t xml:space="preserve">1.13</w:t>
+              <w:t xml:space="preserve">1.14</w:t>
             </w:r>
           </w:p>
         </w:tc>
@@ -9362,6 +9362,106 @@
           <w:b/>
           <w:bCs/>
         </w:rPr>
+        <w:t xml:space="preserve">Cost of Sales without stock (2026-10-30):</w:t>
+      </w:r>
+      <w:r>
+        <w:t xml:space="preserve"> </w:t>
+      </w:r>
+      <w:r>
+        <w:t xml:space="preserve">Tally writes a zero amount as an empty tag. Its stock lines and</w:t>
+      </w:r>
+      <w:r>
+        <w:t xml:space="preserve"> </w:t>
+      </w:r>
+      <w:r>
+        <w:t xml:space="preserve">“Add:”</w:t>
+      </w:r>
+      <w:r>
+        <w:t xml:space="preserve"> </w:t>
+      </w:r>
+      <w:r>
+        <w:t xml:space="preserve">/</w:t>
+      </w:r>
+      <w:r>
+        <w:t xml:space="preserve"> </w:t>
+      </w:r>
+      <w:r>
+        <w:t xml:space="preserve">“Less:”</w:t>
+      </w:r>
+      <w:r>
+        <w:t xml:space="preserve"> </w:t>
+      </w:r>
+      <w:r>
+        <w:t xml:space="preserve">lines are always inside Cost of Sales, so with both amounts empty they are read as sub lines worth 0 (</w:t>
+      </w:r>
+      <w:r>
+        <w:rPr>
+          <w:rStyle w:val="VerbatimChar"/>
+        </w:rPr>
+        <w:t xml:space="preserve">connectors/tally/reports.py</w:t>
+      </w:r>
+      <w:r>
+        <w:t xml:space="preserve">), and ours shows the Cost of Sales block wherever Tally’s report does, stock counting as zero (</w:t>
+      </w:r>
+      <w:r>
+        <w:rPr>
+          <w:rStyle w:val="VerbatimChar"/>
+        </w:rPr>
+        <w:t xml:space="preserve">core/statements.py</w:t>
+      </w:r>
+      <w:r>
+        <w:t xml:space="preserve">). Pilot: four companies whose stock was zero at some dates lost the block and their totals differed by it. Tests:</w:t>
+      </w:r>
+      <w:r>
+        <w:t xml:space="preserve"> </w:t>
+      </w:r>
+      <w:r>
+        <w:rPr>
+          <w:rStyle w:val="VerbatimChar"/>
+        </w:rPr>
+        <w:t xml:space="preserve">tests/test_statements.py</w:t>
+      </w:r>
+      <w:r>
+        <w:t xml:space="preserve"> </w:t>
+      </w:r>
+      <w:r>
+        <w:t xml:space="preserve">(</w:t>
+      </w:r>
+      <w:r>
+        <w:rPr>
+          <w:rStyle w:val="VerbatimChar"/>
+        </w:rPr>
+        <w:t xml:space="preserve">test_zero_stock_lines_are_read_as_stock_lines</w:t>
+      </w:r>
+      <w:r>
+        <w:t xml:space="preserve">,</w:t>
+      </w:r>
+      <w:r>
+        <w:t xml:space="preserve"> </w:t>
+      </w:r>
+      <w:r>
+        <w:rPr>
+          <w:rStyle w:val="VerbatimChar"/>
+        </w:rPr>
+        <w:t xml:space="preserve">test_without_stock_cost_of_sales_follows_the_sources_layout</w:t>
+      </w:r>
+      <w:r>
+        <w:t xml:space="preserve">).</w:t>
+      </w:r>
+    </w:p>
+    <w:p>
+      <w:pPr>
+        <w:pStyle w:val="Compact"/>
+        <w:numPr>
+          <w:ilvl w:val="0"/>
+          <w:numId w:val="1031"/>
+        </w:numPr>
+      </w:pPr>
+      <w:r>
+        <w:rPr>
+          <w:b/>
+          <w:bCs/>
+        </w:rPr>
         <w:t xml:space="preserve">Why:</w:t>
       </w:r>
       <w:r>
@@ -11381,7 +11481,6 @@
     </w:p>
     <w:p>
       <w:pPr>
-        <w:pStyle w:val="Compact"/>
         <w:numPr>
           <w:ilvl w:val="0"/>
           <w:numId w:val="1040"/>
@@ -11475,7 +11574,6 @@
     </w:p>
     <w:p>
       <w:pPr>
-        <w:pStyle w:val="Compact"/>
         <w:numPr>
           <w:ilvl w:val="0"/>
           <w:numId w:val="1040"/>
@@ -11506,7 +11604,6 @@
     </w:p>
     <w:p>
       <w:pPr>
-        <w:pStyle w:val="Compact"/>
         <w:numPr>
           <w:ilvl w:val="0"/>
           <w:numId w:val="1040"/>
@@ -11645,7 +11742,6 @@
     </w:p>
     <w:p>
       <w:pPr>
-        <w:pStyle w:val="Compact"/>
         <w:numPr>
           <w:ilvl w:val="0"/>
           <w:numId w:val="1040"/>
@@ -11724,7 +11820,6 @@
     </w:p>
     <w:p>
       <w:pPr>
-        <w:pStyle w:val="Compact"/>
         <w:numPr>
           <w:ilvl w:val="0"/>
           <w:numId w:val="1040"/>
@@ -11872,7 +11967,6 @@
     </w:p>
     <w:p>
       <w:pPr>
-        <w:pStyle w:val="Compact"/>
         <w:numPr>
           <w:ilvl w:val="0"/>
           <w:numId w:val="1040"/>
@@ -11936,7 +12030,6 @@
     </w:p>
     <w:p>
       <w:pPr>
-        <w:pStyle w:val="Compact"/>
         <w:numPr>
           <w:ilvl w:val="0"/>
           <w:numId w:val="1040"/>
@@ -11954,6 +12047,117 @@
       </w:r>
       <w:r>
         <w:t xml:space="preserve">ADR-046 (and ADR-043, whose stopgap it is meant to end).</w:t>
+      </w:r>
+    </w:p>
+    <w:p>
+      <w:pPr>
+        <w:numPr>
+          <w:ilvl w:val="0"/>
+          <w:numId w:val="1040"/>
+        </w:numPr>
+      </w:pPr>
+      <w:r>
+        <w:rPr>
+          <w:b/>
+          <w:bCs/>
+        </w:rPr>
+        <w:t xml:space="preserve">Each ledger’s own currency (2026-10-30):</w:t>
+      </w:r>
+      <w:r>
+        <w:t xml:space="preserve"> </w:t>
+      </w:r>
+      <w:r>
+        <w:rPr>
+          <w:rStyle w:val="VerbatimChar"/>
+        </w:rPr>
+        <w:t xml:space="preserve">currency_name</w:t>
+      </w:r>
+      <w:r>
+        <w:t xml:space="preserve"> </w:t>
+      </w:r>
+      <w:r>
+        <w:t xml:space="preserve">is Tally’s CURRENCYNAME;</w:t>
+      </w:r>
+      <w:r>
+        <w:t xml:space="preserve"> </w:t>
+      </w:r>
+      <w:r>
+        <w:rPr>
+          <w:rStyle w:val="VerbatimChar"/>
+        </w:rPr>
+        <w:t xml:space="preserve">is_foreign_currency</w:t>
+      </w:r>
+      <w:r>
+        <w:t xml:space="preserve"> </w:t>
+      </w:r>
+      <w:r>
+        <w:t xml:space="preserve">says whether it is another than the base currency (the currency master with the entity’s base ISO code, else the currency most ledgers are kept in: Tally’s company record doesn’t name it);</w:t>
+      </w:r>
+      <w:r>
+        <w:t xml:space="preserve"> </w:t>
+      </w:r>
+      <w:r>
+        <w:rPr>
+          <w:rStyle w:val="VerbatimChar"/>
+        </w:rPr>
+        <w:t xml:space="preserve">currency_code</w:t>
+      </w:r>
+      <w:r>
+        <w:t xml:space="preserve"> </w:t>
+      </w:r>
+      <w:r>
+        <w:t xml:space="preserve">is its ISO code from the master’s formal name, ISO code or mailing name (three capital letters), matched by the master’s NAME or ORIGINALNAME, NULL without one (LB-VAL-034). A ledger kept in rupees can still hold foreign amounts (its opening’s currency is</w:t>
+      </w:r>
+      <w:r>
+        <w:t xml:space="preserve"> </w:t>
+      </w:r>
+      <w:r>
+        <w:rPr>
+          <w:rStyle w:val="VerbatimChar"/>
+        </w:rPr>
+        <w:t xml:space="preserve">opening_currency_name</w:t>
+      </w:r>
+      <w:r>
+        <w:t xml:space="preserve">).</w:t>
+      </w:r>
+      <w:r>
+        <w:t xml:space="preserve"> </w:t>
+      </w:r>
+      <w:r>
+        <w:rPr>
+          <w:rStyle w:val="VerbatimChar"/>
+        </w:rPr>
+        <w:t xml:space="preserve">./dev.ps1 validate currencies</w:t>
+      </w:r>
+      <w:r>
+        <w:t xml:space="preserve"> </w:t>
+      </w:r>
+      <w:r>
+        <w:t xml:space="preserve">counts them per company and warns about ledgers the source revalues that aren’t marked foreign (LB-VAL-035). Tests:</w:t>
+      </w:r>
+      <w:r>
+        <w:t xml:space="preserve"> </w:t>
+      </w:r>
+      <w:r>
+        <w:rPr>
+          <w:rStyle w:val="VerbatimChar"/>
+        </w:rPr>
+        <w:t xml:space="preserve">tests/test_fx_core.py</w:t>
+      </w:r>
+      <w:r>
+        <w:t xml:space="preserve">,</w:t>
+      </w:r>
+      <w:r>
+        <w:t xml:space="preserve"> </w:t>
+      </w:r>
+      <w:r>
+        <w:rPr>
+          <w:rStyle w:val="VerbatimChar"/>
+        </w:rPr>
+        <w:t xml:space="preserve">tests/test_currencies.py</w:t>
+      </w:r>
+      <w:r>
+        <w:t xml:space="preserve">.</w:t>
       </w:r>
     </w:p>
     <w:bookmarkEnd w:id="85"/>
@@ -12308,6 +12512,41 @@
             </w:pPr>
             <w:r>
               <w:t xml:space="preserve">Change</w:t>
+            </w:r>
+          </w:p>
+        </w:tc>
+      </w:tr>
+      <w:tr>
+        <w:tc>
+          <w:tcPr/>
+          <w:p>
+            <w:pPr>
+              <w:pStyle w:val="Compact"/>
+            </w:pPr>
+            <w:r>
+              <w:t xml:space="preserve">2026-10-30</w:t>
+            </w:r>
+          </w:p>
+        </w:tc>
+        <w:tc>
+          <w:tcPr/>
+          <w:p>
+            <w:pPr>
+              <w:pStyle w:val="Compact"/>
+            </w:pPr>
+            <w:r>
+              <w:t xml:space="preserve">1.14</w:t>
+            </w:r>
+          </w:p>
+        </w:tc>
+        <w:tc>
+          <w:tcPr/>
+          <w:p>
+            <w:pPr>
+              <w:pStyle w:val="Compact"/>
+            </w:pPr>
+            <w:r>
+              <w:t xml:space="preserve">16: Cost of Sales without stock; 18: each ledger’s own currency.</w:t>
             </w:r>
           </w:p>
         </w:tc>

--- a/docs/export/validation-and-conversion-rules.docx
+++ b/docs/export/validation-and-conversion-rules.docx
@@ -94,7 +94,7 @@
               <w:pStyle w:val="Compact"/>
             </w:pPr>
             <w:r>
-              <w:t xml:space="preserve">1.14</w:t>
+              <w:t xml:space="preserve">1.15</w:t>
             </w:r>
           </w:p>
         </w:tc>
@@ -7950,7 +7950,16 @@
               <w:pStyle w:val="Compact"/>
             </w:pPr>
             <w:r>
-              <w:t xml:space="preserve">Vouchers per month and voucher type (cancelled and optional included, deleted excluded)</w:t>
+              <w:t xml:space="preserve">Vouchers per month and voucher type (cancelled and optional included, deleted excluded); the source’s type names matched to ours by the name rules (</w:t>
+            </w:r>
+            <w:r>
+              <w:rPr>
+                <w:rStyle w:val="VerbatimChar"/>
+              </w:rPr>
+              <w:t xml:space="preserve">core/names.py</w:t>
+            </w:r>
+            <w:r>
+              <w:t xml:space="preserve">, as the transform does), a name matched only after normalisation noted as LB-VAL-036 (pilot 2026-10-30: a name with two spaces in a row was written with one in Tally’s counts)</w:t>
             </w:r>
           </w:p>
         </w:tc>
@@ -12512,6 +12521,41 @@
             </w:pPr>
             <w:r>
               <w:t xml:space="preserve">Change</w:t>
+            </w:r>
+          </w:p>
+        </w:tc>
+      </w:tr>
+      <w:tr>
+        <w:tc>
+          <w:tcPr/>
+          <w:p>
+            <w:pPr>
+              <w:pStyle w:val="Compact"/>
+            </w:pPr>
+            <w:r>
+              <w:t xml:space="preserve">2026-10-30</w:t>
+            </w:r>
+          </w:p>
+        </w:tc>
+        <w:tc>
+          <w:tcPr/>
+          <w:p>
+            <w:pPr>
+              <w:pStyle w:val="Compact"/>
+            </w:pPr>
+            <w:r>
+              <w:t xml:space="preserve">1.15</w:t>
+            </w:r>
+          </w:p>
+        </w:tc>
+        <w:tc>
+          <w:tcPr/>
+          <w:p>
+            <w:pPr>
+              <w:pStyle w:val="Compact"/>
+            </w:pPr>
+            <w:r>
+              <w:t xml:space="preserve">Voucher counts: the source’s type names matched by the name rules (LB-VAL-036).</w:t>
             </w:r>
           </w:p>
         </w:tc>
